--- a/Buoi_1_13_5/Buoi_1_BaoCao.docx
+++ b/Buoi_1_13_5/Buoi_1_BaoCao.docx
@@ -285,6 +285,34 @@
           <w:szCs w:val="30"/>
         </w:rPr>
       </w:pPr>
+      <w:r>
+        <w:rPr>
+          <w:rFonts w:ascii="Times New Roman" w:hAnsi="Times New Roman" w:cs="Times New Roman"/>
+          <w:sz w:val="30"/>
+          <w:szCs w:val="30"/>
+        </w:rPr>
+        <w:t>Link Github:</w:t>
+      </w:r>
+    </w:p>
+    <w:p>
+      <w:pPr>
+        <w:rPr>
+          <w:rFonts w:ascii="Times New Roman" w:hAnsi="Times New Roman" w:cs="Times New Roman"/>
+          <w:sz w:val="30"/>
+          <w:szCs w:val="30"/>
+        </w:rPr>
+      </w:pPr>
+      <w:hyperlink r:id="rId6" w:history="1">
+        <w:r>
+          <w:rPr>
+            <w:rStyle w:val="Hyperlink"/>
+            <w:rFonts w:ascii="Times New Roman" w:hAnsi="Times New Roman" w:cs="Times New Roman"/>
+            <w:sz w:val="30"/>
+            <w:szCs w:val="30"/>
+          </w:rPr>
+          <w:t>https://github.com/TranThinh112/TH_Chieu_T4/tree/main/Buoi_1_13_5</w:t>
+        </w:r>
+      </w:hyperlink>
     </w:p>
     <w:p>
       <w:pPr>
@@ -913,7 +941,7 @@
                     <pic:cNvPicPr/>
                   </pic:nvPicPr>
                   <pic:blipFill>
-                    <a:blip r:embed="rId6"/>
+                    <a:blip r:embed="rId7"/>
                     <a:stretch>
                       <a:fillRect/>
                     </a:stretch>
@@ -960,7 +988,6 @@
           <w:sz w:val="30"/>
           <w:szCs w:val="30"/>
         </w:rPr>
-        <w:lastRenderedPageBreak/>
         <w:t xml:space="preserve">2. </w:t>
       </w:r>
       <w:proofErr w:type="spellStart"/>
@@ -1336,7 +1363,7 @@
                     <pic:cNvPicPr/>
                   </pic:nvPicPr>
                   <pic:blipFill>
-                    <a:blip r:embed="rId7"/>
+                    <a:blip r:embed="rId8"/>
                     <a:stretch>
                       <a:fillRect/>
                     </a:stretch>
@@ -1384,6 +1411,7 @@
           <w:sz w:val="30"/>
           <w:szCs w:val="30"/>
         </w:rPr>
+        <w:lastRenderedPageBreak/>
         <w:t xml:space="preserve">Firewall </w:t>
       </w:r>
       <w:proofErr w:type="spellStart"/>
@@ -1692,7 +1720,6 @@
           <w:sz w:val="30"/>
           <w:szCs w:val="30"/>
         </w:rPr>
-        <w:lastRenderedPageBreak/>
         <w:t>Kết</w:t>
       </w:r>
       <w:proofErr w:type="spellEnd"/>
@@ -3680,7 +3707,2423 @@
         <w:rPr>
           <w:rFonts w:ascii="Times New Roman" w:hAnsi="Times New Roman" w:cs="Times New Roman"/>
         </w:rPr>
+        <w:t>Yêu</w:t>
+      </w:r>
+      <w:proofErr w:type="spellEnd"/>
+      <w:r>
+        <w:rPr>
+          <w:rFonts w:ascii="Times New Roman" w:hAnsi="Times New Roman" w:cs="Times New Roman"/>
+        </w:rPr>
+        <w:t xml:space="preserve"> </w:t>
+      </w:r>
+      <w:proofErr w:type="spellStart"/>
+      <w:r>
+        <w:rPr>
+          <w:rFonts w:ascii="Times New Roman" w:hAnsi="Times New Roman" w:cs="Times New Roman"/>
+        </w:rPr>
+        <w:t>cầu</w:t>
+      </w:r>
+      <w:proofErr w:type="spellEnd"/>
+      <w:r>
+        <w:rPr>
+          <w:rFonts w:ascii="Times New Roman" w:hAnsi="Times New Roman" w:cs="Times New Roman"/>
+        </w:rPr>
+        <w:t xml:space="preserve"> </w:t>
+      </w:r>
+      <w:proofErr w:type="spellStart"/>
+      <w:r>
+        <w:rPr>
+          <w:rFonts w:ascii="Times New Roman" w:hAnsi="Times New Roman" w:cs="Times New Roman"/>
+        </w:rPr>
+        <w:t>kỹ</w:t>
+      </w:r>
+      <w:proofErr w:type="spellEnd"/>
+      <w:r>
+        <w:rPr>
+          <w:rFonts w:ascii="Times New Roman" w:hAnsi="Times New Roman" w:cs="Times New Roman"/>
+        </w:rPr>
+        <w:t xml:space="preserve"> </w:t>
+      </w:r>
+      <w:proofErr w:type="spellStart"/>
+      <w:r>
+        <w:rPr>
+          <w:rFonts w:ascii="Times New Roman" w:hAnsi="Times New Roman" w:cs="Times New Roman"/>
+        </w:rPr>
+        <w:t>thuật</w:t>
+      </w:r>
+      <w:proofErr w:type="spellEnd"/>
+      <w:r>
+        <w:rPr>
+          <w:rFonts w:ascii="Times New Roman" w:hAnsi="Times New Roman" w:cs="Times New Roman"/>
+        </w:rPr>
+        <w:t>:</w:t>
+      </w:r>
+    </w:p>
+    <w:p>
+      <w:pPr>
+        <w:rPr>
+          <w:rFonts w:ascii="Times New Roman" w:hAnsi="Times New Roman" w:cs="Times New Roman"/>
+        </w:rPr>
+      </w:pPr>
+      <w:r>
+        <w:rPr>
+          <w:rFonts w:ascii="Times New Roman" w:hAnsi="Times New Roman" w:cs="Times New Roman"/>
+        </w:rPr>
+        <w:t xml:space="preserve">1. </w:t>
+      </w:r>
+      <w:proofErr w:type="spellStart"/>
+      <w:r>
+        <w:rPr>
+          <w:rFonts w:ascii="Times New Roman" w:hAnsi="Times New Roman" w:cs="Times New Roman"/>
+        </w:rPr>
+        <w:t>Viết</w:t>
+      </w:r>
+      <w:proofErr w:type="spellEnd"/>
+      <w:r>
+        <w:rPr>
+          <w:rFonts w:ascii="Times New Roman" w:hAnsi="Times New Roman" w:cs="Times New Roman"/>
+        </w:rPr>
+        <w:t xml:space="preserve"> code Python </w:t>
+      </w:r>
+      <w:proofErr w:type="spellStart"/>
+      <w:r>
+        <w:rPr>
+          <w:rFonts w:ascii="Times New Roman" w:hAnsi="Times New Roman" w:cs="Times New Roman"/>
+        </w:rPr>
+        <w:t>hoàn</w:t>
+      </w:r>
+      <w:proofErr w:type="spellEnd"/>
+      <w:r>
+        <w:rPr>
+          <w:rFonts w:ascii="Times New Roman" w:hAnsi="Times New Roman" w:cs="Times New Roman"/>
+        </w:rPr>
+        <w:t xml:space="preserve"> </w:t>
+      </w:r>
+      <w:proofErr w:type="spellStart"/>
+      <w:r>
+        <w:rPr>
+          <w:rFonts w:ascii="Times New Roman" w:hAnsi="Times New Roman" w:cs="Times New Roman"/>
+        </w:rPr>
+        <w:t>chỉnh</w:t>
+      </w:r>
+      <w:proofErr w:type="spellEnd"/>
+      <w:r>
+        <w:rPr>
+          <w:rFonts w:ascii="Times New Roman" w:hAnsi="Times New Roman" w:cs="Times New Roman"/>
+        </w:rPr>
+        <w:t>:</w:t>
+      </w:r>
+    </w:p>
+    <w:p>
+      <w:pPr>
+        <w:rPr>
+          <w:rFonts w:ascii="Times New Roman" w:hAnsi="Times New Roman" w:cs="Times New Roman"/>
+        </w:rPr>
+      </w:pPr>
+      <w:r>
+        <w:rPr>
+          <w:rFonts w:ascii="Times New Roman" w:hAnsi="Times New Roman" w:cs="Times New Roman"/>
+        </w:rPr>
+        <w:t xml:space="preserve">   - </w:t>
+      </w:r>
+      <w:proofErr w:type="spellStart"/>
+      <w:r>
+        <w:rPr>
+          <w:rFonts w:ascii="Times New Roman" w:hAnsi="Times New Roman" w:cs="Times New Roman"/>
+        </w:rPr>
+        <w:t>dùng</w:t>
+      </w:r>
+      <w:proofErr w:type="spellEnd"/>
+      <w:r>
+        <w:rPr>
+          <w:rFonts w:ascii="Times New Roman" w:hAnsi="Times New Roman" w:cs="Times New Roman"/>
+        </w:rPr>
+        <w:t xml:space="preserve"> subprocess</w:t>
+      </w:r>
+    </w:p>
+    <w:p>
+      <w:pPr>
+        <w:rPr>
+          <w:rFonts w:ascii="Times New Roman" w:hAnsi="Times New Roman" w:cs="Times New Roman"/>
+        </w:rPr>
+      </w:pPr>
+      <w:r>
+        <w:rPr>
+          <w:rFonts w:ascii="Times New Roman" w:hAnsi="Times New Roman" w:cs="Times New Roman"/>
+        </w:rPr>
+        <w:t xml:space="preserve">   - </w:t>
+      </w:r>
+      <w:proofErr w:type="spellStart"/>
+      <w:r>
+        <w:rPr>
+          <w:rFonts w:ascii="Times New Roman" w:hAnsi="Times New Roman" w:cs="Times New Roman"/>
+        </w:rPr>
+        <w:t>dùng</w:t>
+      </w:r>
+      <w:proofErr w:type="spellEnd"/>
+      <w:r>
+        <w:rPr>
+          <w:rFonts w:ascii="Times New Roman" w:hAnsi="Times New Roman" w:cs="Times New Roman"/>
+        </w:rPr>
+        <w:t xml:space="preserve"> </w:t>
+      </w:r>
+      <w:proofErr w:type="spellStart"/>
+      <w:r>
+        <w:rPr>
+          <w:rFonts w:ascii="Times New Roman" w:hAnsi="Times New Roman" w:cs="Times New Roman"/>
+        </w:rPr>
+        <w:t>tshark</w:t>
+      </w:r>
+      <w:proofErr w:type="spellEnd"/>
+      <w:r>
+        <w:rPr>
+          <w:rFonts w:ascii="Times New Roman" w:hAnsi="Times New Roman" w:cs="Times New Roman"/>
+        </w:rPr>
+        <w:t xml:space="preserve"> capture </w:t>
+      </w:r>
+      <w:proofErr w:type="spellStart"/>
+      <w:r>
+        <w:rPr>
+          <w:rFonts w:ascii="Times New Roman" w:hAnsi="Times New Roman" w:cs="Times New Roman"/>
+        </w:rPr>
+        <w:t>realtime</w:t>
+      </w:r>
+      <w:proofErr w:type="spellEnd"/>
+    </w:p>
+    <w:p>
+      <w:pPr>
+        <w:rPr>
+          <w:rFonts w:ascii="Times New Roman" w:hAnsi="Times New Roman" w:cs="Times New Roman"/>
+        </w:rPr>
+      </w:pPr>
+      <w:r>
+        <w:rPr>
+          <w:rFonts w:ascii="Times New Roman" w:hAnsi="Times New Roman" w:cs="Times New Roman"/>
+        </w:rPr>
+        <w:t xml:space="preserve">   - parse packet fields</w:t>
+      </w:r>
+    </w:p>
+    <w:p>
+      <w:pPr>
+        <w:rPr>
+          <w:rFonts w:ascii="Times New Roman" w:hAnsi="Times New Roman" w:cs="Times New Roman"/>
+        </w:rPr>
+      </w:pPr>
+      <w:r>
+        <w:rPr>
+          <w:rFonts w:ascii="Times New Roman" w:hAnsi="Times New Roman" w:cs="Times New Roman"/>
+        </w:rPr>
+        <w:t xml:space="preserve">   - detect ICMP High Rate </w:t>
+      </w:r>
+      <w:proofErr w:type="spellStart"/>
+      <w:r>
+        <w:rPr>
+          <w:rFonts w:ascii="Times New Roman" w:hAnsi="Times New Roman" w:cs="Times New Roman"/>
+        </w:rPr>
+        <w:t>nếu</w:t>
+      </w:r>
+      <w:proofErr w:type="spellEnd"/>
+      <w:r>
+        <w:rPr>
+          <w:rFonts w:ascii="Times New Roman" w:hAnsi="Times New Roman" w:cs="Times New Roman"/>
+        </w:rPr>
+        <w:t xml:space="preserve"> &gt;10 ping </w:t>
+      </w:r>
+      <w:proofErr w:type="spellStart"/>
+      <w:r>
+        <w:rPr>
+          <w:rFonts w:ascii="Times New Roman" w:hAnsi="Times New Roman" w:cs="Times New Roman"/>
+        </w:rPr>
+        <w:t>trong</w:t>
+      </w:r>
+      <w:proofErr w:type="spellEnd"/>
+      <w:r>
+        <w:rPr>
+          <w:rFonts w:ascii="Times New Roman" w:hAnsi="Times New Roman" w:cs="Times New Roman"/>
+        </w:rPr>
+        <w:t xml:space="preserve"> 10 </w:t>
+      </w:r>
+      <w:proofErr w:type="spellStart"/>
+      <w:r>
+        <w:rPr>
+          <w:rFonts w:ascii="Times New Roman" w:hAnsi="Times New Roman" w:cs="Times New Roman"/>
+        </w:rPr>
+        <w:t>giây</w:t>
+      </w:r>
+      <w:proofErr w:type="spellEnd"/>
+    </w:p>
+    <w:p>
+      <w:pPr>
+        <w:rPr>
+          <w:rFonts w:ascii="Times New Roman" w:hAnsi="Times New Roman" w:cs="Times New Roman"/>
+        </w:rPr>
+      </w:pPr>
+      <w:r>
+        <w:rPr>
+          <w:rFonts w:ascii="Times New Roman" w:hAnsi="Times New Roman" w:cs="Times New Roman"/>
+        </w:rPr>
+        <w:t xml:space="preserve">   - block IP 20 </w:t>
+      </w:r>
+      <w:proofErr w:type="spellStart"/>
+      <w:r>
+        <w:rPr>
+          <w:rFonts w:ascii="Times New Roman" w:hAnsi="Times New Roman" w:cs="Times New Roman"/>
+        </w:rPr>
+        <w:t>giây</w:t>
+      </w:r>
+      <w:proofErr w:type="spellEnd"/>
+    </w:p>
+    <w:p>
+      <w:pPr>
+        <w:rPr>
+          <w:rFonts w:ascii="Times New Roman" w:hAnsi="Times New Roman" w:cs="Times New Roman"/>
+        </w:rPr>
+      </w:pPr>
+      <w:r>
+        <w:rPr>
+          <w:rFonts w:ascii="Times New Roman" w:hAnsi="Times New Roman" w:cs="Times New Roman"/>
+        </w:rPr>
+        <w:t xml:space="preserve">   - detect Port Scan </w:t>
+      </w:r>
+      <w:proofErr w:type="spellStart"/>
+      <w:r>
+        <w:rPr>
+          <w:rFonts w:ascii="Times New Roman" w:hAnsi="Times New Roman" w:cs="Times New Roman"/>
+        </w:rPr>
+        <w:t>nếu</w:t>
+      </w:r>
+      <w:proofErr w:type="spellEnd"/>
+      <w:r>
+        <w:rPr>
+          <w:rFonts w:ascii="Times New Roman" w:hAnsi="Times New Roman" w:cs="Times New Roman"/>
+        </w:rPr>
+        <w:t xml:space="preserve"> 1 IP </w:t>
+      </w:r>
+      <w:proofErr w:type="spellStart"/>
+      <w:r>
+        <w:rPr>
+          <w:rFonts w:ascii="Times New Roman" w:hAnsi="Times New Roman" w:cs="Times New Roman"/>
+        </w:rPr>
+        <w:t>truy</w:t>
+      </w:r>
+      <w:proofErr w:type="spellEnd"/>
+      <w:r>
+        <w:rPr>
+          <w:rFonts w:ascii="Times New Roman" w:hAnsi="Times New Roman" w:cs="Times New Roman"/>
+        </w:rPr>
+        <w:t xml:space="preserve"> </w:t>
+      </w:r>
+      <w:proofErr w:type="spellStart"/>
+      <w:r>
+        <w:rPr>
+          <w:rFonts w:ascii="Times New Roman" w:hAnsi="Times New Roman" w:cs="Times New Roman"/>
+        </w:rPr>
+        <w:t>cập</w:t>
+      </w:r>
+      <w:proofErr w:type="spellEnd"/>
+      <w:r>
+        <w:rPr>
+          <w:rFonts w:ascii="Times New Roman" w:hAnsi="Times New Roman" w:cs="Times New Roman"/>
+        </w:rPr>
+        <w:t xml:space="preserve"> &gt;=8 TCP ports </w:t>
+      </w:r>
+      <w:proofErr w:type="spellStart"/>
+      <w:r>
+        <w:rPr>
+          <w:rFonts w:ascii="Times New Roman" w:hAnsi="Times New Roman" w:cs="Times New Roman"/>
+        </w:rPr>
+        <w:t>khác</w:t>
+      </w:r>
+      <w:proofErr w:type="spellEnd"/>
+      <w:r>
+        <w:rPr>
+          <w:rFonts w:ascii="Times New Roman" w:hAnsi="Times New Roman" w:cs="Times New Roman"/>
+        </w:rPr>
+        <w:t xml:space="preserve"> </w:t>
+      </w:r>
+      <w:proofErr w:type="spellStart"/>
+      <w:r>
+        <w:rPr>
+          <w:rFonts w:ascii="Times New Roman" w:hAnsi="Times New Roman" w:cs="Times New Roman"/>
+        </w:rPr>
+        <w:t>nhau</w:t>
+      </w:r>
+      <w:proofErr w:type="spellEnd"/>
+    </w:p>
+    <w:p>
+      <w:pPr>
+        <w:rPr>
+          <w:rFonts w:ascii="Times New Roman" w:hAnsi="Times New Roman" w:cs="Times New Roman"/>
+        </w:rPr>
+      </w:pPr>
+      <w:r>
+        <w:rPr>
+          <w:rFonts w:ascii="Times New Roman" w:hAnsi="Times New Roman" w:cs="Times New Roman"/>
+        </w:rPr>
+        <w:t xml:space="preserve">   - block IP 10 </w:t>
+      </w:r>
+      <w:proofErr w:type="spellStart"/>
+      <w:r>
+        <w:rPr>
+          <w:rFonts w:ascii="Times New Roman" w:hAnsi="Times New Roman" w:cs="Times New Roman"/>
+        </w:rPr>
+        <w:t>giây</w:t>
+      </w:r>
+      <w:proofErr w:type="spellEnd"/>
+    </w:p>
+    <w:p>
+      <w:pPr>
+        <w:rPr>
+          <w:rFonts w:ascii="Times New Roman" w:hAnsi="Times New Roman" w:cs="Times New Roman"/>
+        </w:rPr>
+      </w:pPr>
+      <w:r>
+        <w:rPr>
+          <w:rFonts w:ascii="Times New Roman" w:hAnsi="Times New Roman" w:cs="Times New Roman"/>
+        </w:rPr>
+        <w:t xml:space="preserve">   - whitelist localhost + server IP</w:t>
+      </w:r>
+    </w:p>
+    <w:p>
+      <w:pPr>
+        <w:rPr>
+          <w:rFonts w:ascii="Times New Roman" w:hAnsi="Times New Roman" w:cs="Times New Roman"/>
+        </w:rPr>
+      </w:pPr>
+      <w:r>
+        <w:rPr>
+          <w:rFonts w:ascii="Times New Roman" w:hAnsi="Times New Roman" w:cs="Times New Roman"/>
+        </w:rPr>
+        <w:t xml:space="preserve">   - auto restart </w:t>
+      </w:r>
+      <w:proofErr w:type="spellStart"/>
+      <w:r>
+        <w:rPr>
+          <w:rFonts w:ascii="Times New Roman" w:hAnsi="Times New Roman" w:cs="Times New Roman"/>
+        </w:rPr>
+        <w:t>tshark</w:t>
+      </w:r>
+      <w:proofErr w:type="spellEnd"/>
+      <w:r>
+        <w:rPr>
+          <w:rFonts w:ascii="Times New Roman" w:hAnsi="Times New Roman" w:cs="Times New Roman"/>
+        </w:rPr>
+        <w:t xml:space="preserve"> </w:t>
+      </w:r>
+      <w:proofErr w:type="spellStart"/>
+      <w:r>
+        <w:rPr>
+          <w:rFonts w:ascii="Times New Roman" w:hAnsi="Times New Roman" w:cs="Times New Roman"/>
+        </w:rPr>
+        <w:t>nếu</w:t>
+      </w:r>
+      <w:proofErr w:type="spellEnd"/>
+      <w:r>
+        <w:rPr>
+          <w:rFonts w:ascii="Times New Roman" w:hAnsi="Times New Roman" w:cs="Times New Roman"/>
+        </w:rPr>
+        <w:t xml:space="preserve"> process </w:t>
+      </w:r>
+      <w:proofErr w:type="spellStart"/>
+      <w:r>
+        <w:rPr>
+          <w:rFonts w:ascii="Times New Roman" w:hAnsi="Times New Roman" w:cs="Times New Roman"/>
+        </w:rPr>
+        <w:t>chết</w:t>
+      </w:r>
+      <w:proofErr w:type="spellEnd"/>
+    </w:p>
+    <w:p>
+      <w:pPr>
+        <w:rPr>
+          <w:rFonts w:ascii="Times New Roman" w:hAnsi="Times New Roman" w:cs="Times New Roman"/>
+        </w:rPr>
+      </w:pPr>
+      <w:r>
+        <w:rPr>
+          <w:rFonts w:ascii="Times New Roman" w:hAnsi="Times New Roman" w:cs="Times New Roman"/>
+        </w:rPr>
+        <w:t xml:space="preserve">   - auto cleanup counters</w:t>
+      </w:r>
+    </w:p>
+    <w:p>
+      <w:pPr>
+        <w:rPr>
+          <w:rFonts w:ascii="Times New Roman" w:hAnsi="Times New Roman" w:cs="Times New Roman"/>
+        </w:rPr>
+      </w:pPr>
+      <w:r>
+        <w:rPr>
+          <w:rFonts w:ascii="Times New Roman" w:hAnsi="Times New Roman" w:cs="Times New Roman"/>
+        </w:rPr>
+        <w:t xml:space="preserve">   - auto unblock IP </w:t>
+      </w:r>
+      <w:proofErr w:type="spellStart"/>
+      <w:r>
+        <w:rPr>
+          <w:rFonts w:ascii="Times New Roman" w:hAnsi="Times New Roman" w:cs="Times New Roman"/>
+        </w:rPr>
+        <w:t>sau</w:t>
+      </w:r>
+      <w:proofErr w:type="spellEnd"/>
+      <w:r>
+        <w:rPr>
+          <w:rFonts w:ascii="Times New Roman" w:hAnsi="Times New Roman" w:cs="Times New Roman"/>
+        </w:rPr>
+        <w:t xml:space="preserve"> timeout</w:t>
+      </w:r>
+    </w:p>
+    <w:p>
+      <w:pPr>
+        <w:rPr>
+          <w:rFonts w:ascii="Times New Roman" w:hAnsi="Times New Roman" w:cs="Times New Roman"/>
+        </w:rPr>
+      </w:pPr>
+    </w:p>
+    <w:p>
+      <w:pPr>
+        <w:rPr>
+          <w:rFonts w:ascii="Times New Roman" w:hAnsi="Times New Roman" w:cs="Times New Roman"/>
+        </w:rPr>
+      </w:pPr>
+      <w:r>
+        <w:rPr>
+          <w:rFonts w:ascii="Times New Roman" w:hAnsi="Times New Roman" w:cs="Times New Roman"/>
+        </w:rPr>
+        <w:t xml:space="preserve">2. </w:t>
+      </w:r>
+      <w:proofErr w:type="spellStart"/>
+      <w:r>
+        <w:rPr>
+          <w:rFonts w:ascii="Times New Roman" w:hAnsi="Times New Roman" w:cs="Times New Roman"/>
+        </w:rPr>
+        <w:t>Giải</w:t>
+      </w:r>
+      <w:proofErr w:type="spellEnd"/>
+      <w:r>
+        <w:rPr>
+          <w:rFonts w:ascii="Times New Roman" w:hAnsi="Times New Roman" w:cs="Times New Roman"/>
+        </w:rPr>
+        <w:t xml:space="preserve"> </w:t>
+      </w:r>
+      <w:proofErr w:type="spellStart"/>
+      <w:r>
+        <w:rPr>
+          <w:rFonts w:ascii="Times New Roman" w:hAnsi="Times New Roman" w:cs="Times New Roman"/>
+        </w:rPr>
+        <w:t>thích</w:t>
+      </w:r>
+      <w:proofErr w:type="spellEnd"/>
+      <w:r>
+        <w:rPr>
+          <w:rFonts w:ascii="Times New Roman" w:hAnsi="Times New Roman" w:cs="Times New Roman"/>
+        </w:rPr>
+        <w:t xml:space="preserve"> code:</w:t>
+      </w:r>
+    </w:p>
+    <w:p>
+      <w:pPr>
+        <w:rPr>
+          <w:rFonts w:ascii="Times New Roman" w:hAnsi="Times New Roman" w:cs="Times New Roman"/>
+        </w:rPr>
+      </w:pPr>
+      <w:r>
+        <w:rPr>
+          <w:rFonts w:ascii="Times New Roman" w:hAnsi="Times New Roman" w:cs="Times New Roman"/>
+        </w:rPr>
+        <w:t xml:space="preserve">   - </w:t>
+      </w:r>
+      <w:proofErr w:type="spellStart"/>
+      <w:r>
+        <w:rPr>
+          <w:rFonts w:ascii="Times New Roman" w:hAnsi="Times New Roman" w:cs="Times New Roman"/>
+        </w:rPr>
+        <w:t>từng</w:t>
+      </w:r>
+      <w:proofErr w:type="spellEnd"/>
+      <w:r>
+        <w:rPr>
+          <w:rFonts w:ascii="Times New Roman" w:hAnsi="Times New Roman" w:cs="Times New Roman"/>
+        </w:rPr>
+        <w:t xml:space="preserve"> function </w:t>
+      </w:r>
+      <w:proofErr w:type="spellStart"/>
+      <w:r>
+        <w:rPr>
+          <w:rFonts w:ascii="Times New Roman" w:hAnsi="Times New Roman" w:cs="Times New Roman"/>
+        </w:rPr>
+        <w:t>làm</w:t>
+      </w:r>
+      <w:proofErr w:type="spellEnd"/>
+      <w:r>
+        <w:rPr>
+          <w:rFonts w:ascii="Times New Roman" w:hAnsi="Times New Roman" w:cs="Times New Roman"/>
+        </w:rPr>
+        <w:t xml:space="preserve"> </w:t>
+      </w:r>
+      <w:proofErr w:type="spellStart"/>
+      <w:r>
+        <w:rPr>
+          <w:rFonts w:ascii="Times New Roman" w:hAnsi="Times New Roman" w:cs="Times New Roman"/>
+        </w:rPr>
+        <w:t>gì</w:t>
+      </w:r>
+      <w:proofErr w:type="spellEnd"/>
+    </w:p>
+    <w:p>
+      <w:pPr>
+        <w:rPr>
+          <w:rFonts w:ascii="Times New Roman" w:hAnsi="Times New Roman" w:cs="Times New Roman"/>
+        </w:rPr>
+      </w:pPr>
+      <w:r>
+        <w:rPr>
+          <w:rFonts w:ascii="Times New Roman" w:hAnsi="Times New Roman" w:cs="Times New Roman"/>
+        </w:rPr>
+        <w:t xml:space="preserve">   - logic detect </w:t>
+      </w:r>
+      <w:proofErr w:type="spellStart"/>
+      <w:r>
+        <w:rPr>
+          <w:rFonts w:ascii="Times New Roman" w:hAnsi="Times New Roman" w:cs="Times New Roman"/>
+        </w:rPr>
+        <w:t>hoạt</w:t>
+      </w:r>
+      <w:proofErr w:type="spellEnd"/>
+      <w:r>
+        <w:rPr>
+          <w:rFonts w:ascii="Times New Roman" w:hAnsi="Times New Roman" w:cs="Times New Roman"/>
+        </w:rPr>
+        <w:t xml:space="preserve"> </w:t>
+      </w:r>
+      <w:proofErr w:type="spellStart"/>
+      <w:r>
+        <w:rPr>
+          <w:rFonts w:ascii="Times New Roman" w:hAnsi="Times New Roman" w:cs="Times New Roman"/>
+        </w:rPr>
+        <w:t>động</w:t>
+      </w:r>
+      <w:proofErr w:type="spellEnd"/>
+      <w:r>
+        <w:rPr>
+          <w:rFonts w:ascii="Times New Roman" w:hAnsi="Times New Roman" w:cs="Times New Roman"/>
+        </w:rPr>
+        <w:t xml:space="preserve"> </w:t>
+      </w:r>
+      <w:proofErr w:type="spellStart"/>
+      <w:r>
+        <w:rPr>
+          <w:rFonts w:ascii="Times New Roman" w:hAnsi="Times New Roman" w:cs="Times New Roman"/>
+        </w:rPr>
+        <w:t>ra</w:t>
+      </w:r>
+      <w:proofErr w:type="spellEnd"/>
+      <w:r>
+        <w:rPr>
+          <w:rFonts w:ascii="Times New Roman" w:hAnsi="Times New Roman" w:cs="Times New Roman"/>
+        </w:rPr>
+        <w:t xml:space="preserve"> </w:t>
+      </w:r>
+      <w:proofErr w:type="spellStart"/>
+      <w:r>
+        <w:rPr>
+          <w:rFonts w:ascii="Times New Roman" w:hAnsi="Times New Roman" w:cs="Times New Roman"/>
+        </w:rPr>
+        <w:t>sao</w:t>
+      </w:r>
+      <w:proofErr w:type="spellEnd"/>
+    </w:p>
+    <w:p>
+      <w:pPr>
+        <w:rPr>
+          <w:rFonts w:ascii="Times New Roman" w:hAnsi="Times New Roman" w:cs="Times New Roman"/>
+        </w:rPr>
+      </w:pPr>
+      <w:r>
+        <w:rPr>
+          <w:rFonts w:ascii="Times New Roman" w:hAnsi="Times New Roman" w:cs="Times New Roman"/>
+        </w:rPr>
+        <w:t xml:space="preserve">   - packet </w:t>
+      </w:r>
+      <w:proofErr w:type="spellStart"/>
+      <w:r>
+        <w:rPr>
+          <w:rFonts w:ascii="Times New Roman" w:hAnsi="Times New Roman" w:cs="Times New Roman"/>
+        </w:rPr>
+        <w:t>nào</w:t>
+      </w:r>
+      <w:proofErr w:type="spellEnd"/>
+      <w:r>
+        <w:rPr>
+          <w:rFonts w:ascii="Times New Roman" w:hAnsi="Times New Roman" w:cs="Times New Roman"/>
+        </w:rPr>
+        <w:t xml:space="preserve"> </w:t>
+      </w:r>
+      <w:proofErr w:type="spellStart"/>
+      <w:r>
+        <w:rPr>
+          <w:rFonts w:ascii="Times New Roman" w:hAnsi="Times New Roman" w:cs="Times New Roman"/>
+        </w:rPr>
+        <w:t>được</w:t>
+      </w:r>
+      <w:proofErr w:type="spellEnd"/>
+      <w:r>
+        <w:rPr>
+          <w:rFonts w:ascii="Times New Roman" w:hAnsi="Times New Roman" w:cs="Times New Roman"/>
+        </w:rPr>
+        <w:t xml:space="preserve"> </w:t>
+      </w:r>
+      <w:proofErr w:type="spellStart"/>
+      <w:r>
+        <w:rPr>
+          <w:rFonts w:ascii="Times New Roman" w:hAnsi="Times New Roman" w:cs="Times New Roman"/>
+        </w:rPr>
+        <w:t>phân</w:t>
+      </w:r>
+      <w:proofErr w:type="spellEnd"/>
+      <w:r>
+        <w:rPr>
+          <w:rFonts w:ascii="Times New Roman" w:hAnsi="Times New Roman" w:cs="Times New Roman"/>
+        </w:rPr>
+        <w:t xml:space="preserve"> </w:t>
+      </w:r>
+      <w:proofErr w:type="spellStart"/>
+      <w:r>
+        <w:rPr>
+          <w:rFonts w:ascii="Times New Roman" w:hAnsi="Times New Roman" w:cs="Times New Roman"/>
+        </w:rPr>
+        <w:t>tích</w:t>
+      </w:r>
+      <w:proofErr w:type="spellEnd"/>
+    </w:p>
+    <w:p>
+      <w:pPr>
+        <w:rPr>
+          <w:rFonts w:ascii="Times New Roman" w:hAnsi="Times New Roman" w:cs="Times New Roman"/>
+        </w:rPr>
+      </w:pPr>
+      <w:r>
+        <w:rPr>
+          <w:rFonts w:ascii="Times New Roman" w:hAnsi="Times New Roman" w:cs="Times New Roman"/>
+        </w:rPr>
+        <w:t xml:space="preserve">   - </w:t>
+      </w:r>
+      <w:proofErr w:type="spellStart"/>
+      <w:r>
+        <w:rPr>
+          <w:rFonts w:ascii="Times New Roman" w:hAnsi="Times New Roman" w:cs="Times New Roman"/>
+        </w:rPr>
+        <w:t>tshark</w:t>
+      </w:r>
+      <w:proofErr w:type="spellEnd"/>
+      <w:r>
+        <w:rPr>
+          <w:rFonts w:ascii="Times New Roman" w:hAnsi="Times New Roman" w:cs="Times New Roman"/>
+        </w:rPr>
+        <w:t xml:space="preserve"> </w:t>
+      </w:r>
+      <w:proofErr w:type="spellStart"/>
+      <w:r>
+        <w:rPr>
+          <w:rFonts w:ascii="Times New Roman" w:hAnsi="Times New Roman" w:cs="Times New Roman"/>
+        </w:rPr>
+        <w:t>lấy</w:t>
+      </w:r>
+      <w:proofErr w:type="spellEnd"/>
+      <w:r>
+        <w:rPr>
+          <w:rFonts w:ascii="Times New Roman" w:hAnsi="Times New Roman" w:cs="Times New Roman"/>
+        </w:rPr>
+        <w:t xml:space="preserve"> field </w:t>
+      </w:r>
+      <w:proofErr w:type="spellStart"/>
+      <w:proofErr w:type="gramStart"/>
+      <w:r>
+        <w:rPr>
+          <w:rFonts w:ascii="Times New Roman" w:hAnsi="Times New Roman" w:cs="Times New Roman"/>
+        </w:rPr>
+        <w:t>nào</w:t>
+      </w:r>
+      <w:proofErr w:type="spellEnd"/>
+      <w:proofErr w:type="gramEnd"/>
+    </w:p>
+    <w:p>
+      <w:pPr>
+        <w:rPr>
+          <w:rFonts w:ascii="Times New Roman" w:hAnsi="Times New Roman" w:cs="Times New Roman"/>
+        </w:rPr>
+      </w:pPr>
+      <w:r>
+        <w:rPr>
+          <w:rFonts w:ascii="Times New Roman" w:hAnsi="Times New Roman" w:cs="Times New Roman"/>
+        </w:rPr>
+        <w:t xml:space="preserve">   - iptables trigger </w:t>
+      </w:r>
+      <w:proofErr w:type="spellStart"/>
+      <w:r>
+        <w:rPr>
+          <w:rFonts w:ascii="Times New Roman" w:hAnsi="Times New Roman" w:cs="Times New Roman"/>
+        </w:rPr>
+        <w:t>như</w:t>
+      </w:r>
+      <w:proofErr w:type="spellEnd"/>
+      <w:r>
+        <w:rPr>
+          <w:rFonts w:ascii="Times New Roman" w:hAnsi="Times New Roman" w:cs="Times New Roman"/>
+        </w:rPr>
+        <w:t xml:space="preserve"> </w:t>
+      </w:r>
+      <w:proofErr w:type="spellStart"/>
+      <w:r>
+        <w:rPr>
+          <w:rFonts w:ascii="Times New Roman" w:hAnsi="Times New Roman" w:cs="Times New Roman"/>
+        </w:rPr>
+        <w:t>thế</w:t>
+      </w:r>
+      <w:proofErr w:type="spellEnd"/>
+      <w:r>
+        <w:rPr>
+          <w:rFonts w:ascii="Times New Roman" w:hAnsi="Times New Roman" w:cs="Times New Roman"/>
+        </w:rPr>
+        <w:t xml:space="preserve"> </w:t>
+      </w:r>
+      <w:proofErr w:type="spellStart"/>
+      <w:r>
+        <w:rPr>
+          <w:rFonts w:ascii="Times New Roman" w:hAnsi="Times New Roman" w:cs="Times New Roman"/>
+        </w:rPr>
+        <w:t>nào</w:t>
+      </w:r>
+      <w:proofErr w:type="spellEnd"/>
+    </w:p>
+    <w:p>
+      <w:pPr>
+        <w:rPr>
+          <w:rFonts w:ascii="Times New Roman" w:hAnsi="Times New Roman" w:cs="Times New Roman"/>
+        </w:rPr>
+      </w:pPr>
+    </w:p>
+    <w:p>
+      <w:pPr>
+        <w:rPr>
+          <w:rFonts w:ascii="Times New Roman" w:hAnsi="Times New Roman" w:cs="Times New Roman"/>
+        </w:rPr>
+      </w:pPr>
+      <w:r>
+        <w:rPr>
+          <w:rFonts w:ascii="Times New Roman" w:hAnsi="Times New Roman" w:cs="Times New Roman"/>
+        </w:rPr>
+        <w:t xml:space="preserve">3. </w:t>
+      </w:r>
+      <w:proofErr w:type="spellStart"/>
+      <w:r>
+        <w:rPr>
+          <w:rFonts w:ascii="Times New Roman" w:hAnsi="Times New Roman" w:cs="Times New Roman"/>
+        </w:rPr>
+        <w:t>Hướng</w:t>
+      </w:r>
+      <w:proofErr w:type="spellEnd"/>
+      <w:r>
+        <w:rPr>
+          <w:rFonts w:ascii="Times New Roman" w:hAnsi="Times New Roman" w:cs="Times New Roman"/>
+        </w:rPr>
+        <w:t xml:space="preserve"> </w:t>
+      </w:r>
+      <w:proofErr w:type="spellStart"/>
+      <w:r>
+        <w:rPr>
+          <w:rFonts w:ascii="Times New Roman" w:hAnsi="Times New Roman" w:cs="Times New Roman"/>
+        </w:rPr>
+        <w:t>dẫn</w:t>
+      </w:r>
+      <w:proofErr w:type="spellEnd"/>
+      <w:r>
+        <w:rPr>
+          <w:rFonts w:ascii="Times New Roman" w:hAnsi="Times New Roman" w:cs="Times New Roman"/>
+        </w:rPr>
+        <w:t xml:space="preserve"> </w:t>
+      </w:r>
+      <w:proofErr w:type="spellStart"/>
+      <w:r>
+        <w:rPr>
+          <w:rFonts w:ascii="Times New Roman" w:hAnsi="Times New Roman" w:cs="Times New Roman"/>
+        </w:rPr>
+        <w:t>cài</w:t>
+      </w:r>
+      <w:proofErr w:type="spellEnd"/>
+      <w:r>
+        <w:rPr>
+          <w:rFonts w:ascii="Times New Roman" w:hAnsi="Times New Roman" w:cs="Times New Roman"/>
+        </w:rPr>
+        <w:t xml:space="preserve"> </w:t>
+      </w:r>
+      <w:proofErr w:type="spellStart"/>
+      <w:r>
+        <w:rPr>
+          <w:rFonts w:ascii="Times New Roman" w:hAnsi="Times New Roman" w:cs="Times New Roman"/>
+        </w:rPr>
+        <w:t>đặt</w:t>
+      </w:r>
+      <w:proofErr w:type="spellEnd"/>
+      <w:r>
+        <w:rPr>
+          <w:rFonts w:ascii="Times New Roman" w:hAnsi="Times New Roman" w:cs="Times New Roman"/>
+        </w:rPr>
+        <w:t>:</w:t>
+      </w:r>
+    </w:p>
+    <w:p>
+      <w:pPr>
+        <w:rPr>
+          <w:rFonts w:ascii="Times New Roman" w:hAnsi="Times New Roman" w:cs="Times New Roman"/>
+        </w:rPr>
+      </w:pPr>
+      <w:r>
+        <w:rPr>
+          <w:rFonts w:ascii="Times New Roman" w:hAnsi="Times New Roman" w:cs="Times New Roman"/>
+        </w:rPr>
+        <w:t xml:space="preserve">   - Ubuntu </w:t>
+      </w:r>
+      <w:proofErr w:type="spellStart"/>
+      <w:r>
+        <w:rPr>
+          <w:rFonts w:ascii="Times New Roman" w:hAnsi="Times New Roman" w:cs="Times New Roman"/>
+        </w:rPr>
+        <w:t>cài</w:t>
+      </w:r>
+      <w:proofErr w:type="spellEnd"/>
+      <w:r>
+        <w:rPr>
+          <w:rFonts w:ascii="Times New Roman" w:hAnsi="Times New Roman" w:cs="Times New Roman"/>
+        </w:rPr>
+        <w:t xml:space="preserve"> python</w:t>
+      </w:r>
+    </w:p>
+    <w:p>
+      <w:pPr>
+        <w:rPr>
+          <w:rFonts w:ascii="Times New Roman" w:hAnsi="Times New Roman" w:cs="Times New Roman"/>
+        </w:rPr>
+      </w:pPr>
+      <w:r>
+        <w:rPr>
+          <w:rFonts w:ascii="Times New Roman" w:hAnsi="Times New Roman" w:cs="Times New Roman"/>
+        </w:rPr>
+        <w:t xml:space="preserve">   - </w:t>
+      </w:r>
+      <w:proofErr w:type="spellStart"/>
+      <w:r>
+        <w:rPr>
+          <w:rFonts w:ascii="Times New Roman" w:hAnsi="Times New Roman" w:cs="Times New Roman"/>
+        </w:rPr>
+        <w:t>cài</w:t>
+      </w:r>
+      <w:proofErr w:type="spellEnd"/>
+      <w:r>
+        <w:rPr>
+          <w:rFonts w:ascii="Times New Roman" w:hAnsi="Times New Roman" w:cs="Times New Roman"/>
+        </w:rPr>
+        <w:t xml:space="preserve"> </w:t>
+      </w:r>
+      <w:proofErr w:type="spellStart"/>
+      <w:r>
+        <w:rPr>
+          <w:rFonts w:ascii="Times New Roman" w:hAnsi="Times New Roman" w:cs="Times New Roman"/>
+        </w:rPr>
+        <w:t>tshark</w:t>
+      </w:r>
+      <w:proofErr w:type="spellEnd"/>
+    </w:p>
+    <w:p>
+      <w:pPr>
+        <w:rPr>
+          <w:rFonts w:ascii="Times New Roman" w:hAnsi="Times New Roman" w:cs="Times New Roman"/>
+        </w:rPr>
+      </w:pPr>
+      <w:r>
+        <w:rPr>
+          <w:rFonts w:ascii="Times New Roman" w:hAnsi="Times New Roman" w:cs="Times New Roman"/>
+        </w:rPr>
+        <w:t xml:space="preserve">   - </w:t>
+      </w:r>
+      <w:proofErr w:type="spellStart"/>
+      <w:r>
+        <w:rPr>
+          <w:rFonts w:ascii="Times New Roman" w:hAnsi="Times New Roman" w:cs="Times New Roman"/>
+        </w:rPr>
+        <w:t>cài</w:t>
+      </w:r>
+      <w:proofErr w:type="spellEnd"/>
+      <w:r>
+        <w:rPr>
+          <w:rFonts w:ascii="Times New Roman" w:hAnsi="Times New Roman" w:cs="Times New Roman"/>
+        </w:rPr>
+        <w:t xml:space="preserve"> iptables </w:t>
+      </w:r>
+      <w:proofErr w:type="spellStart"/>
+      <w:r>
+        <w:rPr>
+          <w:rFonts w:ascii="Times New Roman" w:hAnsi="Times New Roman" w:cs="Times New Roman"/>
+        </w:rPr>
+        <w:t>nếu</w:t>
+      </w:r>
+      <w:proofErr w:type="spellEnd"/>
+      <w:r>
+        <w:rPr>
+          <w:rFonts w:ascii="Times New Roman" w:hAnsi="Times New Roman" w:cs="Times New Roman"/>
+        </w:rPr>
+        <w:t xml:space="preserve"> </w:t>
+      </w:r>
+      <w:proofErr w:type="spellStart"/>
+      <w:r>
+        <w:rPr>
+          <w:rFonts w:ascii="Times New Roman" w:hAnsi="Times New Roman" w:cs="Times New Roman"/>
+        </w:rPr>
+        <w:t>cần</w:t>
+      </w:r>
+      <w:proofErr w:type="spellEnd"/>
+    </w:p>
+    <w:p>
+      <w:pPr>
+        <w:rPr>
+          <w:rFonts w:ascii="Times New Roman" w:hAnsi="Times New Roman" w:cs="Times New Roman"/>
+        </w:rPr>
+      </w:pPr>
+      <w:r>
+        <w:rPr>
+          <w:rFonts w:ascii="Times New Roman" w:hAnsi="Times New Roman" w:cs="Times New Roman"/>
+        </w:rPr>
         <w:lastRenderedPageBreak/>
+        <w:t xml:space="preserve">   - </w:t>
+      </w:r>
+      <w:proofErr w:type="spellStart"/>
+      <w:r>
+        <w:rPr>
+          <w:rFonts w:ascii="Times New Roman" w:hAnsi="Times New Roman" w:cs="Times New Roman"/>
+        </w:rPr>
+        <w:t>kiểm</w:t>
+      </w:r>
+      <w:proofErr w:type="spellEnd"/>
+      <w:r>
+        <w:rPr>
+          <w:rFonts w:ascii="Times New Roman" w:hAnsi="Times New Roman" w:cs="Times New Roman"/>
+        </w:rPr>
+        <w:t xml:space="preserve"> </w:t>
+      </w:r>
+      <w:proofErr w:type="spellStart"/>
+      <w:r>
+        <w:rPr>
+          <w:rFonts w:ascii="Times New Roman" w:hAnsi="Times New Roman" w:cs="Times New Roman"/>
+        </w:rPr>
+        <w:t>tra</w:t>
+      </w:r>
+      <w:proofErr w:type="spellEnd"/>
+      <w:r>
+        <w:rPr>
+          <w:rFonts w:ascii="Times New Roman" w:hAnsi="Times New Roman" w:cs="Times New Roman"/>
+        </w:rPr>
+        <w:t xml:space="preserve"> interface </w:t>
+      </w:r>
+      <w:proofErr w:type="spellStart"/>
+      <w:r>
+        <w:rPr>
+          <w:rFonts w:ascii="Times New Roman" w:hAnsi="Times New Roman" w:cs="Times New Roman"/>
+        </w:rPr>
+        <w:t>đúng</w:t>
+      </w:r>
+      <w:proofErr w:type="spellEnd"/>
+    </w:p>
+    <w:p>
+      <w:pPr>
+        <w:rPr>
+          <w:rFonts w:ascii="Times New Roman" w:hAnsi="Times New Roman" w:cs="Times New Roman"/>
+        </w:rPr>
+      </w:pPr>
+      <w:r>
+        <w:rPr>
+          <w:rFonts w:ascii="Times New Roman" w:hAnsi="Times New Roman" w:cs="Times New Roman"/>
+        </w:rPr>
+        <w:t xml:space="preserve">   - </w:t>
+      </w:r>
+      <w:proofErr w:type="spellStart"/>
+      <w:r>
+        <w:rPr>
+          <w:rFonts w:ascii="Times New Roman" w:hAnsi="Times New Roman" w:cs="Times New Roman"/>
+        </w:rPr>
+        <w:t>cách</w:t>
+      </w:r>
+      <w:proofErr w:type="spellEnd"/>
+      <w:r>
+        <w:rPr>
+          <w:rFonts w:ascii="Times New Roman" w:hAnsi="Times New Roman" w:cs="Times New Roman"/>
+        </w:rPr>
+        <w:t xml:space="preserve"> </w:t>
+      </w:r>
+      <w:proofErr w:type="spellStart"/>
+      <w:r>
+        <w:rPr>
+          <w:rFonts w:ascii="Times New Roman" w:hAnsi="Times New Roman" w:cs="Times New Roman"/>
+        </w:rPr>
+        <w:t>chạy</w:t>
+      </w:r>
+      <w:proofErr w:type="spellEnd"/>
+      <w:r>
+        <w:rPr>
+          <w:rFonts w:ascii="Times New Roman" w:hAnsi="Times New Roman" w:cs="Times New Roman"/>
+        </w:rPr>
+        <w:t xml:space="preserve"> script </w:t>
+      </w:r>
+      <w:proofErr w:type="spellStart"/>
+      <w:r>
+        <w:rPr>
+          <w:rFonts w:ascii="Times New Roman" w:hAnsi="Times New Roman" w:cs="Times New Roman"/>
+        </w:rPr>
+        <w:t>bằng</w:t>
+      </w:r>
+      <w:proofErr w:type="spellEnd"/>
+      <w:r>
+        <w:rPr>
+          <w:rFonts w:ascii="Times New Roman" w:hAnsi="Times New Roman" w:cs="Times New Roman"/>
+        </w:rPr>
+        <w:t xml:space="preserve"> </w:t>
+      </w:r>
+      <w:proofErr w:type="spellStart"/>
+      <w:r>
+        <w:rPr>
+          <w:rFonts w:ascii="Times New Roman" w:hAnsi="Times New Roman" w:cs="Times New Roman"/>
+        </w:rPr>
+        <w:t>sudo</w:t>
+      </w:r>
+      <w:proofErr w:type="spellEnd"/>
+    </w:p>
+    <w:p>
+      <w:pPr>
+        <w:rPr>
+          <w:rFonts w:ascii="Times New Roman" w:hAnsi="Times New Roman" w:cs="Times New Roman"/>
+        </w:rPr>
+      </w:pPr>
+      <w:r>
+        <w:rPr>
+          <w:rFonts w:ascii="Times New Roman" w:hAnsi="Times New Roman" w:cs="Times New Roman"/>
+        </w:rPr>
+        <w:t xml:space="preserve">4. </w:t>
+      </w:r>
+      <w:proofErr w:type="spellStart"/>
+      <w:r>
+        <w:rPr>
+          <w:rFonts w:ascii="Times New Roman" w:hAnsi="Times New Roman" w:cs="Times New Roman"/>
+        </w:rPr>
+        <w:t>Hướng</w:t>
+      </w:r>
+      <w:proofErr w:type="spellEnd"/>
+      <w:r>
+        <w:rPr>
+          <w:rFonts w:ascii="Times New Roman" w:hAnsi="Times New Roman" w:cs="Times New Roman"/>
+        </w:rPr>
+        <w:t xml:space="preserve"> </w:t>
+      </w:r>
+      <w:proofErr w:type="spellStart"/>
+      <w:r>
+        <w:rPr>
+          <w:rFonts w:ascii="Times New Roman" w:hAnsi="Times New Roman" w:cs="Times New Roman"/>
+        </w:rPr>
+        <w:t>dẫn</w:t>
+      </w:r>
+      <w:proofErr w:type="spellEnd"/>
+      <w:r>
+        <w:rPr>
+          <w:rFonts w:ascii="Times New Roman" w:hAnsi="Times New Roman" w:cs="Times New Roman"/>
+        </w:rPr>
+        <w:t xml:space="preserve"> demo:</w:t>
+      </w:r>
+    </w:p>
+    <w:p>
+      <w:pPr>
+        <w:rPr>
+          <w:rFonts w:ascii="Times New Roman" w:hAnsi="Times New Roman" w:cs="Times New Roman"/>
+        </w:rPr>
+      </w:pPr>
+      <w:r>
+        <w:rPr>
+          <w:rFonts w:ascii="Times New Roman" w:hAnsi="Times New Roman" w:cs="Times New Roman"/>
+        </w:rPr>
+        <w:t xml:space="preserve">   Demo 1:</w:t>
+      </w:r>
+    </w:p>
+    <w:p>
+      <w:pPr>
+        <w:rPr>
+          <w:rFonts w:ascii="Times New Roman" w:hAnsi="Times New Roman" w:cs="Times New Roman"/>
+        </w:rPr>
+      </w:pPr>
+      <w:r>
+        <w:rPr>
+          <w:rFonts w:ascii="Times New Roman" w:hAnsi="Times New Roman" w:cs="Times New Roman"/>
+        </w:rPr>
+        <w:t xml:space="preserve">   - Windows </w:t>
+      </w:r>
+      <w:proofErr w:type="spellStart"/>
+      <w:proofErr w:type="gramStart"/>
+      <w:r>
+        <w:rPr>
+          <w:rFonts w:ascii="Times New Roman" w:hAnsi="Times New Roman" w:cs="Times New Roman"/>
+        </w:rPr>
+        <w:t>tạo</w:t>
+      </w:r>
+      <w:proofErr w:type="spellEnd"/>
+      <w:r>
+        <w:rPr>
+          <w:rFonts w:ascii="Times New Roman" w:hAnsi="Times New Roman" w:cs="Times New Roman"/>
+        </w:rPr>
+        <w:t xml:space="preserve"> ping</w:t>
+      </w:r>
+      <w:proofErr w:type="gramEnd"/>
+      <w:r>
+        <w:rPr>
+          <w:rFonts w:ascii="Times New Roman" w:hAnsi="Times New Roman" w:cs="Times New Roman"/>
+        </w:rPr>
+        <w:t xml:space="preserve"> flood</w:t>
+      </w:r>
+    </w:p>
+    <w:p>
+      <w:pPr>
+        <w:rPr>
+          <w:rFonts w:ascii="Times New Roman" w:hAnsi="Times New Roman" w:cs="Times New Roman"/>
+        </w:rPr>
+      </w:pPr>
+      <w:r>
+        <w:rPr>
+          <w:rFonts w:ascii="Times New Roman" w:hAnsi="Times New Roman" w:cs="Times New Roman"/>
+        </w:rPr>
+        <w:t xml:space="preserve">   - </w:t>
+      </w:r>
+      <w:proofErr w:type="spellStart"/>
+      <w:r>
+        <w:rPr>
+          <w:rFonts w:ascii="Times New Roman" w:hAnsi="Times New Roman" w:cs="Times New Roman"/>
+        </w:rPr>
+        <w:t>lệnh</w:t>
+      </w:r>
+      <w:proofErr w:type="spellEnd"/>
+      <w:r>
+        <w:rPr>
+          <w:rFonts w:ascii="Times New Roman" w:hAnsi="Times New Roman" w:cs="Times New Roman"/>
+        </w:rPr>
+        <w:t xml:space="preserve"> </w:t>
+      </w:r>
+      <w:proofErr w:type="spellStart"/>
+      <w:r>
+        <w:rPr>
+          <w:rFonts w:ascii="Times New Roman" w:hAnsi="Times New Roman" w:cs="Times New Roman"/>
+        </w:rPr>
+        <w:t>cụ</w:t>
+      </w:r>
+      <w:proofErr w:type="spellEnd"/>
+      <w:r>
+        <w:rPr>
+          <w:rFonts w:ascii="Times New Roman" w:hAnsi="Times New Roman" w:cs="Times New Roman"/>
+        </w:rPr>
+        <w:t xml:space="preserve"> </w:t>
+      </w:r>
+      <w:proofErr w:type="spellStart"/>
+      <w:r>
+        <w:rPr>
+          <w:rFonts w:ascii="Times New Roman" w:hAnsi="Times New Roman" w:cs="Times New Roman"/>
+        </w:rPr>
+        <w:t>thể</w:t>
+      </w:r>
+      <w:proofErr w:type="spellEnd"/>
+    </w:p>
+    <w:p>
+      <w:pPr>
+        <w:rPr>
+          <w:rFonts w:ascii="Times New Roman" w:hAnsi="Times New Roman" w:cs="Times New Roman"/>
+        </w:rPr>
+      </w:pPr>
+      <w:r>
+        <w:rPr>
+          <w:rFonts w:ascii="Times New Roman" w:hAnsi="Times New Roman" w:cs="Times New Roman"/>
+        </w:rPr>
+        <w:t xml:space="preserve">   - expected output</w:t>
+      </w:r>
+    </w:p>
+    <w:p>
+      <w:pPr>
+        <w:rPr>
+          <w:rFonts w:ascii="Times New Roman" w:hAnsi="Times New Roman" w:cs="Times New Roman"/>
+        </w:rPr>
+      </w:pPr>
+      <w:r>
+        <w:rPr>
+          <w:rFonts w:ascii="Times New Roman" w:hAnsi="Times New Roman" w:cs="Times New Roman"/>
+        </w:rPr>
+        <w:t xml:space="preserve">   - </w:t>
+      </w:r>
+      <w:proofErr w:type="spellStart"/>
+      <w:r>
+        <w:rPr>
+          <w:rFonts w:ascii="Times New Roman" w:hAnsi="Times New Roman" w:cs="Times New Roman"/>
+        </w:rPr>
+        <w:t>cách</w:t>
+      </w:r>
+      <w:proofErr w:type="spellEnd"/>
+      <w:r>
+        <w:rPr>
+          <w:rFonts w:ascii="Times New Roman" w:hAnsi="Times New Roman" w:cs="Times New Roman"/>
+        </w:rPr>
+        <w:t xml:space="preserve"> </w:t>
+      </w:r>
+      <w:proofErr w:type="spellStart"/>
+      <w:r>
+        <w:rPr>
+          <w:rFonts w:ascii="Times New Roman" w:hAnsi="Times New Roman" w:cs="Times New Roman"/>
+        </w:rPr>
+        <w:t>xác</w:t>
+      </w:r>
+      <w:proofErr w:type="spellEnd"/>
+      <w:r>
+        <w:rPr>
+          <w:rFonts w:ascii="Times New Roman" w:hAnsi="Times New Roman" w:cs="Times New Roman"/>
+        </w:rPr>
+        <w:t xml:space="preserve"> </w:t>
+      </w:r>
+      <w:proofErr w:type="spellStart"/>
+      <w:r>
+        <w:rPr>
+          <w:rFonts w:ascii="Times New Roman" w:hAnsi="Times New Roman" w:cs="Times New Roman"/>
+        </w:rPr>
+        <w:t>minh</w:t>
+      </w:r>
+      <w:proofErr w:type="spellEnd"/>
+      <w:r>
+        <w:rPr>
+          <w:rFonts w:ascii="Times New Roman" w:hAnsi="Times New Roman" w:cs="Times New Roman"/>
+        </w:rPr>
+        <w:t xml:space="preserve"> block </w:t>
+      </w:r>
+      <w:proofErr w:type="spellStart"/>
+      <w:r>
+        <w:rPr>
+          <w:rFonts w:ascii="Times New Roman" w:hAnsi="Times New Roman" w:cs="Times New Roman"/>
+        </w:rPr>
+        <w:t>thành</w:t>
+      </w:r>
+      <w:proofErr w:type="spellEnd"/>
+      <w:r>
+        <w:rPr>
+          <w:rFonts w:ascii="Times New Roman" w:hAnsi="Times New Roman" w:cs="Times New Roman"/>
+        </w:rPr>
+        <w:t xml:space="preserve"> </w:t>
+      </w:r>
+      <w:proofErr w:type="spellStart"/>
+      <w:r>
+        <w:rPr>
+          <w:rFonts w:ascii="Times New Roman" w:hAnsi="Times New Roman" w:cs="Times New Roman"/>
+        </w:rPr>
+        <w:t>công</w:t>
+      </w:r>
+      <w:proofErr w:type="spellEnd"/>
+    </w:p>
+    <w:p>
+      <w:pPr>
+        <w:rPr>
+          <w:rFonts w:ascii="Times New Roman" w:hAnsi="Times New Roman" w:cs="Times New Roman"/>
+        </w:rPr>
+      </w:pPr>
+    </w:p>
+    <w:p>
+      <w:pPr>
+        <w:rPr>
+          <w:rFonts w:ascii="Times New Roman" w:hAnsi="Times New Roman" w:cs="Times New Roman"/>
+        </w:rPr>
+      </w:pPr>
+      <w:r>
+        <w:rPr>
+          <w:rFonts w:ascii="Times New Roman" w:hAnsi="Times New Roman" w:cs="Times New Roman"/>
+        </w:rPr>
+        <w:t xml:space="preserve">   Demo 2:</w:t>
+      </w:r>
+    </w:p>
+    <w:p>
+      <w:pPr>
+        <w:rPr>
+          <w:rFonts w:ascii="Times New Roman" w:hAnsi="Times New Roman" w:cs="Times New Roman"/>
+        </w:rPr>
+      </w:pPr>
+      <w:r>
+        <w:rPr>
+          <w:rFonts w:ascii="Times New Roman" w:hAnsi="Times New Roman" w:cs="Times New Roman"/>
+        </w:rPr>
+        <w:t xml:space="preserve">   - Kali </w:t>
+      </w:r>
+      <w:proofErr w:type="spellStart"/>
+      <w:r>
+        <w:rPr>
+          <w:rFonts w:ascii="Times New Roman" w:hAnsi="Times New Roman" w:cs="Times New Roman"/>
+        </w:rPr>
+        <w:t>tạo</w:t>
+      </w:r>
+      <w:proofErr w:type="spellEnd"/>
+      <w:r>
+        <w:rPr>
+          <w:rFonts w:ascii="Times New Roman" w:hAnsi="Times New Roman" w:cs="Times New Roman"/>
+        </w:rPr>
+        <w:t xml:space="preserve"> port scan</w:t>
+      </w:r>
+    </w:p>
+    <w:p>
+      <w:pPr>
+        <w:rPr>
+          <w:rFonts w:ascii="Times New Roman" w:hAnsi="Times New Roman" w:cs="Times New Roman"/>
+        </w:rPr>
+      </w:pPr>
+      <w:r>
+        <w:rPr>
+          <w:rFonts w:ascii="Times New Roman" w:hAnsi="Times New Roman" w:cs="Times New Roman"/>
+        </w:rPr>
+        <w:t xml:space="preserve">   - </w:t>
+      </w:r>
+      <w:proofErr w:type="spellStart"/>
+      <w:r>
+        <w:rPr>
+          <w:rFonts w:ascii="Times New Roman" w:hAnsi="Times New Roman" w:cs="Times New Roman"/>
+        </w:rPr>
+        <w:t>lệnh</w:t>
+      </w:r>
+      <w:proofErr w:type="spellEnd"/>
+      <w:r>
+        <w:rPr>
+          <w:rFonts w:ascii="Times New Roman" w:hAnsi="Times New Roman" w:cs="Times New Roman"/>
+        </w:rPr>
+        <w:t xml:space="preserve"> Nmap </w:t>
+      </w:r>
+      <w:proofErr w:type="spellStart"/>
+      <w:r>
+        <w:rPr>
+          <w:rFonts w:ascii="Times New Roman" w:hAnsi="Times New Roman" w:cs="Times New Roman"/>
+        </w:rPr>
+        <w:t>cụ</w:t>
+      </w:r>
+      <w:proofErr w:type="spellEnd"/>
+      <w:r>
+        <w:rPr>
+          <w:rFonts w:ascii="Times New Roman" w:hAnsi="Times New Roman" w:cs="Times New Roman"/>
+        </w:rPr>
+        <w:t xml:space="preserve"> </w:t>
+      </w:r>
+      <w:proofErr w:type="spellStart"/>
+      <w:r>
+        <w:rPr>
+          <w:rFonts w:ascii="Times New Roman" w:hAnsi="Times New Roman" w:cs="Times New Roman"/>
+        </w:rPr>
+        <w:t>thể</w:t>
+      </w:r>
+      <w:proofErr w:type="spellEnd"/>
+    </w:p>
+    <w:p>
+      <w:pPr>
+        <w:rPr>
+          <w:rFonts w:ascii="Times New Roman" w:hAnsi="Times New Roman" w:cs="Times New Roman"/>
+        </w:rPr>
+      </w:pPr>
+      <w:r>
+        <w:rPr>
+          <w:rFonts w:ascii="Times New Roman" w:hAnsi="Times New Roman" w:cs="Times New Roman"/>
+        </w:rPr>
+        <w:t xml:space="preserve">   - expected output</w:t>
+      </w:r>
+    </w:p>
+    <w:p>
+      <w:pPr>
+        <w:rPr>
+          <w:rFonts w:ascii="Times New Roman" w:hAnsi="Times New Roman" w:cs="Times New Roman"/>
+        </w:rPr>
+      </w:pPr>
+      <w:r>
+        <w:rPr>
+          <w:rFonts w:ascii="Times New Roman" w:hAnsi="Times New Roman" w:cs="Times New Roman"/>
+        </w:rPr>
+        <w:t xml:space="preserve">   - </w:t>
+      </w:r>
+      <w:proofErr w:type="spellStart"/>
+      <w:r>
+        <w:rPr>
+          <w:rFonts w:ascii="Times New Roman" w:hAnsi="Times New Roman" w:cs="Times New Roman"/>
+        </w:rPr>
+        <w:t>cách</w:t>
+      </w:r>
+      <w:proofErr w:type="spellEnd"/>
+      <w:r>
+        <w:rPr>
+          <w:rFonts w:ascii="Times New Roman" w:hAnsi="Times New Roman" w:cs="Times New Roman"/>
+        </w:rPr>
+        <w:t xml:space="preserve"> </w:t>
+      </w:r>
+      <w:proofErr w:type="spellStart"/>
+      <w:r>
+        <w:rPr>
+          <w:rFonts w:ascii="Times New Roman" w:hAnsi="Times New Roman" w:cs="Times New Roman"/>
+        </w:rPr>
+        <w:t>xác</w:t>
+      </w:r>
+      <w:proofErr w:type="spellEnd"/>
+      <w:r>
+        <w:rPr>
+          <w:rFonts w:ascii="Times New Roman" w:hAnsi="Times New Roman" w:cs="Times New Roman"/>
+        </w:rPr>
+        <w:t xml:space="preserve"> </w:t>
+      </w:r>
+      <w:proofErr w:type="spellStart"/>
+      <w:r>
+        <w:rPr>
+          <w:rFonts w:ascii="Times New Roman" w:hAnsi="Times New Roman" w:cs="Times New Roman"/>
+        </w:rPr>
+        <w:t>minh</w:t>
+      </w:r>
+      <w:proofErr w:type="spellEnd"/>
+      <w:r>
+        <w:rPr>
+          <w:rFonts w:ascii="Times New Roman" w:hAnsi="Times New Roman" w:cs="Times New Roman"/>
+        </w:rPr>
+        <w:t xml:space="preserve"> block </w:t>
+      </w:r>
+      <w:proofErr w:type="spellStart"/>
+      <w:r>
+        <w:rPr>
+          <w:rFonts w:ascii="Times New Roman" w:hAnsi="Times New Roman" w:cs="Times New Roman"/>
+        </w:rPr>
+        <w:t>thành</w:t>
+      </w:r>
+      <w:proofErr w:type="spellEnd"/>
+      <w:r>
+        <w:rPr>
+          <w:rFonts w:ascii="Times New Roman" w:hAnsi="Times New Roman" w:cs="Times New Roman"/>
+        </w:rPr>
+        <w:t xml:space="preserve"> </w:t>
+      </w:r>
+      <w:proofErr w:type="spellStart"/>
+      <w:r>
+        <w:rPr>
+          <w:rFonts w:ascii="Times New Roman" w:hAnsi="Times New Roman" w:cs="Times New Roman"/>
+        </w:rPr>
+        <w:t>công</w:t>
+      </w:r>
+      <w:proofErr w:type="spellEnd"/>
+    </w:p>
+    <w:p>
+      <w:pPr>
+        <w:rPr>
+          <w:rFonts w:ascii="Times New Roman" w:hAnsi="Times New Roman" w:cs="Times New Roman"/>
+        </w:rPr>
+      </w:pPr>
+    </w:p>
+    <w:p>
+      <w:pPr>
+        <w:rPr>
+          <w:rFonts w:ascii="Times New Roman" w:hAnsi="Times New Roman" w:cs="Times New Roman"/>
+        </w:rPr>
+      </w:pPr>
+      <w:r>
+        <w:rPr>
+          <w:rFonts w:ascii="Times New Roman" w:hAnsi="Times New Roman" w:cs="Times New Roman"/>
+        </w:rPr>
+        <w:t xml:space="preserve">5. </w:t>
+      </w:r>
+      <w:proofErr w:type="spellStart"/>
+      <w:r>
+        <w:rPr>
+          <w:rFonts w:ascii="Times New Roman" w:hAnsi="Times New Roman" w:cs="Times New Roman"/>
+        </w:rPr>
+        <w:t>Giải</w:t>
+      </w:r>
+      <w:proofErr w:type="spellEnd"/>
+      <w:r>
+        <w:rPr>
+          <w:rFonts w:ascii="Times New Roman" w:hAnsi="Times New Roman" w:cs="Times New Roman"/>
+        </w:rPr>
+        <w:t xml:space="preserve"> </w:t>
+      </w:r>
+      <w:proofErr w:type="spellStart"/>
+      <w:r>
+        <w:rPr>
+          <w:rFonts w:ascii="Times New Roman" w:hAnsi="Times New Roman" w:cs="Times New Roman"/>
+        </w:rPr>
+        <w:t>thích</w:t>
+      </w:r>
+      <w:proofErr w:type="spellEnd"/>
+      <w:r>
+        <w:rPr>
+          <w:rFonts w:ascii="Times New Roman" w:hAnsi="Times New Roman" w:cs="Times New Roman"/>
+        </w:rPr>
+        <w:t xml:space="preserve"> </w:t>
+      </w:r>
+      <w:proofErr w:type="spellStart"/>
+      <w:r>
+        <w:rPr>
+          <w:rFonts w:ascii="Times New Roman" w:hAnsi="Times New Roman" w:cs="Times New Roman"/>
+        </w:rPr>
+        <w:t>mô</w:t>
+      </w:r>
+      <w:proofErr w:type="spellEnd"/>
+      <w:r>
+        <w:rPr>
+          <w:rFonts w:ascii="Times New Roman" w:hAnsi="Times New Roman" w:cs="Times New Roman"/>
+        </w:rPr>
+        <w:t xml:space="preserve"> </w:t>
+      </w:r>
+      <w:proofErr w:type="spellStart"/>
+      <w:r>
+        <w:rPr>
+          <w:rFonts w:ascii="Times New Roman" w:hAnsi="Times New Roman" w:cs="Times New Roman"/>
+        </w:rPr>
+        <w:t>hình</w:t>
+      </w:r>
+      <w:proofErr w:type="spellEnd"/>
+      <w:r>
+        <w:rPr>
+          <w:rFonts w:ascii="Times New Roman" w:hAnsi="Times New Roman" w:cs="Times New Roman"/>
+        </w:rPr>
+        <w:t xml:space="preserve"> </w:t>
+      </w:r>
+      <w:proofErr w:type="spellStart"/>
+      <w:r>
+        <w:rPr>
+          <w:rFonts w:ascii="Times New Roman" w:hAnsi="Times New Roman" w:cs="Times New Roman"/>
+        </w:rPr>
+        <w:t>theo</w:t>
+      </w:r>
+      <w:proofErr w:type="spellEnd"/>
+      <w:r>
+        <w:rPr>
+          <w:rFonts w:ascii="Times New Roman" w:hAnsi="Times New Roman" w:cs="Times New Roman"/>
+        </w:rPr>
+        <w:t xml:space="preserve"> OSI:</w:t>
+      </w:r>
+    </w:p>
+    <w:p>
+      <w:pPr>
+        <w:rPr>
+          <w:rFonts w:ascii="Times New Roman" w:hAnsi="Times New Roman" w:cs="Times New Roman"/>
+        </w:rPr>
+      </w:pPr>
+      <w:r>
+        <w:rPr>
+          <w:rFonts w:ascii="Times New Roman" w:hAnsi="Times New Roman" w:cs="Times New Roman"/>
+        </w:rPr>
+        <w:t xml:space="preserve">   - ICMP </w:t>
+      </w:r>
+      <w:proofErr w:type="spellStart"/>
+      <w:r>
+        <w:rPr>
+          <w:rFonts w:ascii="Times New Roman" w:hAnsi="Times New Roman" w:cs="Times New Roman"/>
+        </w:rPr>
+        <w:t>thuộc</w:t>
+      </w:r>
+      <w:proofErr w:type="spellEnd"/>
+      <w:r>
+        <w:rPr>
+          <w:rFonts w:ascii="Times New Roman" w:hAnsi="Times New Roman" w:cs="Times New Roman"/>
+        </w:rPr>
+        <w:t xml:space="preserve"> layer </w:t>
+      </w:r>
+      <w:proofErr w:type="spellStart"/>
+      <w:r>
+        <w:rPr>
+          <w:rFonts w:ascii="Times New Roman" w:hAnsi="Times New Roman" w:cs="Times New Roman"/>
+        </w:rPr>
+        <w:t>nào</w:t>
+      </w:r>
+      <w:proofErr w:type="spellEnd"/>
+    </w:p>
+    <w:p>
+      <w:pPr>
+        <w:rPr>
+          <w:rFonts w:ascii="Times New Roman" w:hAnsi="Times New Roman" w:cs="Times New Roman"/>
+        </w:rPr>
+      </w:pPr>
+      <w:r>
+        <w:rPr>
+          <w:rFonts w:ascii="Times New Roman" w:hAnsi="Times New Roman" w:cs="Times New Roman"/>
+        </w:rPr>
+        <w:t xml:space="preserve">   - TCP port scan </w:t>
+      </w:r>
+      <w:proofErr w:type="spellStart"/>
+      <w:r>
+        <w:rPr>
+          <w:rFonts w:ascii="Times New Roman" w:hAnsi="Times New Roman" w:cs="Times New Roman"/>
+        </w:rPr>
+        <w:t>thuộc</w:t>
+      </w:r>
+      <w:proofErr w:type="spellEnd"/>
+      <w:r>
+        <w:rPr>
+          <w:rFonts w:ascii="Times New Roman" w:hAnsi="Times New Roman" w:cs="Times New Roman"/>
+        </w:rPr>
+        <w:t xml:space="preserve"> layer </w:t>
+      </w:r>
+      <w:proofErr w:type="spellStart"/>
+      <w:r>
+        <w:rPr>
+          <w:rFonts w:ascii="Times New Roman" w:hAnsi="Times New Roman" w:cs="Times New Roman"/>
+        </w:rPr>
+        <w:t>nào</w:t>
+      </w:r>
+      <w:proofErr w:type="spellEnd"/>
+    </w:p>
+    <w:p>
+      <w:pPr>
+        <w:rPr>
+          <w:rFonts w:ascii="Times New Roman" w:hAnsi="Times New Roman" w:cs="Times New Roman"/>
+        </w:rPr>
+      </w:pPr>
+      <w:r>
+        <w:rPr>
+          <w:rFonts w:ascii="Times New Roman" w:hAnsi="Times New Roman" w:cs="Times New Roman"/>
+        </w:rPr>
+        <w:t xml:space="preserve">   - </w:t>
+      </w:r>
+      <w:proofErr w:type="spellStart"/>
+      <w:r>
+        <w:rPr>
+          <w:rFonts w:ascii="Times New Roman" w:hAnsi="Times New Roman" w:cs="Times New Roman"/>
+        </w:rPr>
+        <w:t>hệ</w:t>
+      </w:r>
+      <w:proofErr w:type="spellEnd"/>
+      <w:r>
+        <w:rPr>
+          <w:rFonts w:ascii="Times New Roman" w:hAnsi="Times New Roman" w:cs="Times New Roman"/>
+        </w:rPr>
+        <w:t xml:space="preserve"> </w:t>
+      </w:r>
+      <w:proofErr w:type="spellStart"/>
+      <w:r>
+        <w:rPr>
+          <w:rFonts w:ascii="Times New Roman" w:hAnsi="Times New Roman" w:cs="Times New Roman"/>
+        </w:rPr>
+        <w:t>thống</w:t>
+      </w:r>
+      <w:proofErr w:type="spellEnd"/>
+      <w:r>
+        <w:rPr>
+          <w:rFonts w:ascii="Times New Roman" w:hAnsi="Times New Roman" w:cs="Times New Roman"/>
+        </w:rPr>
+        <w:t xml:space="preserve"> </w:t>
+      </w:r>
+      <w:proofErr w:type="spellStart"/>
+      <w:r>
+        <w:rPr>
+          <w:rFonts w:ascii="Times New Roman" w:hAnsi="Times New Roman" w:cs="Times New Roman"/>
+        </w:rPr>
+        <w:t>hoạt</w:t>
+      </w:r>
+      <w:proofErr w:type="spellEnd"/>
+      <w:r>
+        <w:rPr>
+          <w:rFonts w:ascii="Times New Roman" w:hAnsi="Times New Roman" w:cs="Times New Roman"/>
+        </w:rPr>
+        <w:t xml:space="preserve"> </w:t>
+      </w:r>
+      <w:proofErr w:type="spellStart"/>
+      <w:r>
+        <w:rPr>
+          <w:rFonts w:ascii="Times New Roman" w:hAnsi="Times New Roman" w:cs="Times New Roman"/>
+        </w:rPr>
+        <w:t>động</w:t>
+      </w:r>
+      <w:proofErr w:type="spellEnd"/>
+      <w:r>
+        <w:rPr>
+          <w:rFonts w:ascii="Times New Roman" w:hAnsi="Times New Roman" w:cs="Times New Roman"/>
+        </w:rPr>
+        <w:t xml:space="preserve"> ở </w:t>
+      </w:r>
+      <w:proofErr w:type="spellStart"/>
+      <w:r>
+        <w:rPr>
+          <w:rFonts w:ascii="Times New Roman" w:hAnsi="Times New Roman" w:cs="Times New Roman"/>
+        </w:rPr>
+        <w:t>tầng</w:t>
+      </w:r>
+      <w:proofErr w:type="spellEnd"/>
+      <w:r>
+        <w:rPr>
+          <w:rFonts w:ascii="Times New Roman" w:hAnsi="Times New Roman" w:cs="Times New Roman"/>
+        </w:rPr>
+        <w:t xml:space="preserve"> </w:t>
+      </w:r>
+      <w:proofErr w:type="spellStart"/>
+      <w:r>
+        <w:rPr>
+          <w:rFonts w:ascii="Times New Roman" w:hAnsi="Times New Roman" w:cs="Times New Roman"/>
+        </w:rPr>
+        <w:t>nào</w:t>
+      </w:r>
+      <w:proofErr w:type="spellEnd"/>
+    </w:p>
+    <w:p>
+      <w:pPr>
+        <w:rPr>
+          <w:rFonts w:ascii="Times New Roman" w:hAnsi="Times New Roman" w:cs="Times New Roman"/>
+        </w:rPr>
+      </w:pPr>
+    </w:p>
+    <w:p>
+      <w:pPr>
+        <w:rPr>
+          <w:rFonts w:ascii="Times New Roman" w:hAnsi="Times New Roman" w:cs="Times New Roman"/>
+        </w:rPr>
+      </w:pPr>
+      <w:r>
+        <w:rPr>
+          <w:rFonts w:ascii="Times New Roman" w:hAnsi="Times New Roman" w:cs="Times New Roman"/>
+        </w:rPr>
+        <w:t xml:space="preserve">6. </w:t>
+      </w:r>
+      <w:proofErr w:type="spellStart"/>
+      <w:r>
+        <w:rPr>
+          <w:rFonts w:ascii="Times New Roman" w:hAnsi="Times New Roman" w:cs="Times New Roman"/>
+        </w:rPr>
+        <w:t>Viết</w:t>
+      </w:r>
+      <w:proofErr w:type="spellEnd"/>
+      <w:r>
+        <w:rPr>
+          <w:rFonts w:ascii="Times New Roman" w:hAnsi="Times New Roman" w:cs="Times New Roman"/>
+        </w:rPr>
+        <w:t xml:space="preserve"> </w:t>
+      </w:r>
+      <w:proofErr w:type="spellStart"/>
+      <w:r>
+        <w:rPr>
+          <w:rFonts w:ascii="Times New Roman" w:hAnsi="Times New Roman" w:cs="Times New Roman"/>
+        </w:rPr>
+        <w:t>phần</w:t>
+      </w:r>
+      <w:proofErr w:type="spellEnd"/>
+      <w:r>
+        <w:rPr>
+          <w:rFonts w:ascii="Times New Roman" w:hAnsi="Times New Roman" w:cs="Times New Roman"/>
+        </w:rPr>
+        <w:t xml:space="preserve"> </w:t>
+      </w:r>
+      <w:proofErr w:type="spellStart"/>
+      <w:r>
+        <w:rPr>
+          <w:rFonts w:ascii="Times New Roman" w:hAnsi="Times New Roman" w:cs="Times New Roman"/>
+        </w:rPr>
+        <w:t>báo</w:t>
+      </w:r>
+      <w:proofErr w:type="spellEnd"/>
+      <w:r>
+        <w:rPr>
+          <w:rFonts w:ascii="Times New Roman" w:hAnsi="Times New Roman" w:cs="Times New Roman"/>
+        </w:rPr>
+        <w:t xml:space="preserve"> </w:t>
+      </w:r>
+      <w:proofErr w:type="spellStart"/>
+      <w:r>
+        <w:rPr>
+          <w:rFonts w:ascii="Times New Roman" w:hAnsi="Times New Roman" w:cs="Times New Roman"/>
+        </w:rPr>
+        <w:t>cáo</w:t>
+      </w:r>
+      <w:proofErr w:type="spellEnd"/>
+      <w:r>
+        <w:rPr>
+          <w:rFonts w:ascii="Times New Roman" w:hAnsi="Times New Roman" w:cs="Times New Roman"/>
+        </w:rPr>
+        <w:t>:</w:t>
+      </w:r>
+    </w:p>
+    <w:p>
+      <w:pPr>
+        <w:rPr>
+          <w:rFonts w:ascii="Times New Roman" w:hAnsi="Times New Roman" w:cs="Times New Roman"/>
+        </w:rPr>
+      </w:pPr>
+      <w:r>
+        <w:rPr>
+          <w:rFonts w:ascii="Times New Roman" w:hAnsi="Times New Roman" w:cs="Times New Roman"/>
+        </w:rPr>
+        <w:t xml:space="preserve">   - </w:t>
+      </w:r>
+      <w:proofErr w:type="spellStart"/>
+      <w:r>
+        <w:rPr>
+          <w:rFonts w:ascii="Times New Roman" w:hAnsi="Times New Roman" w:cs="Times New Roman"/>
+        </w:rPr>
+        <w:t>mô</w:t>
+      </w:r>
+      <w:proofErr w:type="spellEnd"/>
+      <w:r>
+        <w:rPr>
+          <w:rFonts w:ascii="Times New Roman" w:hAnsi="Times New Roman" w:cs="Times New Roman"/>
+        </w:rPr>
+        <w:t xml:space="preserve"> </w:t>
+      </w:r>
+      <w:proofErr w:type="spellStart"/>
+      <w:r>
+        <w:rPr>
+          <w:rFonts w:ascii="Times New Roman" w:hAnsi="Times New Roman" w:cs="Times New Roman"/>
+        </w:rPr>
+        <w:t>tả</w:t>
+      </w:r>
+      <w:proofErr w:type="spellEnd"/>
+      <w:r>
+        <w:rPr>
+          <w:rFonts w:ascii="Times New Roman" w:hAnsi="Times New Roman" w:cs="Times New Roman"/>
+        </w:rPr>
+        <w:t xml:space="preserve"> </w:t>
+      </w:r>
+      <w:proofErr w:type="spellStart"/>
+      <w:r>
+        <w:rPr>
+          <w:rFonts w:ascii="Times New Roman" w:hAnsi="Times New Roman" w:cs="Times New Roman"/>
+        </w:rPr>
+        <w:t>mô</w:t>
+      </w:r>
+      <w:proofErr w:type="spellEnd"/>
+      <w:r>
+        <w:rPr>
+          <w:rFonts w:ascii="Times New Roman" w:hAnsi="Times New Roman" w:cs="Times New Roman"/>
+        </w:rPr>
+        <w:t xml:space="preserve"> </w:t>
+      </w:r>
+      <w:proofErr w:type="spellStart"/>
+      <w:r>
+        <w:rPr>
+          <w:rFonts w:ascii="Times New Roman" w:hAnsi="Times New Roman" w:cs="Times New Roman"/>
+        </w:rPr>
+        <w:t>hình</w:t>
+      </w:r>
+      <w:proofErr w:type="spellEnd"/>
+    </w:p>
+    <w:p>
+      <w:pPr>
+        <w:rPr>
+          <w:rFonts w:ascii="Times New Roman" w:hAnsi="Times New Roman" w:cs="Times New Roman"/>
+        </w:rPr>
+      </w:pPr>
+      <w:r>
+        <w:rPr>
+          <w:rFonts w:ascii="Times New Roman" w:hAnsi="Times New Roman" w:cs="Times New Roman"/>
+        </w:rPr>
+        <w:t xml:space="preserve">   - </w:t>
+      </w:r>
+      <w:proofErr w:type="spellStart"/>
+      <w:r>
+        <w:rPr>
+          <w:rFonts w:ascii="Times New Roman" w:hAnsi="Times New Roman" w:cs="Times New Roman"/>
+        </w:rPr>
+        <w:t>nguyên</w:t>
+      </w:r>
+      <w:proofErr w:type="spellEnd"/>
+      <w:r>
+        <w:rPr>
+          <w:rFonts w:ascii="Times New Roman" w:hAnsi="Times New Roman" w:cs="Times New Roman"/>
+        </w:rPr>
+        <w:t xml:space="preserve"> </w:t>
+      </w:r>
+      <w:proofErr w:type="spellStart"/>
+      <w:r>
+        <w:rPr>
+          <w:rFonts w:ascii="Times New Roman" w:hAnsi="Times New Roman" w:cs="Times New Roman"/>
+        </w:rPr>
+        <w:t>lý</w:t>
+      </w:r>
+      <w:proofErr w:type="spellEnd"/>
+      <w:r>
+        <w:rPr>
+          <w:rFonts w:ascii="Times New Roman" w:hAnsi="Times New Roman" w:cs="Times New Roman"/>
+        </w:rPr>
+        <w:t xml:space="preserve"> </w:t>
+      </w:r>
+      <w:proofErr w:type="spellStart"/>
+      <w:r>
+        <w:rPr>
+          <w:rFonts w:ascii="Times New Roman" w:hAnsi="Times New Roman" w:cs="Times New Roman"/>
+        </w:rPr>
+        <w:t>hoạt</w:t>
+      </w:r>
+      <w:proofErr w:type="spellEnd"/>
+      <w:r>
+        <w:rPr>
+          <w:rFonts w:ascii="Times New Roman" w:hAnsi="Times New Roman" w:cs="Times New Roman"/>
+        </w:rPr>
+        <w:t xml:space="preserve"> </w:t>
+      </w:r>
+      <w:proofErr w:type="spellStart"/>
+      <w:r>
+        <w:rPr>
+          <w:rFonts w:ascii="Times New Roman" w:hAnsi="Times New Roman" w:cs="Times New Roman"/>
+        </w:rPr>
+        <w:t>động</w:t>
+      </w:r>
+      <w:proofErr w:type="spellEnd"/>
+    </w:p>
+    <w:p>
+      <w:pPr>
+        <w:rPr>
+          <w:rFonts w:ascii="Times New Roman" w:hAnsi="Times New Roman" w:cs="Times New Roman"/>
+        </w:rPr>
+      </w:pPr>
+      <w:r>
+        <w:rPr>
+          <w:rFonts w:ascii="Times New Roman" w:hAnsi="Times New Roman" w:cs="Times New Roman"/>
+        </w:rPr>
+        <w:t xml:space="preserve">   - </w:t>
+      </w:r>
+      <w:proofErr w:type="spellStart"/>
+      <w:r>
+        <w:rPr>
+          <w:rFonts w:ascii="Times New Roman" w:hAnsi="Times New Roman" w:cs="Times New Roman"/>
+        </w:rPr>
+        <w:t>kết</w:t>
+      </w:r>
+      <w:proofErr w:type="spellEnd"/>
+      <w:r>
+        <w:rPr>
+          <w:rFonts w:ascii="Times New Roman" w:hAnsi="Times New Roman" w:cs="Times New Roman"/>
+        </w:rPr>
+        <w:t xml:space="preserve"> </w:t>
+      </w:r>
+      <w:proofErr w:type="spellStart"/>
+      <w:r>
+        <w:rPr>
+          <w:rFonts w:ascii="Times New Roman" w:hAnsi="Times New Roman" w:cs="Times New Roman"/>
+        </w:rPr>
+        <w:t>quả</w:t>
+      </w:r>
+      <w:proofErr w:type="spellEnd"/>
+      <w:r>
+        <w:rPr>
+          <w:rFonts w:ascii="Times New Roman" w:hAnsi="Times New Roman" w:cs="Times New Roman"/>
+        </w:rPr>
+        <w:t xml:space="preserve"> </w:t>
+      </w:r>
+      <w:proofErr w:type="spellStart"/>
+      <w:r>
+        <w:rPr>
+          <w:rFonts w:ascii="Times New Roman" w:hAnsi="Times New Roman" w:cs="Times New Roman"/>
+        </w:rPr>
+        <w:t>thực</w:t>
+      </w:r>
+      <w:proofErr w:type="spellEnd"/>
+      <w:r>
+        <w:rPr>
+          <w:rFonts w:ascii="Times New Roman" w:hAnsi="Times New Roman" w:cs="Times New Roman"/>
+        </w:rPr>
+        <w:t xml:space="preserve"> </w:t>
+      </w:r>
+      <w:proofErr w:type="spellStart"/>
+      <w:r>
+        <w:rPr>
+          <w:rFonts w:ascii="Times New Roman" w:hAnsi="Times New Roman" w:cs="Times New Roman"/>
+        </w:rPr>
+        <w:t>nghiệm</w:t>
+      </w:r>
+      <w:proofErr w:type="spellEnd"/>
+    </w:p>
+    <w:p>
+      <w:pPr>
+        <w:rPr>
+          <w:rFonts w:ascii="Times New Roman" w:hAnsi="Times New Roman" w:cs="Times New Roman"/>
+        </w:rPr>
+      </w:pPr>
+      <w:r>
+        <w:rPr>
+          <w:rFonts w:ascii="Times New Roman" w:hAnsi="Times New Roman" w:cs="Times New Roman"/>
+        </w:rPr>
+        <w:t xml:space="preserve">   - </w:t>
+      </w:r>
+      <w:proofErr w:type="spellStart"/>
+      <w:r>
+        <w:rPr>
+          <w:rFonts w:ascii="Times New Roman" w:hAnsi="Times New Roman" w:cs="Times New Roman"/>
+        </w:rPr>
+        <w:t>kết</w:t>
+      </w:r>
+      <w:proofErr w:type="spellEnd"/>
+      <w:r>
+        <w:rPr>
+          <w:rFonts w:ascii="Times New Roman" w:hAnsi="Times New Roman" w:cs="Times New Roman"/>
+        </w:rPr>
+        <w:t xml:space="preserve"> </w:t>
+      </w:r>
+      <w:proofErr w:type="spellStart"/>
+      <w:r>
+        <w:rPr>
+          <w:rFonts w:ascii="Times New Roman" w:hAnsi="Times New Roman" w:cs="Times New Roman"/>
+        </w:rPr>
+        <w:t>luận</w:t>
+      </w:r>
+      <w:proofErr w:type="spellEnd"/>
+    </w:p>
+    <w:p>
+      <w:pPr>
+        <w:rPr>
+          <w:rFonts w:ascii="Times New Roman" w:hAnsi="Times New Roman" w:cs="Times New Roman"/>
+        </w:rPr>
+      </w:pPr>
+      <w:r>
+        <w:rPr>
+          <w:rFonts w:ascii="Times New Roman" w:hAnsi="Times New Roman" w:cs="Times New Roman"/>
+        </w:rPr>
+        <w:t xml:space="preserve">   - </w:t>
+      </w:r>
+      <w:proofErr w:type="spellStart"/>
+      <w:r>
+        <w:rPr>
+          <w:rFonts w:ascii="Times New Roman" w:hAnsi="Times New Roman" w:cs="Times New Roman"/>
+        </w:rPr>
+        <w:t>ngắn</w:t>
+      </w:r>
+      <w:proofErr w:type="spellEnd"/>
+      <w:r>
+        <w:rPr>
+          <w:rFonts w:ascii="Times New Roman" w:hAnsi="Times New Roman" w:cs="Times New Roman"/>
+        </w:rPr>
+        <w:t xml:space="preserve"> </w:t>
+      </w:r>
+      <w:proofErr w:type="spellStart"/>
+      <w:r>
+        <w:rPr>
+          <w:rFonts w:ascii="Times New Roman" w:hAnsi="Times New Roman" w:cs="Times New Roman"/>
+        </w:rPr>
+        <w:t>gọn</w:t>
+      </w:r>
+      <w:proofErr w:type="spellEnd"/>
+      <w:r>
+        <w:rPr>
+          <w:rFonts w:ascii="Times New Roman" w:hAnsi="Times New Roman" w:cs="Times New Roman"/>
+        </w:rPr>
+        <w:t xml:space="preserve">, </w:t>
+      </w:r>
+      <w:proofErr w:type="spellStart"/>
+      <w:r>
+        <w:rPr>
+          <w:rFonts w:ascii="Times New Roman" w:hAnsi="Times New Roman" w:cs="Times New Roman"/>
+        </w:rPr>
+        <w:t>chuẩn</w:t>
+      </w:r>
+      <w:proofErr w:type="spellEnd"/>
+      <w:r>
+        <w:rPr>
+          <w:rFonts w:ascii="Times New Roman" w:hAnsi="Times New Roman" w:cs="Times New Roman"/>
+        </w:rPr>
+        <w:t xml:space="preserve"> </w:t>
+      </w:r>
+      <w:proofErr w:type="spellStart"/>
+      <w:r>
+        <w:rPr>
+          <w:rFonts w:ascii="Times New Roman" w:hAnsi="Times New Roman" w:cs="Times New Roman"/>
+        </w:rPr>
+        <w:t>văn</w:t>
+      </w:r>
+      <w:proofErr w:type="spellEnd"/>
+      <w:r>
+        <w:rPr>
+          <w:rFonts w:ascii="Times New Roman" w:hAnsi="Times New Roman" w:cs="Times New Roman"/>
+        </w:rPr>
+        <w:t xml:space="preserve"> </w:t>
+      </w:r>
+      <w:proofErr w:type="spellStart"/>
+      <w:r>
+        <w:rPr>
+          <w:rFonts w:ascii="Times New Roman" w:hAnsi="Times New Roman" w:cs="Times New Roman"/>
+        </w:rPr>
+        <w:t>phong</w:t>
+      </w:r>
+      <w:proofErr w:type="spellEnd"/>
+      <w:r>
+        <w:rPr>
+          <w:rFonts w:ascii="Times New Roman" w:hAnsi="Times New Roman" w:cs="Times New Roman"/>
+        </w:rPr>
+        <w:t xml:space="preserve"> </w:t>
+      </w:r>
+      <w:proofErr w:type="spellStart"/>
+      <w:r>
+        <w:rPr>
+          <w:rFonts w:ascii="Times New Roman" w:hAnsi="Times New Roman" w:cs="Times New Roman"/>
+        </w:rPr>
+        <w:t>kỹ</w:t>
+      </w:r>
+      <w:proofErr w:type="spellEnd"/>
+      <w:r>
+        <w:rPr>
+          <w:rFonts w:ascii="Times New Roman" w:hAnsi="Times New Roman" w:cs="Times New Roman"/>
+        </w:rPr>
+        <w:t xml:space="preserve"> </w:t>
+      </w:r>
+      <w:proofErr w:type="spellStart"/>
+      <w:r>
+        <w:rPr>
+          <w:rFonts w:ascii="Times New Roman" w:hAnsi="Times New Roman" w:cs="Times New Roman"/>
+        </w:rPr>
+        <w:t>thuật</w:t>
+      </w:r>
+      <w:proofErr w:type="spellEnd"/>
+    </w:p>
+    <w:p>
+      <w:pPr>
+        <w:rPr>
+          <w:rFonts w:ascii="Times New Roman" w:hAnsi="Times New Roman" w:cs="Times New Roman"/>
+        </w:rPr>
+      </w:pPr>
+    </w:p>
+    <w:p>
+      <w:pPr>
+        <w:rPr>
+          <w:rFonts w:ascii="Times New Roman" w:hAnsi="Times New Roman" w:cs="Times New Roman"/>
+        </w:rPr>
+      </w:pPr>
+      <w:r>
+        <w:rPr>
+          <w:rFonts w:ascii="Times New Roman" w:hAnsi="Times New Roman" w:cs="Times New Roman"/>
+        </w:rPr>
+        <w:lastRenderedPageBreak/>
+        <w:t>7. Troubleshooting:</w:t>
+      </w:r>
+    </w:p>
+    <w:p>
+      <w:pPr>
+        <w:rPr>
+          <w:rFonts w:ascii="Times New Roman" w:hAnsi="Times New Roman" w:cs="Times New Roman"/>
+        </w:rPr>
+      </w:pPr>
+      <w:r>
+        <w:rPr>
+          <w:rFonts w:ascii="Times New Roman" w:hAnsi="Times New Roman" w:cs="Times New Roman"/>
+        </w:rPr>
+        <w:t xml:space="preserve">   </w:t>
+      </w:r>
+      <w:proofErr w:type="spellStart"/>
+      <w:r>
+        <w:rPr>
+          <w:rFonts w:ascii="Times New Roman" w:hAnsi="Times New Roman" w:cs="Times New Roman"/>
+        </w:rPr>
+        <w:t>Nếu</w:t>
+      </w:r>
+      <w:proofErr w:type="spellEnd"/>
+      <w:r>
+        <w:rPr>
+          <w:rFonts w:ascii="Times New Roman" w:hAnsi="Times New Roman" w:cs="Times New Roman"/>
+        </w:rPr>
+        <w:t xml:space="preserve"> </w:t>
+      </w:r>
+      <w:proofErr w:type="spellStart"/>
+      <w:r>
+        <w:rPr>
+          <w:rFonts w:ascii="Times New Roman" w:hAnsi="Times New Roman" w:cs="Times New Roman"/>
+        </w:rPr>
+        <w:t>không</w:t>
+      </w:r>
+      <w:proofErr w:type="spellEnd"/>
+      <w:r>
+        <w:rPr>
+          <w:rFonts w:ascii="Times New Roman" w:hAnsi="Times New Roman" w:cs="Times New Roman"/>
+        </w:rPr>
+        <w:t xml:space="preserve"> detect ping</w:t>
+      </w:r>
+    </w:p>
+    <w:p>
+      <w:pPr>
+        <w:rPr>
+          <w:rFonts w:ascii="Times New Roman" w:hAnsi="Times New Roman" w:cs="Times New Roman"/>
+        </w:rPr>
+      </w:pPr>
+      <w:r>
+        <w:rPr>
+          <w:rFonts w:ascii="Times New Roman" w:hAnsi="Times New Roman" w:cs="Times New Roman"/>
+        </w:rPr>
+        <w:t xml:space="preserve">   </w:t>
+      </w:r>
+      <w:proofErr w:type="spellStart"/>
+      <w:r>
+        <w:rPr>
+          <w:rFonts w:ascii="Times New Roman" w:hAnsi="Times New Roman" w:cs="Times New Roman"/>
+        </w:rPr>
+        <w:t>Nếu</w:t>
+      </w:r>
+      <w:proofErr w:type="spellEnd"/>
+      <w:r>
+        <w:rPr>
+          <w:rFonts w:ascii="Times New Roman" w:hAnsi="Times New Roman" w:cs="Times New Roman"/>
+        </w:rPr>
+        <w:t xml:space="preserve"> </w:t>
+      </w:r>
+      <w:proofErr w:type="spellStart"/>
+      <w:r>
+        <w:rPr>
+          <w:rFonts w:ascii="Times New Roman" w:hAnsi="Times New Roman" w:cs="Times New Roman"/>
+        </w:rPr>
+        <w:t>không</w:t>
+      </w:r>
+      <w:proofErr w:type="spellEnd"/>
+      <w:r>
+        <w:rPr>
+          <w:rFonts w:ascii="Times New Roman" w:hAnsi="Times New Roman" w:cs="Times New Roman"/>
+        </w:rPr>
+        <w:t xml:space="preserve"> detect Nmap</w:t>
+      </w:r>
+    </w:p>
+    <w:p>
+      <w:pPr>
+        <w:rPr>
+          <w:rFonts w:ascii="Times New Roman" w:hAnsi="Times New Roman" w:cs="Times New Roman"/>
+        </w:rPr>
+      </w:pPr>
+      <w:r>
+        <w:rPr>
+          <w:rFonts w:ascii="Times New Roman" w:hAnsi="Times New Roman" w:cs="Times New Roman"/>
+        </w:rPr>
+        <w:t xml:space="preserve">   </w:t>
+      </w:r>
+      <w:proofErr w:type="spellStart"/>
+      <w:r>
+        <w:rPr>
+          <w:rFonts w:ascii="Times New Roman" w:hAnsi="Times New Roman" w:cs="Times New Roman"/>
+        </w:rPr>
+        <w:t>Nếu</w:t>
+      </w:r>
+      <w:proofErr w:type="spellEnd"/>
+      <w:r>
+        <w:rPr>
+          <w:rFonts w:ascii="Times New Roman" w:hAnsi="Times New Roman" w:cs="Times New Roman"/>
+        </w:rPr>
+        <w:t xml:space="preserve"> </w:t>
+      </w:r>
+      <w:proofErr w:type="spellStart"/>
+      <w:r>
+        <w:rPr>
+          <w:rFonts w:ascii="Times New Roman" w:hAnsi="Times New Roman" w:cs="Times New Roman"/>
+        </w:rPr>
+        <w:t>tshark</w:t>
+      </w:r>
+      <w:proofErr w:type="spellEnd"/>
+      <w:r>
+        <w:rPr>
+          <w:rFonts w:ascii="Times New Roman" w:hAnsi="Times New Roman" w:cs="Times New Roman"/>
+        </w:rPr>
+        <w:t xml:space="preserve"> </w:t>
+      </w:r>
+      <w:proofErr w:type="spellStart"/>
+      <w:r>
+        <w:rPr>
+          <w:rFonts w:ascii="Times New Roman" w:hAnsi="Times New Roman" w:cs="Times New Roman"/>
+        </w:rPr>
+        <w:t>không</w:t>
+      </w:r>
+      <w:proofErr w:type="spellEnd"/>
+      <w:r>
+        <w:rPr>
+          <w:rFonts w:ascii="Times New Roman" w:hAnsi="Times New Roman" w:cs="Times New Roman"/>
+        </w:rPr>
+        <w:t xml:space="preserve"> capture</w:t>
+      </w:r>
+    </w:p>
+    <w:p>
+      <w:pPr>
+        <w:rPr>
+          <w:rFonts w:ascii="Times New Roman" w:hAnsi="Times New Roman" w:cs="Times New Roman"/>
+        </w:rPr>
+      </w:pPr>
+      <w:r>
+        <w:rPr>
+          <w:rFonts w:ascii="Times New Roman" w:hAnsi="Times New Roman" w:cs="Times New Roman"/>
+        </w:rPr>
+        <w:t xml:space="preserve">   </w:t>
+      </w:r>
+      <w:proofErr w:type="spellStart"/>
+      <w:r>
+        <w:rPr>
+          <w:rFonts w:ascii="Times New Roman" w:hAnsi="Times New Roman" w:cs="Times New Roman"/>
+        </w:rPr>
+        <w:t>Nếu</w:t>
+      </w:r>
+      <w:proofErr w:type="spellEnd"/>
+      <w:r>
+        <w:rPr>
+          <w:rFonts w:ascii="Times New Roman" w:hAnsi="Times New Roman" w:cs="Times New Roman"/>
+        </w:rPr>
+        <w:t xml:space="preserve"> </w:t>
+      </w:r>
+      <w:proofErr w:type="spellStart"/>
+      <w:r>
+        <w:rPr>
+          <w:rFonts w:ascii="Times New Roman" w:hAnsi="Times New Roman" w:cs="Times New Roman"/>
+        </w:rPr>
+        <w:t>sai</w:t>
+      </w:r>
+      <w:proofErr w:type="spellEnd"/>
+      <w:r>
+        <w:rPr>
+          <w:rFonts w:ascii="Times New Roman" w:hAnsi="Times New Roman" w:cs="Times New Roman"/>
+        </w:rPr>
+        <w:t xml:space="preserve"> interface</w:t>
+      </w:r>
+    </w:p>
+    <w:p>
+      <w:pPr>
+        <w:rPr>
+          <w:rFonts w:ascii="Times New Roman" w:hAnsi="Times New Roman" w:cs="Times New Roman"/>
+        </w:rPr>
+      </w:pPr>
+      <w:r>
+        <w:rPr>
+          <w:rFonts w:ascii="Times New Roman" w:hAnsi="Times New Roman" w:cs="Times New Roman"/>
+        </w:rPr>
+        <w:t xml:space="preserve">   </w:t>
+      </w:r>
+      <w:proofErr w:type="spellStart"/>
+      <w:r>
+        <w:rPr>
+          <w:rFonts w:ascii="Times New Roman" w:hAnsi="Times New Roman" w:cs="Times New Roman"/>
+        </w:rPr>
+        <w:t>Nếu</w:t>
+      </w:r>
+      <w:proofErr w:type="spellEnd"/>
+      <w:r>
+        <w:rPr>
+          <w:rFonts w:ascii="Times New Roman" w:hAnsi="Times New Roman" w:cs="Times New Roman"/>
+        </w:rPr>
+        <w:t xml:space="preserve"> iptables </w:t>
+      </w:r>
+      <w:proofErr w:type="spellStart"/>
+      <w:r>
+        <w:rPr>
+          <w:rFonts w:ascii="Times New Roman" w:hAnsi="Times New Roman" w:cs="Times New Roman"/>
+        </w:rPr>
+        <w:t>không</w:t>
+      </w:r>
+      <w:proofErr w:type="spellEnd"/>
+      <w:r>
+        <w:rPr>
+          <w:rFonts w:ascii="Times New Roman" w:hAnsi="Times New Roman" w:cs="Times New Roman"/>
+        </w:rPr>
+        <w:t xml:space="preserve"> block</w:t>
+      </w:r>
+    </w:p>
+    <w:p>
+      <w:pPr>
+        <w:rPr>
+          <w:rFonts w:ascii="Times New Roman" w:hAnsi="Times New Roman" w:cs="Times New Roman"/>
+        </w:rPr>
+      </w:pPr>
+    </w:p>
+    <w:p>
+      <w:pPr>
+        <w:rPr>
+          <w:rFonts w:ascii="Times New Roman" w:hAnsi="Times New Roman" w:cs="Times New Roman"/>
+        </w:rPr>
+      </w:pPr>
+      <w:proofErr w:type="spellStart"/>
+      <w:r>
+        <w:rPr>
+          <w:rFonts w:ascii="Times New Roman" w:hAnsi="Times New Roman" w:cs="Times New Roman"/>
+        </w:rPr>
         <w:t>Yêu</w:t>
       </w:r>
       <w:proofErr w:type="spellEnd"/>
@@ -3702,34 +6145,6 @@
         <w:rPr>
           <w:rFonts w:ascii="Times New Roman" w:hAnsi="Times New Roman" w:cs="Times New Roman"/>
         </w:rPr>
-        <w:t xml:space="preserve"> </w:t>
-      </w:r>
-      <w:proofErr w:type="spellStart"/>
-      <w:r>
-        <w:rPr>
-          <w:rFonts w:ascii="Times New Roman" w:hAnsi="Times New Roman" w:cs="Times New Roman"/>
-        </w:rPr>
-        <w:t>kỹ</w:t>
-      </w:r>
-      <w:proofErr w:type="spellEnd"/>
-      <w:r>
-        <w:rPr>
-          <w:rFonts w:ascii="Times New Roman" w:hAnsi="Times New Roman" w:cs="Times New Roman"/>
-        </w:rPr>
-        <w:t xml:space="preserve"> </w:t>
-      </w:r>
-      <w:proofErr w:type="spellStart"/>
-      <w:r>
-        <w:rPr>
-          <w:rFonts w:ascii="Times New Roman" w:hAnsi="Times New Roman" w:cs="Times New Roman"/>
-        </w:rPr>
-        <w:t>thuật</w:t>
-      </w:r>
-      <w:proofErr w:type="spellEnd"/>
-      <w:r>
-        <w:rPr>
-          <w:rFonts w:ascii="Times New Roman" w:hAnsi="Times New Roman" w:cs="Times New Roman"/>
-        </w:rPr>
         <w:t>:</w:t>
       </w:r>
     </w:p>
@@ -3743,469 +6158,63 @@
         <w:rPr>
           <w:rFonts w:ascii="Times New Roman" w:hAnsi="Times New Roman" w:cs="Times New Roman"/>
         </w:rPr>
-        <w:t xml:space="preserve">1. </w:t>
-      </w:r>
-      <w:proofErr w:type="spellStart"/>
-      <w:r>
-        <w:rPr>
-          <w:rFonts w:ascii="Times New Roman" w:hAnsi="Times New Roman" w:cs="Times New Roman"/>
-        </w:rPr>
-        <w:t>Viết</w:t>
-      </w:r>
-      <w:proofErr w:type="spellEnd"/>
-      <w:r>
-        <w:rPr>
-          <w:rFonts w:ascii="Times New Roman" w:hAnsi="Times New Roman" w:cs="Times New Roman"/>
-        </w:rPr>
-        <w:t xml:space="preserve"> code Python </w:t>
-      </w:r>
-      <w:proofErr w:type="spellStart"/>
-      <w:r>
-        <w:rPr>
-          <w:rFonts w:ascii="Times New Roman" w:hAnsi="Times New Roman" w:cs="Times New Roman"/>
-        </w:rPr>
-        <w:t>hoàn</w:t>
-      </w:r>
-      <w:proofErr w:type="spellEnd"/>
-      <w:r>
-        <w:rPr>
-          <w:rFonts w:ascii="Times New Roman" w:hAnsi="Times New Roman" w:cs="Times New Roman"/>
-        </w:rPr>
-        <w:t xml:space="preserve"> </w:t>
-      </w:r>
-      <w:proofErr w:type="spellStart"/>
-      <w:r>
-        <w:rPr>
-          <w:rFonts w:ascii="Times New Roman" w:hAnsi="Times New Roman" w:cs="Times New Roman"/>
-        </w:rPr>
-        <w:t>chỉnh</w:t>
-      </w:r>
-      <w:proofErr w:type="spellEnd"/>
-      <w:r>
-        <w:rPr>
-          <w:rFonts w:ascii="Times New Roman" w:hAnsi="Times New Roman" w:cs="Times New Roman"/>
-        </w:rPr>
-        <w:t>:</w:t>
-      </w:r>
-    </w:p>
-    <w:p>
-      <w:pPr>
-        <w:rPr>
-          <w:rFonts w:ascii="Times New Roman" w:hAnsi="Times New Roman" w:cs="Times New Roman"/>
-        </w:rPr>
-      </w:pPr>
-      <w:r>
-        <w:rPr>
-          <w:rFonts w:ascii="Times New Roman" w:hAnsi="Times New Roman" w:cs="Times New Roman"/>
-        </w:rPr>
-        <w:t xml:space="preserve">   - </w:t>
-      </w:r>
-      <w:proofErr w:type="spellStart"/>
-      <w:r>
-        <w:rPr>
-          <w:rFonts w:ascii="Times New Roman" w:hAnsi="Times New Roman" w:cs="Times New Roman"/>
-        </w:rPr>
-        <w:t>dùng</w:t>
-      </w:r>
-      <w:proofErr w:type="spellEnd"/>
-      <w:r>
-        <w:rPr>
-          <w:rFonts w:ascii="Times New Roman" w:hAnsi="Times New Roman" w:cs="Times New Roman"/>
-        </w:rPr>
-        <w:t xml:space="preserve"> subprocess</w:t>
-      </w:r>
-    </w:p>
-    <w:p>
-      <w:pPr>
-        <w:rPr>
-          <w:rFonts w:ascii="Times New Roman" w:hAnsi="Times New Roman" w:cs="Times New Roman"/>
-        </w:rPr>
-      </w:pPr>
-      <w:r>
-        <w:rPr>
-          <w:rFonts w:ascii="Times New Roman" w:hAnsi="Times New Roman" w:cs="Times New Roman"/>
-        </w:rPr>
-        <w:t xml:space="preserve">   - </w:t>
-      </w:r>
-      <w:proofErr w:type="spellStart"/>
-      <w:r>
-        <w:rPr>
-          <w:rFonts w:ascii="Times New Roman" w:hAnsi="Times New Roman" w:cs="Times New Roman"/>
-        </w:rPr>
-        <w:t>dùng</w:t>
-      </w:r>
-      <w:proofErr w:type="spellEnd"/>
-      <w:r>
-        <w:rPr>
-          <w:rFonts w:ascii="Times New Roman" w:hAnsi="Times New Roman" w:cs="Times New Roman"/>
-        </w:rPr>
-        <w:t xml:space="preserve"> </w:t>
-      </w:r>
-      <w:proofErr w:type="spellStart"/>
-      <w:r>
-        <w:rPr>
-          <w:rFonts w:ascii="Times New Roman" w:hAnsi="Times New Roman" w:cs="Times New Roman"/>
-        </w:rPr>
-        <w:t>tshark</w:t>
-      </w:r>
-      <w:proofErr w:type="spellEnd"/>
-      <w:r>
-        <w:rPr>
-          <w:rFonts w:ascii="Times New Roman" w:hAnsi="Times New Roman" w:cs="Times New Roman"/>
-        </w:rPr>
-        <w:t xml:space="preserve"> capture </w:t>
-      </w:r>
-      <w:proofErr w:type="spellStart"/>
-      <w:r>
-        <w:rPr>
-          <w:rFonts w:ascii="Times New Roman" w:hAnsi="Times New Roman" w:cs="Times New Roman"/>
-        </w:rPr>
-        <w:t>realtime</w:t>
-      </w:r>
-      <w:proofErr w:type="spellEnd"/>
-    </w:p>
-    <w:p>
-      <w:pPr>
-        <w:rPr>
-          <w:rFonts w:ascii="Times New Roman" w:hAnsi="Times New Roman" w:cs="Times New Roman"/>
-        </w:rPr>
-      </w:pPr>
-      <w:r>
-        <w:rPr>
-          <w:rFonts w:ascii="Times New Roman" w:hAnsi="Times New Roman" w:cs="Times New Roman"/>
-        </w:rPr>
-        <w:t xml:space="preserve">   - parse packet fields</w:t>
-      </w:r>
-    </w:p>
-    <w:p>
-      <w:pPr>
-        <w:rPr>
-          <w:rFonts w:ascii="Times New Roman" w:hAnsi="Times New Roman" w:cs="Times New Roman"/>
-        </w:rPr>
-      </w:pPr>
-      <w:r>
-        <w:rPr>
-          <w:rFonts w:ascii="Times New Roman" w:hAnsi="Times New Roman" w:cs="Times New Roman"/>
-        </w:rPr>
-        <w:t xml:space="preserve">   - detect ICMP High Rate </w:t>
-      </w:r>
-      <w:proofErr w:type="spellStart"/>
-      <w:r>
-        <w:rPr>
-          <w:rFonts w:ascii="Times New Roman" w:hAnsi="Times New Roman" w:cs="Times New Roman"/>
-        </w:rPr>
-        <w:t>nếu</w:t>
-      </w:r>
-      <w:proofErr w:type="spellEnd"/>
-      <w:r>
-        <w:rPr>
-          <w:rFonts w:ascii="Times New Roman" w:hAnsi="Times New Roman" w:cs="Times New Roman"/>
-        </w:rPr>
-        <w:t xml:space="preserve"> &gt;10 ping </w:t>
-      </w:r>
-      <w:proofErr w:type="spellStart"/>
-      <w:r>
-        <w:rPr>
-          <w:rFonts w:ascii="Times New Roman" w:hAnsi="Times New Roman" w:cs="Times New Roman"/>
-        </w:rPr>
-        <w:t>trong</w:t>
-      </w:r>
-      <w:proofErr w:type="spellEnd"/>
-      <w:r>
-        <w:rPr>
-          <w:rFonts w:ascii="Times New Roman" w:hAnsi="Times New Roman" w:cs="Times New Roman"/>
-        </w:rPr>
-        <w:t xml:space="preserve"> 10 </w:t>
-      </w:r>
-      <w:proofErr w:type="spellStart"/>
-      <w:r>
-        <w:rPr>
-          <w:rFonts w:ascii="Times New Roman" w:hAnsi="Times New Roman" w:cs="Times New Roman"/>
-        </w:rPr>
-        <w:t>giây</w:t>
-      </w:r>
-      <w:proofErr w:type="spellEnd"/>
-    </w:p>
-    <w:p>
-      <w:pPr>
-        <w:rPr>
-          <w:rFonts w:ascii="Times New Roman" w:hAnsi="Times New Roman" w:cs="Times New Roman"/>
-        </w:rPr>
-      </w:pPr>
-      <w:r>
-        <w:rPr>
-          <w:rFonts w:ascii="Times New Roman" w:hAnsi="Times New Roman" w:cs="Times New Roman"/>
-        </w:rPr>
-        <w:t xml:space="preserve">   - block IP 20 </w:t>
-      </w:r>
-      <w:proofErr w:type="spellStart"/>
-      <w:r>
-        <w:rPr>
-          <w:rFonts w:ascii="Times New Roman" w:hAnsi="Times New Roman" w:cs="Times New Roman"/>
-        </w:rPr>
-        <w:t>giây</w:t>
-      </w:r>
-      <w:proofErr w:type="spellEnd"/>
-    </w:p>
-    <w:p>
-      <w:pPr>
-        <w:rPr>
-          <w:rFonts w:ascii="Times New Roman" w:hAnsi="Times New Roman" w:cs="Times New Roman"/>
-        </w:rPr>
-      </w:pPr>
-      <w:r>
-        <w:rPr>
-          <w:rFonts w:ascii="Times New Roman" w:hAnsi="Times New Roman" w:cs="Times New Roman"/>
-        </w:rPr>
-        <w:t xml:space="preserve">   - detect Port Scan </w:t>
-      </w:r>
-      <w:proofErr w:type="spellStart"/>
-      <w:r>
-        <w:rPr>
-          <w:rFonts w:ascii="Times New Roman" w:hAnsi="Times New Roman" w:cs="Times New Roman"/>
-        </w:rPr>
-        <w:t>nếu</w:t>
-      </w:r>
-      <w:proofErr w:type="spellEnd"/>
-      <w:r>
-        <w:rPr>
-          <w:rFonts w:ascii="Times New Roman" w:hAnsi="Times New Roman" w:cs="Times New Roman"/>
-        </w:rPr>
-        <w:t xml:space="preserve"> 1 IP </w:t>
-      </w:r>
-      <w:proofErr w:type="spellStart"/>
-      <w:r>
-        <w:rPr>
-          <w:rFonts w:ascii="Times New Roman" w:hAnsi="Times New Roman" w:cs="Times New Roman"/>
-        </w:rPr>
-        <w:t>truy</w:t>
-      </w:r>
-      <w:proofErr w:type="spellEnd"/>
-      <w:r>
-        <w:rPr>
-          <w:rFonts w:ascii="Times New Roman" w:hAnsi="Times New Roman" w:cs="Times New Roman"/>
-        </w:rPr>
-        <w:t xml:space="preserve"> </w:t>
-      </w:r>
-      <w:proofErr w:type="spellStart"/>
-      <w:r>
-        <w:rPr>
-          <w:rFonts w:ascii="Times New Roman" w:hAnsi="Times New Roman" w:cs="Times New Roman"/>
-        </w:rPr>
-        <w:t>cập</w:t>
-      </w:r>
-      <w:proofErr w:type="spellEnd"/>
-      <w:r>
-        <w:rPr>
-          <w:rFonts w:ascii="Times New Roman" w:hAnsi="Times New Roman" w:cs="Times New Roman"/>
-        </w:rPr>
-        <w:t xml:space="preserve"> &gt;=8 TCP ports </w:t>
-      </w:r>
-      <w:proofErr w:type="spellStart"/>
-      <w:r>
-        <w:rPr>
-          <w:rFonts w:ascii="Times New Roman" w:hAnsi="Times New Roman" w:cs="Times New Roman"/>
-        </w:rPr>
-        <w:t>khác</w:t>
-      </w:r>
-      <w:proofErr w:type="spellEnd"/>
-      <w:r>
-        <w:rPr>
-          <w:rFonts w:ascii="Times New Roman" w:hAnsi="Times New Roman" w:cs="Times New Roman"/>
-        </w:rPr>
-        <w:t xml:space="preserve"> </w:t>
-      </w:r>
-      <w:proofErr w:type="spellStart"/>
-      <w:r>
-        <w:rPr>
-          <w:rFonts w:ascii="Times New Roman" w:hAnsi="Times New Roman" w:cs="Times New Roman"/>
-        </w:rPr>
-        <w:t>nhau</w:t>
-      </w:r>
-      <w:proofErr w:type="spellEnd"/>
-    </w:p>
-    <w:p>
-      <w:pPr>
-        <w:rPr>
-          <w:rFonts w:ascii="Times New Roman" w:hAnsi="Times New Roman" w:cs="Times New Roman"/>
-        </w:rPr>
-      </w:pPr>
-      <w:r>
-        <w:rPr>
-          <w:rFonts w:ascii="Times New Roman" w:hAnsi="Times New Roman" w:cs="Times New Roman"/>
-        </w:rPr>
-        <w:t xml:space="preserve">   - block IP 10 </w:t>
-      </w:r>
-      <w:proofErr w:type="spellStart"/>
-      <w:r>
-        <w:rPr>
-          <w:rFonts w:ascii="Times New Roman" w:hAnsi="Times New Roman" w:cs="Times New Roman"/>
-        </w:rPr>
-        <w:t>giây</w:t>
-      </w:r>
-      <w:proofErr w:type="spellEnd"/>
-    </w:p>
-    <w:p>
-      <w:pPr>
-        <w:rPr>
-          <w:rFonts w:ascii="Times New Roman" w:hAnsi="Times New Roman" w:cs="Times New Roman"/>
-        </w:rPr>
-      </w:pPr>
-      <w:r>
-        <w:rPr>
-          <w:rFonts w:ascii="Times New Roman" w:hAnsi="Times New Roman" w:cs="Times New Roman"/>
-        </w:rPr>
-        <w:t xml:space="preserve">   - whitelist localhost + server IP</w:t>
-      </w:r>
-    </w:p>
-    <w:p>
-      <w:pPr>
-        <w:rPr>
-          <w:rFonts w:ascii="Times New Roman" w:hAnsi="Times New Roman" w:cs="Times New Roman"/>
-        </w:rPr>
-      </w:pPr>
-      <w:r>
-        <w:rPr>
-          <w:rFonts w:ascii="Times New Roman" w:hAnsi="Times New Roman" w:cs="Times New Roman"/>
-        </w:rPr>
-        <w:t xml:space="preserve">   - auto restart </w:t>
-      </w:r>
-      <w:proofErr w:type="spellStart"/>
-      <w:r>
-        <w:rPr>
-          <w:rFonts w:ascii="Times New Roman" w:hAnsi="Times New Roman" w:cs="Times New Roman"/>
-        </w:rPr>
-        <w:t>tshark</w:t>
-      </w:r>
-      <w:proofErr w:type="spellEnd"/>
-      <w:r>
-        <w:rPr>
-          <w:rFonts w:ascii="Times New Roman" w:hAnsi="Times New Roman" w:cs="Times New Roman"/>
-        </w:rPr>
-        <w:t xml:space="preserve"> </w:t>
-      </w:r>
-      <w:proofErr w:type="spellStart"/>
-      <w:r>
-        <w:rPr>
-          <w:rFonts w:ascii="Times New Roman" w:hAnsi="Times New Roman" w:cs="Times New Roman"/>
-        </w:rPr>
-        <w:t>nếu</w:t>
-      </w:r>
-      <w:proofErr w:type="spellEnd"/>
-      <w:r>
-        <w:rPr>
-          <w:rFonts w:ascii="Times New Roman" w:hAnsi="Times New Roman" w:cs="Times New Roman"/>
-        </w:rPr>
-        <w:t xml:space="preserve"> process </w:t>
-      </w:r>
-      <w:proofErr w:type="spellStart"/>
-      <w:r>
-        <w:rPr>
-          <w:rFonts w:ascii="Times New Roman" w:hAnsi="Times New Roman" w:cs="Times New Roman"/>
-        </w:rPr>
-        <w:t>chết</w:t>
-      </w:r>
-      <w:proofErr w:type="spellEnd"/>
-    </w:p>
-    <w:p>
-      <w:pPr>
-        <w:rPr>
-          <w:rFonts w:ascii="Times New Roman" w:hAnsi="Times New Roman" w:cs="Times New Roman"/>
-        </w:rPr>
-      </w:pPr>
-      <w:r>
-        <w:rPr>
-          <w:rFonts w:ascii="Times New Roman" w:hAnsi="Times New Roman" w:cs="Times New Roman"/>
-        </w:rPr>
-        <w:t xml:space="preserve">   - auto cleanup counters</w:t>
-      </w:r>
-    </w:p>
-    <w:p>
-      <w:pPr>
-        <w:rPr>
-          <w:rFonts w:ascii="Times New Roman" w:hAnsi="Times New Roman" w:cs="Times New Roman"/>
-        </w:rPr>
-      </w:pPr>
-      <w:r>
-        <w:rPr>
-          <w:rFonts w:ascii="Times New Roman" w:hAnsi="Times New Roman" w:cs="Times New Roman"/>
-        </w:rPr>
-        <w:t xml:space="preserve">   - auto unblock IP </w:t>
-      </w:r>
-      <w:proofErr w:type="spellStart"/>
-      <w:r>
-        <w:rPr>
-          <w:rFonts w:ascii="Times New Roman" w:hAnsi="Times New Roman" w:cs="Times New Roman"/>
-        </w:rPr>
-        <w:t>sau</w:t>
-      </w:r>
-      <w:proofErr w:type="spellEnd"/>
-      <w:r>
-        <w:rPr>
-          <w:rFonts w:ascii="Times New Roman" w:hAnsi="Times New Roman" w:cs="Times New Roman"/>
-        </w:rPr>
-        <w:t xml:space="preserve"> timeout</w:t>
-      </w:r>
-    </w:p>
-    <w:p>
-      <w:pPr>
-        <w:rPr>
-          <w:rFonts w:ascii="Times New Roman" w:hAnsi="Times New Roman" w:cs="Times New Roman"/>
-        </w:rPr>
-      </w:pPr>
-    </w:p>
-    <w:p>
-      <w:pPr>
-        <w:rPr>
-          <w:rFonts w:ascii="Times New Roman" w:hAnsi="Times New Roman" w:cs="Times New Roman"/>
-        </w:rPr>
-      </w:pPr>
-      <w:r>
-        <w:rPr>
-          <w:rFonts w:ascii="Times New Roman" w:hAnsi="Times New Roman" w:cs="Times New Roman"/>
-        </w:rPr>
-        <w:t xml:space="preserve">2. </w:t>
-      </w:r>
-      <w:proofErr w:type="spellStart"/>
-      <w:r>
-        <w:rPr>
-          <w:rFonts w:ascii="Times New Roman" w:hAnsi="Times New Roman" w:cs="Times New Roman"/>
-        </w:rPr>
-        <w:t>Giải</w:t>
-      </w:r>
-      <w:proofErr w:type="spellEnd"/>
-      <w:r>
-        <w:rPr>
-          <w:rFonts w:ascii="Times New Roman" w:hAnsi="Times New Roman" w:cs="Times New Roman"/>
-        </w:rPr>
-        <w:t xml:space="preserve"> </w:t>
-      </w:r>
-      <w:proofErr w:type="spellStart"/>
-      <w:r>
-        <w:rPr>
-          <w:rFonts w:ascii="Times New Roman" w:hAnsi="Times New Roman" w:cs="Times New Roman"/>
-        </w:rPr>
-        <w:t>thích</w:t>
-      </w:r>
-      <w:proofErr w:type="spellEnd"/>
-      <w:r>
-        <w:rPr>
-          <w:rFonts w:ascii="Times New Roman" w:hAnsi="Times New Roman" w:cs="Times New Roman"/>
-        </w:rPr>
-        <w:t xml:space="preserve"> code:</w:t>
-      </w:r>
-    </w:p>
-    <w:p>
-      <w:pPr>
-        <w:rPr>
-          <w:rFonts w:ascii="Times New Roman" w:hAnsi="Times New Roman" w:cs="Times New Roman"/>
-        </w:rPr>
-      </w:pPr>
-      <w:r>
-        <w:rPr>
-          <w:rFonts w:ascii="Times New Roman" w:hAnsi="Times New Roman" w:cs="Times New Roman"/>
-        </w:rPr>
-        <w:t xml:space="preserve">   - </w:t>
+        <w:t xml:space="preserve">- </w:t>
+      </w:r>
+      <w:proofErr w:type="spellStart"/>
+      <w:r>
+        <w:rPr>
+          <w:rFonts w:ascii="Times New Roman" w:hAnsi="Times New Roman" w:cs="Times New Roman"/>
+        </w:rPr>
+        <w:t>Hướng</w:t>
+      </w:r>
+      <w:proofErr w:type="spellEnd"/>
+      <w:r>
+        <w:rPr>
+          <w:rFonts w:ascii="Times New Roman" w:hAnsi="Times New Roman" w:cs="Times New Roman"/>
+        </w:rPr>
+        <w:t xml:space="preserve"> </w:t>
+      </w:r>
+      <w:proofErr w:type="spellStart"/>
+      <w:r>
+        <w:rPr>
+          <w:rFonts w:ascii="Times New Roman" w:hAnsi="Times New Roman" w:cs="Times New Roman"/>
+        </w:rPr>
+        <w:t>dẫn</w:t>
+      </w:r>
+      <w:proofErr w:type="spellEnd"/>
+      <w:r>
+        <w:rPr>
+          <w:rFonts w:ascii="Times New Roman" w:hAnsi="Times New Roman" w:cs="Times New Roman"/>
+        </w:rPr>
+        <w:t xml:space="preserve"> </w:t>
+      </w:r>
+      <w:proofErr w:type="spellStart"/>
+      <w:r>
+        <w:rPr>
+          <w:rFonts w:ascii="Times New Roman" w:hAnsi="Times New Roman" w:cs="Times New Roman"/>
+        </w:rPr>
+        <w:t>cực</w:t>
+      </w:r>
+      <w:proofErr w:type="spellEnd"/>
+      <w:r>
+        <w:rPr>
+          <w:rFonts w:ascii="Times New Roman" w:hAnsi="Times New Roman" w:cs="Times New Roman"/>
+        </w:rPr>
+        <w:t xml:space="preserve"> chi </w:t>
+      </w:r>
+      <w:proofErr w:type="spellStart"/>
+      <w:r>
+        <w:rPr>
+          <w:rFonts w:ascii="Times New Roman" w:hAnsi="Times New Roman" w:cs="Times New Roman"/>
+        </w:rPr>
+        <w:t>tiết</w:t>
+      </w:r>
+      <w:proofErr w:type="spellEnd"/>
+      <w:r>
+        <w:rPr>
+          <w:rFonts w:ascii="Times New Roman" w:hAnsi="Times New Roman" w:cs="Times New Roman"/>
+        </w:rPr>
+        <w:t xml:space="preserve"> </w:t>
       </w:r>
       <w:proofErr w:type="spellStart"/>
       <w:r>
@@ -4219,105 +6228,230 @@
         <w:rPr>
           <w:rFonts w:ascii="Times New Roman" w:hAnsi="Times New Roman" w:cs="Times New Roman"/>
         </w:rPr>
-        <w:t xml:space="preserve"> function </w:t>
-      </w:r>
-      <w:proofErr w:type="spellStart"/>
-      <w:r>
-        <w:rPr>
-          <w:rFonts w:ascii="Times New Roman" w:hAnsi="Times New Roman" w:cs="Times New Roman"/>
-        </w:rPr>
-        <w:t>làm</w:t>
-      </w:r>
-      <w:proofErr w:type="spellEnd"/>
-      <w:r>
-        <w:rPr>
-          <w:rFonts w:ascii="Times New Roman" w:hAnsi="Times New Roman" w:cs="Times New Roman"/>
-        </w:rPr>
-        <w:t xml:space="preserve"> </w:t>
-      </w:r>
-      <w:proofErr w:type="spellStart"/>
-      <w:r>
-        <w:rPr>
-          <w:rFonts w:ascii="Times New Roman" w:hAnsi="Times New Roman" w:cs="Times New Roman"/>
-        </w:rPr>
-        <w:t>gì</w:t>
-      </w:r>
-      <w:proofErr w:type="spellEnd"/>
-    </w:p>
-    <w:p>
-      <w:pPr>
-        <w:rPr>
-          <w:rFonts w:ascii="Times New Roman" w:hAnsi="Times New Roman" w:cs="Times New Roman"/>
-        </w:rPr>
-      </w:pPr>
-      <w:r>
-        <w:rPr>
-          <w:rFonts w:ascii="Times New Roman" w:hAnsi="Times New Roman" w:cs="Times New Roman"/>
-        </w:rPr>
-        <w:t xml:space="preserve">   - logic detect </w:t>
-      </w:r>
-      <w:proofErr w:type="spellStart"/>
-      <w:r>
-        <w:rPr>
-          <w:rFonts w:ascii="Times New Roman" w:hAnsi="Times New Roman" w:cs="Times New Roman"/>
-        </w:rPr>
-        <w:t>hoạt</w:t>
-      </w:r>
-      <w:proofErr w:type="spellEnd"/>
-      <w:r>
-        <w:rPr>
-          <w:rFonts w:ascii="Times New Roman" w:hAnsi="Times New Roman" w:cs="Times New Roman"/>
-        </w:rPr>
-        <w:t xml:space="preserve"> </w:t>
-      </w:r>
-      <w:proofErr w:type="spellStart"/>
-      <w:r>
-        <w:rPr>
-          <w:rFonts w:ascii="Times New Roman" w:hAnsi="Times New Roman" w:cs="Times New Roman"/>
-        </w:rPr>
-        <w:t>động</w:t>
-      </w:r>
-      <w:proofErr w:type="spellEnd"/>
-      <w:r>
-        <w:rPr>
-          <w:rFonts w:ascii="Times New Roman" w:hAnsi="Times New Roman" w:cs="Times New Roman"/>
-        </w:rPr>
-        <w:t xml:space="preserve"> </w:t>
-      </w:r>
-      <w:proofErr w:type="spellStart"/>
-      <w:r>
-        <w:rPr>
-          <w:rFonts w:ascii="Times New Roman" w:hAnsi="Times New Roman" w:cs="Times New Roman"/>
-        </w:rPr>
-        <w:t>ra</w:t>
-      </w:r>
-      <w:proofErr w:type="spellEnd"/>
-      <w:r>
-        <w:rPr>
-          <w:rFonts w:ascii="Times New Roman" w:hAnsi="Times New Roman" w:cs="Times New Roman"/>
-        </w:rPr>
-        <w:t xml:space="preserve"> </w:t>
-      </w:r>
-      <w:proofErr w:type="spellStart"/>
-      <w:r>
-        <w:rPr>
-          <w:rFonts w:ascii="Times New Roman" w:hAnsi="Times New Roman" w:cs="Times New Roman"/>
-        </w:rPr>
-        <w:t>sao</w:t>
-      </w:r>
-      <w:proofErr w:type="spellEnd"/>
-    </w:p>
-    <w:p>
-      <w:pPr>
-        <w:rPr>
-          <w:rFonts w:ascii="Times New Roman" w:hAnsi="Times New Roman" w:cs="Times New Roman"/>
-        </w:rPr>
-      </w:pPr>
-      <w:r>
-        <w:rPr>
-          <w:rFonts w:ascii="Times New Roman" w:hAnsi="Times New Roman" w:cs="Times New Roman"/>
-        </w:rPr>
-        <w:t xml:space="preserve">   - packet </w:t>
+        <w:t xml:space="preserve"> </w:t>
+      </w:r>
+      <w:proofErr w:type="spellStart"/>
+      <w:r>
+        <w:rPr>
+          <w:rFonts w:ascii="Times New Roman" w:hAnsi="Times New Roman" w:cs="Times New Roman"/>
+        </w:rPr>
+        <w:t>bước</w:t>
+      </w:r>
+      <w:proofErr w:type="spellEnd"/>
+    </w:p>
+    <w:p>
+      <w:pPr>
+        <w:rPr>
+          <w:rFonts w:ascii="Times New Roman" w:hAnsi="Times New Roman" w:cs="Times New Roman"/>
+        </w:rPr>
+      </w:pPr>
+      <w:r>
+        <w:rPr>
+          <w:rFonts w:ascii="Times New Roman" w:hAnsi="Times New Roman" w:cs="Times New Roman"/>
+        </w:rPr>
+        <w:t xml:space="preserve">- code </w:t>
+      </w:r>
+      <w:proofErr w:type="spellStart"/>
+      <w:r>
+        <w:rPr>
+          <w:rFonts w:ascii="Times New Roman" w:hAnsi="Times New Roman" w:cs="Times New Roman"/>
+        </w:rPr>
+        <w:t>phải</w:t>
+      </w:r>
+      <w:proofErr w:type="spellEnd"/>
+      <w:r>
+        <w:rPr>
+          <w:rFonts w:ascii="Times New Roman" w:hAnsi="Times New Roman" w:cs="Times New Roman"/>
+        </w:rPr>
+        <w:t xml:space="preserve"> </w:t>
+      </w:r>
+      <w:proofErr w:type="spellStart"/>
+      <w:r>
+        <w:rPr>
+          <w:rFonts w:ascii="Times New Roman" w:hAnsi="Times New Roman" w:cs="Times New Roman"/>
+        </w:rPr>
+        <w:t>chạy</w:t>
+      </w:r>
+      <w:proofErr w:type="spellEnd"/>
+      <w:r>
+        <w:rPr>
+          <w:rFonts w:ascii="Times New Roman" w:hAnsi="Times New Roman" w:cs="Times New Roman"/>
+        </w:rPr>
+        <w:t xml:space="preserve"> </w:t>
+      </w:r>
+      <w:proofErr w:type="spellStart"/>
+      <w:r>
+        <w:rPr>
+          <w:rFonts w:ascii="Times New Roman" w:hAnsi="Times New Roman" w:cs="Times New Roman"/>
+        </w:rPr>
+        <w:t>được</w:t>
+      </w:r>
+      <w:proofErr w:type="spellEnd"/>
+      <w:r>
+        <w:rPr>
+          <w:rFonts w:ascii="Times New Roman" w:hAnsi="Times New Roman" w:cs="Times New Roman"/>
+        </w:rPr>
+        <w:t xml:space="preserve"> </w:t>
+      </w:r>
+      <w:proofErr w:type="spellStart"/>
+      <w:r>
+        <w:rPr>
+          <w:rFonts w:ascii="Times New Roman" w:hAnsi="Times New Roman" w:cs="Times New Roman"/>
+        </w:rPr>
+        <w:t>thực</w:t>
+      </w:r>
+      <w:proofErr w:type="spellEnd"/>
+      <w:r>
+        <w:rPr>
+          <w:rFonts w:ascii="Times New Roman" w:hAnsi="Times New Roman" w:cs="Times New Roman"/>
+        </w:rPr>
+        <w:t xml:space="preserve"> </w:t>
+      </w:r>
+      <w:proofErr w:type="spellStart"/>
+      <w:r>
+        <w:rPr>
+          <w:rFonts w:ascii="Times New Roman" w:hAnsi="Times New Roman" w:cs="Times New Roman"/>
+        </w:rPr>
+        <w:t>tế</w:t>
+      </w:r>
+      <w:proofErr w:type="spellEnd"/>
+    </w:p>
+    <w:p>
+      <w:pPr>
+        <w:rPr>
+          <w:rFonts w:ascii="Times New Roman" w:hAnsi="Times New Roman" w:cs="Times New Roman"/>
+        </w:rPr>
+      </w:pPr>
+      <w:r>
+        <w:rPr>
+          <w:rFonts w:ascii="Times New Roman" w:hAnsi="Times New Roman" w:cs="Times New Roman"/>
+        </w:rPr>
+        <w:t xml:space="preserve">- </w:t>
+      </w:r>
+      <w:proofErr w:type="spellStart"/>
+      <w:r>
+        <w:rPr>
+          <w:rFonts w:ascii="Times New Roman" w:hAnsi="Times New Roman" w:cs="Times New Roman"/>
+        </w:rPr>
+        <w:t>đúng</w:t>
+      </w:r>
+      <w:proofErr w:type="spellEnd"/>
+      <w:r>
+        <w:rPr>
+          <w:rFonts w:ascii="Times New Roman" w:hAnsi="Times New Roman" w:cs="Times New Roman"/>
+        </w:rPr>
+        <w:t xml:space="preserve"> </w:t>
+      </w:r>
+      <w:proofErr w:type="spellStart"/>
+      <w:r>
+        <w:rPr>
+          <w:rFonts w:ascii="Times New Roman" w:hAnsi="Times New Roman" w:cs="Times New Roman"/>
+        </w:rPr>
+        <w:t>với</w:t>
+      </w:r>
+      <w:proofErr w:type="spellEnd"/>
+      <w:r>
+        <w:rPr>
+          <w:rFonts w:ascii="Times New Roman" w:hAnsi="Times New Roman" w:cs="Times New Roman"/>
+        </w:rPr>
+        <w:t xml:space="preserve"> </w:t>
+      </w:r>
+      <w:proofErr w:type="spellStart"/>
+      <w:r>
+        <w:rPr>
+          <w:rFonts w:ascii="Times New Roman" w:hAnsi="Times New Roman" w:cs="Times New Roman"/>
+        </w:rPr>
+        <w:t>môi</w:t>
+      </w:r>
+      <w:proofErr w:type="spellEnd"/>
+      <w:r>
+        <w:rPr>
+          <w:rFonts w:ascii="Times New Roman" w:hAnsi="Times New Roman" w:cs="Times New Roman"/>
+        </w:rPr>
+        <w:t xml:space="preserve"> </w:t>
+      </w:r>
+      <w:proofErr w:type="spellStart"/>
+      <w:r>
+        <w:rPr>
+          <w:rFonts w:ascii="Times New Roman" w:hAnsi="Times New Roman" w:cs="Times New Roman"/>
+        </w:rPr>
+        <w:t>trường</w:t>
+      </w:r>
+      <w:proofErr w:type="spellEnd"/>
+      <w:r>
+        <w:rPr>
+          <w:rFonts w:ascii="Times New Roman" w:hAnsi="Times New Roman" w:cs="Times New Roman"/>
+        </w:rPr>
+        <w:t xml:space="preserve"> VMware lab</w:t>
+      </w:r>
+    </w:p>
+    <w:p>
+      <w:pPr>
+        <w:rPr>
+          <w:rFonts w:ascii="Times New Roman" w:hAnsi="Times New Roman" w:cs="Times New Roman"/>
+        </w:rPr>
+      </w:pPr>
+      <w:r>
+        <w:rPr>
+          <w:rFonts w:ascii="Times New Roman" w:hAnsi="Times New Roman" w:cs="Times New Roman"/>
+        </w:rPr>
+        <w:t xml:space="preserve">- </w:t>
+      </w:r>
+      <w:proofErr w:type="spellStart"/>
+      <w:r>
+        <w:rPr>
+          <w:rFonts w:ascii="Times New Roman" w:hAnsi="Times New Roman" w:cs="Times New Roman"/>
+        </w:rPr>
+        <w:t>không</w:t>
+      </w:r>
+      <w:proofErr w:type="spellEnd"/>
+      <w:r>
+        <w:rPr>
+          <w:rFonts w:ascii="Times New Roman" w:hAnsi="Times New Roman" w:cs="Times New Roman"/>
+        </w:rPr>
+        <w:t xml:space="preserve"> </w:t>
+      </w:r>
+      <w:proofErr w:type="spellStart"/>
+      <w:r>
+        <w:rPr>
+          <w:rFonts w:ascii="Times New Roman" w:hAnsi="Times New Roman" w:cs="Times New Roman"/>
+        </w:rPr>
+        <w:t>bỏ</w:t>
+      </w:r>
+      <w:proofErr w:type="spellEnd"/>
+      <w:r>
+        <w:rPr>
+          <w:rFonts w:ascii="Times New Roman" w:hAnsi="Times New Roman" w:cs="Times New Roman"/>
+        </w:rPr>
+        <w:t xml:space="preserve"> </w:t>
+      </w:r>
+      <w:proofErr w:type="spellStart"/>
+      <w:r>
+        <w:rPr>
+          <w:rFonts w:ascii="Times New Roman" w:hAnsi="Times New Roman" w:cs="Times New Roman"/>
+        </w:rPr>
+        <w:t>sót</w:t>
+      </w:r>
+      <w:proofErr w:type="spellEnd"/>
+      <w:r>
+        <w:rPr>
+          <w:rFonts w:ascii="Times New Roman" w:hAnsi="Times New Roman" w:cs="Times New Roman"/>
+        </w:rPr>
+        <w:t xml:space="preserve"> </w:t>
+      </w:r>
+      <w:proofErr w:type="spellStart"/>
+      <w:r>
+        <w:rPr>
+          <w:rFonts w:ascii="Times New Roman" w:hAnsi="Times New Roman" w:cs="Times New Roman"/>
+        </w:rPr>
+        <w:t>bước</w:t>
+      </w:r>
+      <w:proofErr w:type="spellEnd"/>
+      <w:r>
+        <w:rPr>
+          <w:rFonts w:ascii="Times New Roman" w:hAnsi="Times New Roman" w:cs="Times New Roman"/>
+        </w:rPr>
+        <w:t xml:space="preserve"> </w:t>
       </w:r>
       <w:proofErr w:type="spellStart"/>
       <w:r>
@@ -4327,2114 +6461,6 @@
         <w:t>nào</w:t>
       </w:r>
       <w:proofErr w:type="spellEnd"/>
-      <w:r>
-        <w:rPr>
-          <w:rFonts w:ascii="Times New Roman" w:hAnsi="Times New Roman" w:cs="Times New Roman"/>
-        </w:rPr>
-        <w:t xml:space="preserve"> </w:t>
-      </w:r>
-      <w:proofErr w:type="spellStart"/>
-      <w:r>
-        <w:rPr>
-          <w:rFonts w:ascii="Times New Roman" w:hAnsi="Times New Roman" w:cs="Times New Roman"/>
-        </w:rPr>
-        <w:t>được</w:t>
-      </w:r>
-      <w:proofErr w:type="spellEnd"/>
-      <w:r>
-        <w:rPr>
-          <w:rFonts w:ascii="Times New Roman" w:hAnsi="Times New Roman" w:cs="Times New Roman"/>
-        </w:rPr>
-        <w:t xml:space="preserve"> </w:t>
-      </w:r>
-      <w:proofErr w:type="spellStart"/>
-      <w:r>
-        <w:rPr>
-          <w:rFonts w:ascii="Times New Roman" w:hAnsi="Times New Roman" w:cs="Times New Roman"/>
-        </w:rPr>
-        <w:t>phân</w:t>
-      </w:r>
-      <w:proofErr w:type="spellEnd"/>
-      <w:r>
-        <w:rPr>
-          <w:rFonts w:ascii="Times New Roman" w:hAnsi="Times New Roman" w:cs="Times New Roman"/>
-        </w:rPr>
-        <w:t xml:space="preserve"> </w:t>
-      </w:r>
-      <w:proofErr w:type="spellStart"/>
-      <w:r>
-        <w:rPr>
-          <w:rFonts w:ascii="Times New Roman" w:hAnsi="Times New Roman" w:cs="Times New Roman"/>
-        </w:rPr>
-        <w:t>tích</w:t>
-      </w:r>
-      <w:proofErr w:type="spellEnd"/>
-    </w:p>
-    <w:p>
-      <w:pPr>
-        <w:rPr>
-          <w:rFonts w:ascii="Times New Roman" w:hAnsi="Times New Roman" w:cs="Times New Roman"/>
-        </w:rPr>
-      </w:pPr>
-      <w:r>
-        <w:rPr>
-          <w:rFonts w:ascii="Times New Roman" w:hAnsi="Times New Roman" w:cs="Times New Roman"/>
-        </w:rPr>
-        <w:t xml:space="preserve">   - </w:t>
-      </w:r>
-      <w:proofErr w:type="spellStart"/>
-      <w:r>
-        <w:rPr>
-          <w:rFonts w:ascii="Times New Roman" w:hAnsi="Times New Roman" w:cs="Times New Roman"/>
-        </w:rPr>
-        <w:t>tshark</w:t>
-      </w:r>
-      <w:proofErr w:type="spellEnd"/>
-      <w:r>
-        <w:rPr>
-          <w:rFonts w:ascii="Times New Roman" w:hAnsi="Times New Roman" w:cs="Times New Roman"/>
-        </w:rPr>
-        <w:t xml:space="preserve"> </w:t>
-      </w:r>
-      <w:proofErr w:type="spellStart"/>
-      <w:r>
-        <w:rPr>
-          <w:rFonts w:ascii="Times New Roman" w:hAnsi="Times New Roman" w:cs="Times New Roman"/>
-        </w:rPr>
-        <w:t>lấy</w:t>
-      </w:r>
-      <w:proofErr w:type="spellEnd"/>
-      <w:r>
-        <w:rPr>
-          <w:rFonts w:ascii="Times New Roman" w:hAnsi="Times New Roman" w:cs="Times New Roman"/>
-        </w:rPr>
-        <w:t xml:space="preserve"> field </w:t>
-      </w:r>
-      <w:proofErr w:type="spellStart"/>
-      <w:proofErr w:type="gramStart"/>
-      <w:r>
-        <w:rPr>
-          <w:rFonts w:ascii="Times New Roman" w:hAnsi="Times New Roman" w:cs="Times New Roman"/>
-        </w:rPr>
-        <w:t>nào</w:t>
-      </w:r>
-      <w:proofErr w:type="spellEnd"/>
-      <w:proofErr w:type="gramEnd"/>
-    </w:p>
-    <w:p>
-      <w:pPr>
-        <w:rPr>
-          <w:rFonts w:ascii="Times New Roman" w:hAnsi="Times New Roman" w:cs="Times New Roman"/>
-        </w:rPr>
-      </w:pPr>
-      <w:r>
-        <w:rPr>
-          <w:rFonts w:ascii="Times New Roman" w:hAnsi="Times New Roman" w:cs="Times New Roman"/>
-        </w:rPr>
-        <w:t xml:space="preserve">   - iptables trigger </w:t>
-      </w:r>
-      <w:proofErr w:type="spellStart"/>
-      <w:r>
-        <w:rPr>
-          <w:rFonts w:ascii="Times New Roman" w:hAnsi="Times New Roman" w:cs="Times New Roman"/>
-        </w:rPr>
-        <w:t>như</w:t>
-      </w:r>
-      <w:proofErr w:type="spellEnd"/>
-      <w:r>
-        <w:rPr>
-          <w:rFonts w:ascii="Times New Roman" w:hAnsi="Times New Roman" w:cs="Times New Roman"/>
-        </w:rPr>
-        <w:t xml:space="preserve"> </w:t>
-      </w:r>
-      <w:proofErr w:type="spellStart"/>
-      <w:r>
-        <w:rPr>
-          <w:rFonts w:ascii="Times New Roman" w:hAnsi="Times New Roman" w:cs="Times New Roman"/>
-        </w:rPr>
-        <w:t>thế</w:t>
-      </w:r>
-      <w:proofErr w:type="spellEnd"/>
-      <w:r>
-        <w:rPr>
-          <w:rFonts w:ascii="Times New Roman" w:hAnsi="Times New Roman" w:cs="Times New Roman"/>
-        </w:rPr>
-        <w:t xml:space="preserve"> </w:t>
-      </w:r>
-      <w:proofErr w:type="spellStart"/>
-      <w:r>
-        <w:rPr>
-          <w:rFonts w:ascii="Times New Roman" w:hAnsi="Times New Roman" w:cs="Times New Roman"/>
-        </w:rPr>
-        <w:t>nào</w:t>
-      </w:r>
-      <w:proofErr w:type="spellEnd"/>
-    </w:p>
-    <w:p>
-      <w:pPr>
-        <w:rPr>
-          <w:rFonts w:ascii="Times New Roman" w:hAnsi="Times New Roman" w:cs="Times New Roman"/>
-        </w:rPr>
-      </w:pPr>
-    </w:p>
-    <w:p>
-      <w:pPr>
-        <w:rPr>
-          <w:rFonts w:ascii="Times New Roman" w:hAnsi="Times New Roman" w:cs="Times New Roman"/>
-        </w:rPr>
-      </w:pPr>
-      <w:r>
-        <w:rPr>
-          <w:rFonts w:ascii="Times New Roman" w:hAnsi="Times New Roman" w:cs="Times New Roman"/>
-        </w:rPr>
-        <w:t xml:space="preserve">3. </w:t>
-      </w:r>
-      <w:proofErr w:type="spellStart"/>
-      <w:r>
-        <w:rPr>
-          <w:rFonts w:ascii="Times New Roman" w:hAnsi="Times New Roman" w:cs="Times New Roman"/>
-        </w:rPr>
-        <w:t>Hướng</w:t>
-      </w:r>
-      <w:proofErr w:type="spellEnd"/>
-      <w:r>
-        <w:rPr>
-          <w:rFonts w:ascii="Times New Roman" w:hAnsi="Times New Roman" w:cs="Times New Roman"/>
-        </w:rPr>
-        <w:t xml:space="preserve"> </w:t>
-      </w:r>
-      <w:proofErr w:type="spellStart"/>
-      <w:r>
-        <w:rPr>
-          <w:rFonts w:ascii="Times New Roman" w:hAnsi="Times New Roman" w:cs="Times New Roman"/>
-        </w:rPr>
-        <w:t>dẫn</w:t>
-      </w:r>
-      <w:proofErr w:type="spellEnd"/>
-      <w:r>
-        <w:rPr>
-          <w:rFonts w:ascii="Times New Roman" w:hAnsi="Times New Roman" w:cs="Times New Roman"/>
-        </w:rPr>
-        <w:t xml:space="preserve"> </w:t>
-      </w:r>
-      <w:proofErr w:type="spellStart"/>
-      <w:r>
-        <w:rPr>
-          <w:rFonts w:ascii="Times New Roman" w:hAnsi="Times New Roman" w:cs="Times New Roman"/>
-        </w:rPr>
-        <w:t>cài</w:t>
-      </w:r>
-      <w:proofErr w:type="spellEnd"/>
-      <w:r>
-        <w:rPr>
-          <w:rFonts w:ascii="Times New Roman" w:hAnsi="Times New Roman" w:cs="Times New Roman"/>
-        </w:rPr>
-        <w:t xml:space="preserve"> </w:t>
-      </w:r>
-      <w:proofErr w:type="spellStart"/>
-      <w:r>
-        <w:rPr>
-          <w:rFonts w:ascii="Times New Roman" w:hAnsi="Times New Roman" w:cs="Times New Roman"/>
-        </w:rPr>
-        <w:t>đặt</w:t>
-      </w:r>
-      <w:proofErr w:type="spellEnd"/>
-      <w:r>
-        <w:rPr>
-          <w:rFonts w:ascii="Times New Roman" w:hAnsi="Times New Roman" w:cs="Times New Roman"/>
-        </w:rPr>
-        <w:t>:</w:t>
-      </w:r>
-    </w:p>
-    <w:p>
-      <w:pPr>
-        <w:rPr>
-          <w:rFonts w:ascii="Times New Roman" w:hAnsi="Times New Roman" w:cs="Times New Roman"/>
-        </w:rPr>
-      </w:pPr>
-      <w:r>
-        <w:rPr>
-          <w:rFonts w:ascii="Times New Roman" w:hAnsi="Times New Roman" w:cs="Times New Roman"/>
-        </w:rPr>
-        <w:t xml:space="preserve">   - Ubuntu </w:t>
-      </w:r>
-      <w:proofErr w:type="spellStart"/>
-      <w:r>
-        <w:rPr>
-          <w:rFonts w:ascii="Times New Roman" w:hAnsi="Times New Roman" w:cs="Times New Roman"/>
-        </w:rPr>
-        <w:t>cài</w:t>
-      </w:r>
-      <w:proofErr w:type="spellEnd"/>
-      <w:r>
-        <w:rPr>
-          <w:rFonts w:ascii="Times New Roman" w:hAnsi="Times New Roman" w:cs="Times New Roman"/>
-        </w:rPr>
-        <w:t xml:space="preserve"> python</w:t>
-      </w:r>
-    </w:p>
-    <w:p>
-      <w:pPr>
-        <w:rPr>
-          <w:rFonts w:ascii="Times New Roman" w:hAnsi="Times New Roman" w:cs="Times New Roman"/>
-        </w:rPr>
-      </w:pPr>
-      <w:r>
-        <w:rPr>
-          <w:rFonts w:ascii="Times New Roman" w:hAnsi="Times New Roman" w:cs="Times New Roman"/>
-        </w:rPr>
-        <w:t xml:space="preserve">   - </w:t>
-      </w:r>
-      <w:proofErr w:type="spellStart"/>
-      <w:r>
-        <w:rPr>
-          <w:rFonts w:ascii="Times New Roman" w:hAnsi="Times New Roman" w:cs="Times New Roman"/>
-        </w:rPr>
-        <w:t>cài</w:t>
-      </w:r>
-      <w:proofErr w:type="spellEnd"/>
-      <w:r>
-        <w:rPr>
-          <w:rFonts w:ascii="Times New Roman" w:hAnsi="Times New Roman" w:cs="Times New Roman"/>
-        </w:rPr>
-        <w:t xml:space="preserve"> </w:t>
-      </w:r>
-      <w:proofErr w:type="spellStart"/>
-      <w:r>
-        <w:rPr>
-          <w:rFonts w:ascii="Times New Roman" w:hAnsi="Times New Roman" w:cs="Times New Roman"/>
-        </w:rPr>
-        <w:t>tshark</w:t>
-      </w:r>
-      <w:proofErr w:type="spellEnd"/>
-    </w:p>
-    <w:p>
-      <w:pPr>
-        <w:rPr>
-          <w:rFonts w:ascii="Times New Roman" w:hAnsi="Times New Roman" w:cs="Times New Roman"/>
-        </w:rPr>
-      </w:pPr>
-      <w:r>
-        <w:rPr>
-          <w:rFonts w:ascii="Times New Roman" w:hAnsi="Times New Roman" w:cs="Times New Roman"/>
-        </w:rPr>
-        <w:t xml:space="preserve">   - </w:t>
-      </w:r>
-      <w:proofErr w:type="spellStart"/>
-      <w:r>
-        <w:rPr>
-          <w:rFonts w:ascii="Times New Roman" w:hAnsi="Times New Roman" w:cs="Times New Roman"/>
-        </w:rPr>
-        <w:t>cài</w:t>
-      </w:r>
-      <w:proofErr w:type="spellEnd"/>
-      <w:r>
-        <w:rPr>
-          <w:rFonts w:ascii="Times New Roman" w:hAnsi="Times New Roman" w:cs="Times New Roman"/>
-        </w:rPr>
-        <w:t xml:space="preserve"> iptables </w:t>
-      </w:r>
-      <w:proofErr w:type="spellStart"/>
-      <w:r>
-        <w:rPr>
-          <w:rFonts w:ascii="Times New Roman" w:hAnsi="Times New Roman" w:cs="Times New Roman"/>
-        </w:rPr>
-        <w:t>nếu</w:t>
-      </w:r>
-      <w:proofErr w:type="spellEnd"/>
-      <w:r>
-        <w:rPr>
-          <w:rFonts w:ascii="Times New Roman" w:hAnsi="Times New Roman" w:cs="Times New Roman"/>
-        </w:rPr>
-        <w:t xml:space="preserve"> </w:t>
-      </w:r>
-      <w:proofErr w:type="spellStart"/>
-      <w:r>
-        <w:rPr>
-          <w:rFonts w:ascii="Times New Roman" w:hAnsi="Times New Roman" w:cs="Times New Roman"/>
-        </w:rPr>
-        <w:t>cần</w:t>
-      </w:r>
-      <w:proofErr w:type="spellEnd"/>
-    </w:p>
-    <w:p>
-      <w:pPr>
-        <w:rPr>
-          <w:rFonts w:ascii="Times New Roman" w:hAnsi="Times New Roman" w:cs="Times New Roman"/>
-        </w:rPr>
-      </w:pPr>
-      <w:r>
-        <w:rPr>
-          <w:rFonts w:ascii="Times New Roman" w:hAnsi="Times New Roman" w:cs="Times New Roman"/>
-        </w:rPr>
-        <w:t xml:space="preserve">   - </w:t>
-      </w:r>
-      <w:proofErr w:type="spellStart"/>
-      <w:r>
-        <w:rPr>
-          <w:rFonts w:ascii="Times New Roman" w:hAnsi="Times New Roman" w:cs="Times New Roman"/>
-        </w:rPr>
-        <w:t>kiểm</w:t>
-      </w:r>
-      <w:proofErr w:type="spellEnd"/>
-      <w:r>
-        <w:rPr>
-          <w:rFonts w:ascii="Times New Roman" w:hAnsi="Times New Roman" w:cs="Times New Roman"/>
-        </w:rPr>
-        <w:t xml:space="preserve"> </w:t>
-      </w:r>
-      <w:proofErr w:type="spellStart"/>
-      <w:r>
-        <w:rPr>
-          <w:rFonts w:ascii="Times New Roman" w:hAnsi="Times New Roman" w:cs="Times New Roman"/>
-        </w:rPr>
-        <w:t>tra</w:t>
-      </w:r>
-      <w:proofErr w:type="spellEnd"/>
-      <w:r>
-        <w:rPr>
-          <w:rFonts w:ascii="Times New Roman" w:hAnsi="Times New Roman" w:cs="Times New Roman"/>
-        </w:rPr>
-        <w:t xml:space="preserve"> interface </w:t>
-      </w:r>
-      <w:proofErr w:type="spellStart"/>
-      <w:r>
-        <w:rPr>
-          <w:rFonts w:ascii="Times New Roman" w:hAnsi="Times New Roman" w:cs="Times New Roman"/>
-        </w:rPr>
-        <w:t>đúng</w:t>
-      </w:r>
-      <w:proofErr w:type="spellEnd"/>
-    </w:p>
-    <w:p>
-      <w:pPr>
-        <w:rPr>
-          <w:rFonts w:ascii="Times New Roman" w:hAnsi="Times New Roman" w:cs="Times New Roman"/>
-        </w:rPr>
-      </w:pPr>
-      <w:r>
-        <w:rPr>
-          <w:rFonts w:ascii="Times New Roman" w:hAnsi="Times New Roman" w:cs="Times New Roman"/>
-        </w:rPr>
-        <w:t xml:space="preserve">   - </w:t>
-      </w:r>
-      <w:proofErr w:type="spellStart"/>
-      <w:r>
-        <w:rPr>
-          <w:rFonts w:ascii="Times New Roman" w:hAnsi="Times New Roman" w:cs="Times New Roman"/>
-        </w:rPr>
-        <w:t>cách</w:t>
-      </w:r>
-      <w:proofErr w:type="spellEnd"/>
-      <w:r>
-        <w:rPr>
-          <w:rFonts w:ascii="Times New Roman" w:hAnsi="Times New Roman" w:cs="Times New Roman"/>
-        </w:rPr>
-        <w:t xml:space="preserve"> </w:t>
-      </w:r>
-      <w:proofErr w:type="spellStart"/>
-      <w:r>
-        <w:rPr>
-          <w:rFonts w:ascii="Times New Roman" w:hAnsi="Times New Roman" w:cs="Times New Roman"/>
-        </w:rPr>
-        <w:t>chạy</w:t>
-      </w:r>
-      <w:proofErr w:type="spellEnd"/>
-      <w:r>
-        <w:rPr>
-          <w:rFonts w:ascii="Times New Roman" w:hAnsi="Times New Roman" w:cs="Times New Roman"/>
-        </w:rPr>
-        <w:t xml:space="preserve"> script </w:t>
-      </w:r>
-      <w:proofErr w:type="spellStart"/>
-      <w:r>
-        <w:rPr>
-          <w:rFonts w:ascii="Times New Roman" w:hAnsi="Times New Roman" w:cs="Times New Roman"/>
-        </w:rPr>
-        <w:t>bằng</w:t>
-      </w:r>
-      <w:proofErr w:type="spellEnd"/>
-      <w:r>
-        <w:rPr>
-          <w:rFonts w:ascii="Times New Roman" w:hAnsi="Times New Roman" w:cs="Times New Roman"/>
-        </w:rPr>
-        <w:t xml:space="preserve"> </w:t>
-      </w:r>
-      <w:proofErr w:type="spellStart"/>
-      <w:r>
-        <w:rPr>
-          <w:rFonts w:ascii="Times New Roman" w:hAnsi="Times New Roman" w:cs="Times New Roman"/>
-        </w:rPr>
-        <w:t>sudo</w:t>
-      </w:r>
-      <w:proofErr w:type="spellEnd"/>
-    </w:p>
-    <w:p>
-      <w:pPr>
-        <w:rPr>
-          <w:rFonts w:ascii="Times New Roman" w:hAnsi="Times New Roman" w:cs="Times New Roman"/>
-        </w:rPr>
-      </w:pPr>
-      <w:r>
-        <w:rPr>
-          <w:rFonts w:ascii="Times New Roman" w:hAnsi="Times New Roman" w:cs="Times New Roman"/>
-        </w:rPr>
-        <w:lastRenderedPageBreak/>
-        <w:t xml:space="preserve">4. </w:t>
-      </w:r>
-      <w:proofErr w:type="spellStart"/>
-      <w:r>
-        <w:rPr>
-          <w:rFonts w:ascii="Times New Roman" w:hAnsi="Times New Roman" w:cs="Times New Roman"/>
-        </w:rPr>
-        <w:t>Hướng</w:t>
-      </w:r>
-      <w:proofErr w:type="spellEnd"/>
-      <w:r>
-        <w:rPr>
-          <w:rFonts w:ascii="Times New Roman" w:hAnsi="Times New Roman" w:cs="Times New Roman"/>
-        </w:rPr>
-        <w:t xml:space="preserve"> </w:t>
-      </w:r>
-      <w:proofErr w:type="spellStart"/>
-      <w:r>
-        <w:rPr>
-          <w:rFonts w:ascii="Times New Roman" w:hAnsi="Times New Roman" w:cs="Times New Roman"/>
-        </w:rPr>
-        <w:t>dẫn</w:t>
-      </w:r>
-      <w:proofErr w:type="spellEnd"/>
-      <w:r>
-        <w:rPr>
-          <w:rFonts w:ascii="Times New Roman" w:hAnsi="Times New Roman" w:cs="Times New Roman"/>
-        </w:rPr>
-        <w:t xml:space="preserve"> demo:</w:t>
-      </w:r>
-    </w:p>
-    <w:p>
-      <w:pPr>
-        <w:rPr>
-          <w:rFonts w:ascii="Times New Roman" w:hAnsi="Times New Roman" w:cs="Times New Roman"/>
-        </w:rPr>
-      </w:pPr>
-      <w:r>
-        <w:rPr>
-          <w:rFonts w:ascii="Times New Roman" w:hAnsi="Times New Roman" w:cs="Times New Roman"/>
-        </w:rPr>
-        <w:t xml:space="preserve">   Demo 1:</w:t>
-      </w:r>
-    </w:p>
-    <w:p>
-      <w:pPr>
-        <w:rPr>
-          <w:rFonts w:ascii="Times New Roman" w:hAnsi="Times New Roman" w:cs="Times New Roman"/>
-        </w:rPr>
-      </w:pPr>
-      <w:r>
-        <w:rPr>
-          <w:rFonts w:ascii="Times New Roman" w:hAnsi="Times New Roman" w:cs="Times New Roman"/>
-        </w:rPr>
-        <w:t xml:space="preserve">   - Windows </w:t>
-      </w:r>
-      <w:proofErr w:type="spellStart"/>
-      <w:proofErr w:type="gramStart"/>
-      <w:r>
-        <w:rPr>
-          <w:rFonts w:ascii="Times New Roman" w:hAnsi="Times New Roman" w:cs="Times New Roman"/>
-        </w:rPr>
-        <w:t>tạo</w:t>
-      </w:r>
-      <w:proofErr w:type="spellEnd"/>
-      <w:r>
-        <w:rPr>
-          <w:rFonts w:ascii="Times New Roman" w:hAnsi="Times New Roman" w:cs="Times New Roman"/>
-        </w:rPr>
-        <w:t xml:space="preserve"> ping</w:t>
-      </w:r>
-      <w:proofErr w:type="gramEnd"/>
-      <w:r>
-        <w:rPr>
-          <w:rFonts w:ascii="Times New Roman" w:hAnsi="Times New Roman" w:cs="Times New Roman"/>
-        </w:rPr>
-        <w:t xml:space="preserve"> flood</w:t>
-      </w:r>
-    </w:p>
-    <w:p>
-      <w:pPr>
-        <w:rPr>
-          <w:rFonts w:ascii="Times New Roman" w:hAnsi="Times New Roman" w:cs="Times New Roman"/>
-        </w:rPr>
-      </w:pPr>
-      <w:r>
-        <w:rPr>
-          <w:rFonts w:ascii="Times New Roman" w:hAnsi="Times New Roman" w:cs="Times New Roman"/>
-        </w:rPr>
-        <w:t xml:space="preserve">   - </w:t>
-      </w:r>
-      <w:proofErr w:type="spellStart"/>
-      <w:r>
-        <w:rPr>
-          <w:rFonts w:ascii="Times New Roman" w:hAnsi="Times New Roman" w:cs="Times New Roman"/>
-        </w:rPr>
-        <w:t>lệnh</w:t>
-      </w:r>
-      <w:proofErr w:type="spellEnd"/>
-      <w:r>
-        <w:rPr>
-          <w:rFonts w:ascii="Times New Roman" w:hAnsi="Times New Roman" w:cs="Times New Roman"/>
-        </w:rPr>
-        <w:t xml:space="preserve"> </w:t>
-      </w:r>
-      <w:proofErr w:type="spellStart"/>
-      <w:r>
-        <w:rPr>
-          <w:rFonts w:ascii="Times New Roman" w:hAnsi="Times New Roman" w:cs="Times New Roman"/>
-        </w:rPr>
-        <w:t>cụ</w:t>
-      </w:r>
-      <w:proofErr w:type="spellEnd"/>
-      <w:r>
-        <w:rPr>
-          <w:rFonts w:ascii="Times New Roman" w:hAnsi="Times New Roman" w:cs="Times New Roman"/>
-        </w:rPr>
-        <w:t xml:space="preserve"> </w:t>
-      </w:r>
-      <w:proofErr w:type="spellStart"/>
-      <w:r>
-        <w:rPr>
-          <w:rFonts w:ascii="Times New Roman" w:hAnsi="Times New Roman" w:cs="Times New Roman"/>
-        </w:rPr>
-        <w:t>thể</w:t>
-      </w:r>
-      <w:proofErr w:type="spellEnd"/>
-    </w:p>
-    <w:p>
-      <w:pPr>
-        <w:rPr>
-          <w:rFonts w:ascii="Times New Roman" w:hAnsi="Times New Roman" w:cs="Times New Roman"/>
-        </w:rPr>
-      </w:pPr>
-      <w:r>
-        <w:rPr>
-          <w:rFonts w:ascii="Times New Roman" w:hAnsi="Times New Roman" w:cs="Times New Roman"/>
-        </w:rPr>
-        <w:t xml:space="preserve">   - expected output</w:t>
-      </w:r>
-    </w:p>
-    <w:p>
-      <w:pPr>
-        <w:rPr>
-          <w:rFonts w:ascii="Times New Roman" w:hAnsi="Times New Roman" w:cs="Times New Roman"/>
-        </w:rPr>
-      </w:pPr>
-      <w:r>
-        <w:rPr>
-          <w:rFonts w:ascii="Times New Roman" w:hAnsi="Times New Roman" w:cs="Times New Roman"/>
-        </w:rPr>
-        <w:t xml:space="preserve">   - </w:t>
-      </w:r>
-      <w:proofErr w:type="spellStart"/>
-      <w:r>
-        <w:rPr>
-          <w:rFonts w:ascii="Times New Roman" w:hAnsi="Times New Roman" w:cs="Times New Roman"/>
-        </w:rPr>
-        <w:t>cách</w:t>
-      </w:r>
-      <w:proofErr w:type="spellEnd"/>
-      <w:r>
-        <w:rPr>
-          <w:rFonts w:ascii="Times New Roman" w:hAnsi="Times New Roman" w:cs="Times New Roman"/>
-        </w:rPr>
-        <w:t xml:space="preserve"> </w:t>
-      </w:r>
-      <w:proofErr w:type="spellStart"/>
-      <w:r>
-        <w:rPr>
-          <w:rFonts w:ascii="Times New Roman" w:hAnsi="Times New Roman" w:cs="Times New Roman"/>
-        </w:rPr>
-        <w:t>xác</w:t>
-      </w:r>
-      <w:proofErr w:type="spellEnd"/>
-      <w:r>
-        <w:rPr>
-          <w:rFonts w:ascii="Times New Roman" w:hAnsi="Times New Roman" w:cs="Times New Roman"/>
-        </w:rPr>
-        <w:t xml:space="preserve"> </w:t>
-      </w:r>
-      <w:proofErr w:type="spellStart"/>
-      <w:r>
-        <w:rPr>
-          <w:rFonts w:ascii="Times New Roman" w:hAnsi="Times New Roman" w:cs="Times New Roman"/>
-        </w:rPr>
-        <w:t>minh</w:t>
-      </w:r>
-      <w:proofErr w:type="spellEnd"/>
-      <w:r>
-        <w:rPr>
-          <w:rFonts w:ascii="Times New Roman" w:hAnsi="Times New Roman" w:cs="Times New Roman"/>
-        </w:rPr>
-        <w:t xml:space="preserve"> block </w:t>
-      </w:r>
-      <w:proofErr w:type="spellStart"/>
-      <w:r>
-        <w:rPr>
-          <w:rFonts w:ascii="Times New Roman" w:hAnsi="Times New Roman" w:cs="Times New Roman"/>
-        </w:rPr>
-        <w:t>thành</w:t>
-      </w:r>
-      <w:proofErr w:type="spellEnd"/>
-      <w:r>
-        <w:rPr>
-          <w:rFonts w:ascii="Times New Roman" w:hAnsi="Times New Roman" w:cs="Times New Roman"/>
-        </w:rPr>
-        <w:t xml:space="preserve"> </w:t>
-      </w:r>
-      <w:proofErr w:type="spellStart"/>
-      <w:r>
-        <w:rPr>
-          <w:rFonts w:ascii="Times New Roman" w:hAnsi="Times New Roman" w:cs="Times New Roman"/>
-        </w:rPr>
-        <w:t>công</w:t>
-      </w:r>
-      <w:proofErr w:type="spellEnd"/>
-    </w:p>
-    <w:p>
-      <w:pPr>
-        <w:rPr>
-          <w:rFonts w:ascii="Times New Roman" w:hAnsi="Times New Roman" w:cs="Times New Roman"/>
-        </w:rPr>
-      </w:pPr>
-    </w:p>
-    <w:p>
-      <w:pPr>
-        <w:rPr>
-          <w:rFonts w:ascii="Times New Roman" w:hAnsi="Times New Roman" w:cs="Times New Roman"/>
-        </w:rPr>
-      </w:pPr>
-      <w:r>
-        <w:rPr>
-          <w:rFonts w:ascii="Times New Roman" w:hAnsi="Times New Roman" w:cs="Times New Roman"/>
-        </w:rPr>
-        <w:t xml:space="preserve">   Demo 2:</w:t>
-      </w:r>
-    </w:p>
-    <w:p>
-      <w:pPr>
-        <w:rPr>
-          <w:rFonts w:ascii="Times New Roman" w:hAnsi="Times New Roman" w:cs="Times New Roman"/>
-        </w:rPr>
-      </w:pPr>
-      <w:r>
-        <w:rPr>
-          <w:rFonts w:ascii="Times New Roman" w:hAnsi="Times New Roman" w:cs="Times New Roman"/>
-        </w:rPr>
-        <w:t xml:space="preserve">   - Kali </w:t>
-      </w:r>
-      <w:proofErr w:type="spellStart"/>
-      <w:r>
-        <w:rPr>
-          <w:rFonts w:ascii="Times New Roman" w:hAnsi="Times New Roman" w:cs="Times New Roman"/>
-        </w:rPr>
-        <w:t>tạo</w:t>
-      </w:r>
-      <w:proofErr w:type="spellEnd"/>
-      <w:r>
-        <w:rPr>
-          <w:rFonts w:ascii="Times New Roman" w:hAnsi="Times New Roman" w:cs="Times New Roman"/>
-        </w:rPr>
-        <w:t xml:space="preserve"> port scan</w:t>
-      </w:r>
-    </w:p>
-    <w:p>
-      <w:pPr>
-        <w:rPr>
-          <w:rFonts w:ascii="Times New Roman" w:hAnsi="Times New Roman" w:cs="Times New Roman"/>
-        </w:rPr>
-      </w:pPr>
-      <w:r>
-        <w:rPr>
-          <w:rFonts w:ascii="Times New Roman" w:hAnsi="Times New Roman" w:cs="Times New Roman"/>
-        </w:rPr>
-        <w:t xml:space="preserve">   - </w:t>
-      </w:r>
-      <w:proofErr w:type="spellStart"/>
-      <w:r>
-        <w:rPr>
-          <w:rFonts w:ascii="Times New Roman" w:hAnsi="Times New Roman" w:cs="Times New Roman"/>
-        </w:rPr>
-        <w:t>lệnh</w:t>
-      </w:r>
-      <w:proofErr w:type="spellEnd"/>
-      <w:r>
-        <w:rPr>
-          <w:rFonts w:ascii="Times New Roman" w:hAnsi="Times New Roman" w:cs="Times New Roman"/>
-        </w:rPr>
-        <w:t xml:space="preserve"> Nmap </w:t>
-      </w:r>
-      <w:proofErr w:type="spellStart"/>
-      <w:r>
-        <w:rPr>
-          <w:rFonts w:ascii="Times New Roman" w:hAnsi="Times New Roman" w:cs="Times New Roman"/>
-        </w:rPr>
-        <w:t>cụ</w:t>
-      </w:r>
-      <w:proofErr w:type="spellEnd"/>
-      <w:r>
-        <w:rPr>
-          <w:rFonts w:ascii="Times New Roman" w:hAnsi="Times New Roman" w:cs="Times New Roman"/>
-        </w:rPr>
-        <w:t xml:space="preserve"> </w:t>
-      </w:r>
-      <w:proofErr w:type="spellStart"/>
-      <w:r>
-        <w:rPr>
-          <w:rFonts w:ascii="Times New Roman" w:hAnsi="Times New Roman" w:cs="Times New Roman"/>
-        </w:rPr>
-        <w:t>thể</w:t>
-      </w:r>
-      <w:proofErr w:type="spellEnd"/>
-    </w:p>
-    <w:p>
-      <w:pPr>
-        <w:rPr>
-          <w:rFonts w:ascii="Times New Roman" w:hAnsi="Times New Roman" w:cs="Times New Roman"/>
-        </w:rPr>
-      </w:pPr>
-      <w:r>
-        <w:rPr>
-          <w:rFonts w:ascii="Times New Roman" w:hAnsi="Times New Roman" w:cs="Times New Roman"/>
-        </w:rPr>
-        <w:t xml:space="preserve">   - expected output</w:t>
-      </w:r>
-    </w:p>
-    <w:p>
-      <w:pPr>
-        <w:rPr>
-          <w:rFonts w:ascii="Times New Roman" w:hAnsi="Times New Roman" w:cs="Times New Roman"/>
-        </w:rPr>
-      </w:pPr>
-      <w:r>
-        <w:rPr>
-          <w:rFonts w:ascii="Times New Roman" w:hAnsi="Times New Roman" w:cs="Times New Roman"/>
-        </w:rPr>
-        <w:t xml:space="preserve">   - </w:t>
-      </w:r>
-      <w:proofErr w:type="spellStart"/>
-      <w:r>
-        <w:rPr>
-          <w:rFonts w:ascii="Times New Roman" w:hAnsi="Times New Roman" w:cs="Times New Roman"/>
-        </w:rPr>
-        <w:t>cách</w:t>
-      </w:r>
-      <w:proofErr w:type="spellEnd"/>
-      <w:r>
-        <w:rPr>
-          <w:rFonts w:ascii="Times New Roman" w:hAnsi="Times New Roman" w:cs="Times New Roman"/>
-        </w:rPr>
-        <w:t xml:space="preserve"> </w:t>
-      </w:r>
-      <w:proofErr w:type="spellStart"/>
-      <w:r>
-        <w:rPr>
-          <w:rFonts w:ascii="Times New Roman" w:hAnsi="Times New Roman" w:cs="Times New Roman"/>
-        </w:rPr>
-        <w:t>xác</w:t>
-      </w:r>
-      <w:proofErr w:type="spellEnd"/>
-      <w:r>
-        <w:rPr>
-          <w:rFonts w:ascii="Times New Roman" w:hAnsi="Times New Roman" w:cs="Times New Roman"/>
-        </w:rPr>
-        <w:t xml:space="preserve"> </w:t>
-      </w:r>
-      <w:proofErr w:type="spellStart"/>
-      <w:r>
-        <w:rPr>
-          <w:rFonts w:ascii="Times New Roman" w:hAnsi="Times New Roman" w:cs="Times New Roman"/>
-        </w:rPr>
-        <w:t>minh</w:t>
-      </w:r>
-      <w:proofErr w:type="spellEnd"/>
-      <w:r>
-        <w:rPr>
-          <w:rFonts w:ascii="Times New Roman" w:hAnsi="Times New Roman" w:cs="Times New Roman"/>
-        </w:rPr>
-        <w:t xml:space="preserve"> block </w:t>
-      </w:r>
-      <w:proofErr w:type="spellStart"/>
-      <w:r>
-        <w:rPr>
-          <w:rFonts w:ascii="Times New Roman" w:hAnsi="Times New Roman" w:cs="Times New Roman"/>
-        </w:rPr>
-        <w:t>thành</w:t>
-      </w:r>
-      <w:proofErr w:type="spellEnd"/>
-      <w:r>
-        <w:rPr>
-          <w:rFonts w:ascii="Times New Roman" w:hAnsi="Times New Roman" w:cs="Times New Roman"/>
-        </w:rPr>
-        <w:t xml:space="preserve"> </w:t>
-      </w:r>
-      <w:proofErr w:type="spellStart"/>
-      <w:r>
-        <w:rPr>
-          <w:rFonts w:ascii="Times New Roman" w:hAnsi="Times New Roman" w:cs="Times New Roman"/>
-        </w:rPr>
-        <w:t>công</w:t>
-      </w:r>
-      <w:proofErr w:type="spellEnd"/>
-    </w:p>
-    <w:p>
-      <w:pPr>
-        <w:rPr>
-          <w:rFonts w:ascii="Times New Roman" w:hAnsi="Times New Roman" w:cs="Times New Roman"/>
-        </w:rPr>
-      </w:pPr>
-    </w:p>
-    <w:p>
-      <w:pPr>
-        <w:rPr>
-          <w:rFonts w:ascii="Times New Roman" w:hAnsi="Times New Roman" w:cs="Times New Roman"/>
-        </w:rPr>
-      </w:pPr>
-      <w:r>
-        <w:rPr>
-          <w:rFonts w:ascii="Times New Roman" w:hAnsi="Times New Roman" w:cs="Times New Roman"/>
-        </w:rPr>
-        <w:t xml:space="preserve">5. </w:t>
-      </w:r>
-      <w:proofErr w:type="spellStart"/>
-      <w:r>
-        <w:rPr>
-          <w:rFonts w:ascii="Times New Roman" w:hAnsi="Times New Roman" w:cs="Times New Roman"/>
-        </w:rPr>
-        <w:t>Giải</w:t>
-      </w:r>
-      <w:proofErr w:type="spellEnd"/>
-      <w:r>
-        <w:rPr>
-          <w:rFonts w:ascii="Times New Roman" w:hAnsi="Times New Roman" w:cs="Times New Roman"/>
-        </w:rPr>
-        <w:t xml:space="preserve"> </w:t>
-      </w:r>
-      <w:proofErr w:type="spellStart"/>
-      <w:r>
-        <w:rPr>
-          <w:rFonts w:ascii="Times New Roman" w:hAnsi="Times New Roman" w:cs="Times New Roman"/>
-        </w:rPr>
-        <w:t>thích</w:t>
-      </w:r>
-      <w:proofErr w:type="spellEnd"/>
-      <w:r>
-        <w:rPr>
-          <w:rFonts w:ascii="Times New Roman" w:hAnsi="Times New Roman" w:cs="Times New Roman"/>
-        </w:rPr>
-        <w:t xml:space="preserve"> </w:t>
-      </w:r>
-      <w:proofErr w:type="spellStart"/>
-      <w:r>
-        <w:rPr>
-          <w:rFonts w:ascii="Times New Roman" w:hAnsi="Times New Roman" w:cs="Times New Roman"/>
-        </w:rPr>
-        <w:t>mô</w:t>
-      </w:r>
-      <w:proofErr w:type="spellEnd"/>
-      <w:r>
-        <w:rPr>
-          <w:rFonts w:ascii="Times New Roman" w:hAnsi="Times New Roman" w:cs="Times New Roman"/>
-        </w:rPr>
-        <w:t xml:space="preserve"> </w:t>
-      </w:r>
-      <w:proofErr w:type="spellStart"/>
-      <w:r>
-        <w:rPr>
-          <w:rFonts w:ascii="Times New Roman" w:hAnsi="Times New Roman" w:cs="Times New Roman"/>
-        </w:rPr>
-        <w:t>hình</w:t>
-      </w:r>
-      <w:proofErr w:type="spellEnd"/>
-      <w:r>
-        <w:rPr>
-          <w:rFonts w:ascii="Times New Roman" w:hAnsi="Times New Roman" w:cs="Times New Roman"/>
-        </w:rPr>
-        <w:t xml:space="preserve"> </w:t>
-      </w:r>
-      <w:proofErr w:type="spellStart"/>
-      <w:r>
-        <w:rPr>
-          <w:rFonts w:ascii="Times New Roman" w:hAnsi="Times New Roman" w:cs="Times New Roman"/>
-        </w:rPr>
-        <w:t>theo</w:t>
-      </w:r>
-      <w:proofErr w:type="spellEnd"/>
-      <w:r>
-        <w:rPr>
-          <w:rFonts w:ascii="Times New Roman" w:hAnsi="Times New Roman" w:cs="Times New Roman"/>
-        </w:rPr>
-        <w:t xml:space="preserve"> OSI:</w:t>
-      </w:r>
-    </w:p>
-    <w:p>
-      <w:pPr>
-        <w:rPr>
-          <w:rFonts w:ascii="Times New Roman" w:hAnsi="Times New Roman" w:cs="Times New Roman"/>
-        </w:rPr>
-      </w:pPr>
-      <w:r>
-        <w:rPr>
-          <w:rFonts w:ascii="Times New Roman" w:hAnsi="Times New Roman" w:cs="Times New Roman"/>
-        </w:rPr>
-        <w:t xml:space="preserve">   - ICMP </w:t>
-      </w:r>
-      <w:proofErr w:type="spellStart"/>
-      <w:r>
-        <w:rPr>
-          <w:rFonts w:ascii="Times New Roman" w:hAnsi="Times New Roman" w:cs="Times New Roman"/>
-        </w:rPr>
-        <w:t>thuộc</w:t>
-      </w:r>
-      <w:proofErr w:type="spellEnd"/>
-      <w:r>
-        <w:rPr>
-          <w:rFonts w:ascii="Times New Roman" w:hAnsi="Times New Roman" w:cs="Times New Roman"/>
-        </w:rPr>
-        <w:t xml:space="preserve"> layer </w:t>
-      </w:r>
-      <w:proofErr w:type="spellStart"/>
-      <w:r>
-        <w:rPr>
-          <w:rFonts w:ascii="Times New Roman" w:hAnsi="Times New Roman" w:cs="Times New Roman"/>
-        </w:rPr>
-        <w:t>nào</w:t>
-      </w:r>
-      <w:proofErr w:type="spellEnd"/>
-    </w:p>
-    <w:p>
-      <w:pPr>
-        <w:rPr>
-          <w:rFonts w:ascii="Times New Roman" w:hAnsi="Times New Roman" w:cs="Times New Roman"/>
-        </w:rPr>
-      </w:pPr>
-      <w:r>
-        <w:rPr>
-          <w:rFonts w:ascii="Times New Roman" w:hAnsi="Times New Roman" w:cs="Times New Roman"/>
-        </w:rPr>
-        <w:t xml:space="preserve">   - TCP port scan </w:t>
-      </w:r>
-      <w:proofErr w:type="spellStart"/>
-      <w:r>
-        <w:rPr>
-          <w:rFonts w:ascii="Times New Roman" w:hAnsi="Times New Roman" w:cs="Times New Roman"/>
-        </w:rPr>
-        <w:t>thuộc</w:t>
-      </w:r>
-      <w:proofErr w:type="spellEnd"/>
-      <w:r>
-        <w:rPr>
-          <w:rFonts w:ascii="Times New Roman" w:hAnsi="Times New Roman" w:cs="Times New Roman"/>
-        </w:rPr>
-        <w:t xml:space="preserve"> layer </w:t>
-      </w:r>
-      <w:proofErr w:type="spellStart"/>
-      <w:r>
-        <w:rPr>
-          <w:rFonts w:ascii="Times New Roman" w:hAnsi="Times New Roman" w:cs="Times New Roman"/>
-        </w:rPr>
-        <w:t>nào</w:t>
-      </w:r>
-      <w:proofErr w:type="spellEnd"/>
-    </w:p>
-    <w:p>
-      <w:pPr>
-        <w:rPr>
-          <w:rFonts w:ascii="Times New Roman" w:hAnsi="Times New Roman" w:cs="Times New Roman"/>
-        </w:rPr>
-      </w:pPr>
-      <w:r>
-        <w:rPr>
-          <w:rFonts w:ascii="Times New Roman" w:hAnsi="Times New Roman" w:cs="Times New Roman"/>
-        </w:rPr>
-        <w:t xml:space="preserve">   - </w:t>
-      </w:r>
-      <w:proofErr w:type="spellStart"/>
-      <w:r>
-        <w:rPr>
-          <w:rFonts w:ascii="Times New Roman" w:hAnsi="Times New Roman" w:cs="Times New Roman"/>
-        </w:rPr>
-        <w:t>hệ</w:t>
-      </w:r>
-      <w:proofErr w:type="spellEnd"/>
-      <w:r>
-        <w:rPr>
-          <w:rFonts w:ascii="Times New Roman" w:hAnsi="Times New Roman" w:cs="Times New Roman"/>
-        </w:rPr>
-        <w:t xml:space="preserve"> </w:t>
-      </w:r>
-      <w:proofErr w:type="spellStart"/>
-      <w:r>
-        <w:rPr>
-          <w:rFonts w:ascii="Times New Roman" w:hAnsi="Times New Roman" w:cs="Times New Roman"/>
-        </w:rPr>
-        <w:t>thống</w:t>
-      </w:r>
-      <w:proofErr w:type="spellEnd"/>
-      <w:r>
-        <w:rPr>
-          <w:rFonts w:ascii="Times New Roman" w:hAnsi="Times New Roman" w:cs="Times New Roman"/>
-        </w:rPr>
-        <w:t xml:space="preserve"> </w:t>
-      </w:r>
-      <w:proofErr w:type="spellStart"/>
-      <w:r>
-        <w:rPr>
-          <w:rFonts w:ascii="Times New Roman" w:hAnsi="Times New Roman" w:cs="Times New Roman"/>
-        </w:rPr>
-        <w:t>hoạt</w:t>
-      </w:r>
-      <w:proofErr w:type="spellEnd"/>
-      <w:r>
-        <w:rPr>
-          <w:rFonts w:ascii="Times New Roman" w:hAnsi="Times New Roman" w:cs="Times New Roman"/>
-        </w:rPr>
-        <w:t xml:space="preserve"> </w:t>
-      </w:r>
-      <w:proofErr w:type="spellStart"/>
-      <w:r>
-        <w:rPr>
-          <w:rFonts w:ascii="Times New Roman" w:hAnsi="Times New Roman" w:cs="Times New Roman"/>
-        </w:rPr>
-        <w:t>động</w:t>
-      </w:r>
-      <w:proofErr w:type="spellEnd"/>
-      <w:r>
-        <w:rPr>
-          <w:rFonts w:ascii="Times New Roman" w:hAnsi="Times New Roman" w:cs="Times New Roman"/>
-        </w:rPr>
-        <w:t xml:space="preserve"> ở </w:t>
-      </w:r>
-      <w:proofErr w:type="spellStart"/>
-      <w:r>
-        <w:rPr>
-          <w:rFonts w:ascii="Times New Roman" w:hAnsi="Times New Roman" w:cs="Times New Roman"/>
-        </w:rPr>
-        <w:t>tầng</w:t>
-      </w:r>
-      <w:proofErr w:type="spellEnd"/>
-      <w:r>
-        <w:rPr>
-          <w:rFonts w:ascii="Times New Roman" w:hAnsi="Times New Roman" w:cs="Times New Roman"/>
-        </w:rPr>
-        <w:t xml:space="preserve"> </w:t>
-      </w:r>
-      <w:proofErr w:type="spellStart"/>
-      <w:r>
-        <w:rPr>
-          <w:rFonts w:ascii="Times New Roman" w:hAnsi="Times New Roman" w:cs="Times New Roman"/>
-        </w:rPr>
-        <w:t>nào</w:t>
-      </w:r>
-      <w:proofErr w:type="spellEnd"/>
-    </w:p>
-    <w:p>
-      <w:pPr>
-        <w:rPr>
-          <w:rFonts w:ascii="Times New Roman" w:hAnsi="Times New Roman" w:cs="Times New Roman"/>
-        </w:rPr>
-      </w:pPr>
-    </w:p>
-    <w:p>
-      <w:pPr>
-        <w:rPr>
-          <w:rFonts w:ascii="Times New Roman" w:hAnsi="Times New Roman" w:cs="Times New Roman"/>
-        </w:rPr>
-      </w:pPr>
-      <w:r>
-        <w:rPr>
-          <w:rFonts w:ascii="Times New Roman" w:hAnsi="Times New Roman" w:cs="Times New Roman"/>
-        </w:rPr>
-        <w:t xml:space="preserve">6. </w:t>
-      </w:r>
-      <w:proofErr w:type="spellStart"/>
-      <w:r>
-        <w:rPr>
-          <w:rFonts w:ascii="Times New Roman" w:hAnsi="Times New Roman" w:cs="Times New Roman"/>
-        </w:rPr>
-        <w:t>Viết</w:t>
-      </w:r>
-      <w:proofErr w:type="spellEnd"/>
-      <w:r>
-        <w:rPr>
-          <w:rFonts w:ascii="Times New Roman" w:hAnsi="Times New Roman" w:cs="Times New Roman"/>
-        </w:rPr>
-        <w:t xml:space="preserve"> </w:t>
-      </w:r>
-      <w:proofErr w:type="spellStart"/>
-      <w:r>
-        <w:rPr>
-          <w:rFonts w:ascii="Times New Roman" w:hAnsi="Times New Roman" w:cs="Times New Roman"/>
-        </w:rPr>
-        <w:t>phần</w:t>
-      </w:r>
-      <w:proofErr w:type="spellEnd"/>
-      <w:r>
-        <w:rPr>
-          <w:rFonts w:ascii="Times New Roman" w:hAnsi="Times New Roman" w:cs="Times New Roman"/>
-        </w:rPr>
-        <w:t xml:space="preserve"> </w:t>
-      </w:r>
-      <w:proofErr w:type="spellStart"/>
-      <w:r>
-        <w:rPr>
-          <w:rFonts w:ascii="Times New Roman" w:hAnsi="Times New Roman" w:cs="Times New Roman"/>
-        </w:rPr>
-        <w:t>báo</w:t>
-      </w:r>
-      <w:proofErr w:type="spellEnd"/>
-      <w:r>
-        <w:rPr>
-          <w:rFonts w:ascii="Times New Roman" w:hAnsi="Times New Roman" w:cs="Times New Roman"/>
-        </w:rPr>
-        <w:t xml:space="preserve"> </w:t>
-      </w:r>
-      <w:proofErr w:type="spellStart"/>
-      <w:r>
-        <w:rPr>
-          <w:rFonts w:ascii="Times New Roman" w:hAnsi="Times New Roman" w:cs="Times New Roman"/>
-        </w:rPr>
-        <w:t>cáo</w:t>
-      </w:r>
-      <w:proofErr w:type="spellEnd"/>
-      <w:r>
-        <w:rPr>
-          <w:rFonts w:ascii="Times New Roman" w:hAnsi="Times New Roman" w:cs="Times New Roman"/>
-        </w:rPr>
-        <w:t>:</w:t>
-      </w:r>
-    </w:p>
-    <w:p>
-      <w:pPr>
-        <w:rPr>
-          <w:rFonts w:ascii="Times New Roman" w:hAnsi="Times New Roman" w:cs="Times New Roman"/>
-        </w:rPr>
-      </w:pPr>
-      <w:r>
-        <w:rPr>
-          <w:rFonts w:ascii="Times New Roman" w:hAnsi="Times New Roman" w:cs="Times New Roman"/>
-        </w:rPr>
-        <w:t xml:space="preserve">   - </w:t>
-      </w:r>
-      <w:proofErr w:type="spellStart"/>
-      <w:r>
-        <w:rPr>
-          <w:rFonts w:ascii="Times New Roman" w:hAnsi="Times New Roman" w:cs="Times New Roman"/>
-        </w:rPr>
-        <w:t>mô</w:t>
-      </w:r>
-      <w:proofErr w:type="spellEnd"/>
-      <w:r>
-        <w:rPr>
-          <w:rFonts w:ascii="Times New Roman" w:hAnsi="Times New Roman" w:cs="Times New Roman"/>
-        </w:rPr>
-        <w:t xml:space="preserve"> </w:t>
-      </w:r>
-      <w:proofErr w:type="spellStart"/>
-      <w:r>
-        <w:rPr>
-          <w:rFonts w:ascii="Times New Roman" w:hAnsi="Times New Roman" w:cs="Times New Roman"/>
-        </w:rPr>
-        <w:t>tả</w:t>
-      </w:r>
-      <w:proofErr w:type="spellEnd"/>
-      <w:r>
-        <w:rPr>
-          <w:rFonts w:ascii="Times New Roman" w:hAnsi="Times New Roman" w:cs="Times New Roman"/>
-        </w:rPr>
-        <w:t xml:space="preserve"> </w:t>
-      </w:r>
-      <w:proofErr w:type="spellStart"/>
-      <w:r>
-        <w:rPr>
-          <w:rFonts w:ascii="Times New Roman" w:hAnsi="Times New Roman" w:cs="Times New Roman"/>
-        </w:rPr>
-        <w:t>mô</w:t>
-      </w:r>
-      <w:proofErr w:type="spellEnd"/>
-      <w:r>
-        <w:rPr>
-          <w:rFonts w:ascii="Times New Roman" w:hAnsi="Times New Roman" w:cs="Times New Roman"/>
-        </w:rPr>
-        <w:t xml:space="preserve"> </w:t>
-      </w:r>
-      <w:proofErr w:type="spellStart"/>
-      <w:r>
-        <w:rPr>
-          <w:rFonts w:ascii="Times New Roman" w:hAnsi="Times New Roman" w:cs="Times New Roman"/>
-        </w:rPr>
-        <w:t>hình</w:t>
-      </w:r>
-      <w:proofErr w:type="spellEnd"/>
-    </w:p>
-    <w:p>
-      <w:pPr>
-        <w:rPr>
-          <w:rFonts w:ascii="Times New Roman" w:hAnsi="Times New Roman" w:cs="Times New Roman"/>
-        </w:rPr>
-      </w:pPr>
-      <w:r>
-        <w:rPr>
-          <w:rFonts w:ascii="Times New Roman" w:hAnsi="Times New Roman" w:cs="Times New Roman"/>
-        </w:rPr>
-        <w:t xml:space="preserve">   - </w:t>
-      </w:r>
-      <w:proofErr w:type="spellStart"/>
-      <w:r>
-        <w:rPr>
-          <w:rFonts w:ascii="Times New Roman" w:hAnsi="Times New Roman" w:cs="Times New Roman"/>
-        </w:rPr>
-        <w:t>nguyên</w:t>
-      </w:r>
-      <w:proofErr w:type="spellEnd"/>
-      <w:r>
-        <w:rPr>
-          <w:rFonts w:ascii="Times New Roman" w:hAnsi="Times New Roman" w:cs="Times New Roman"/>
-        </w:rPr>
-        <w:t xml:space="preserve"> </w:t>
-      </w:r>
-      <w:proofErr w:type="spellStart"/>
-      <w:r>
-        <w:rPr>
-          <w:rFonts w:ascii="Times New Roman" w:hAnsi="Times New Roman" w:cs="Times New Roman"/>
-        </w:rPr>
-        <w:t>lý</w:t>
-      </w:r>
-      <w:proofErr w:type="spellEnd"/>
-      <w:r>
-        <w:rPr>
-          <w:rFonts w:ascii="Times New Roman" w:hAnsi="Times New Roman" w:cs="Times New Roman"/>
-        </w:rPr>
-        <w:t xml:space="preserve"> </w:t>
-      </w:r>
-      <w:proofErr w:type="spellStart"/>
-      <w:r>
-        <w:rPr>
-          <w:rFonts w:ascii="Times New Roman" w:hAnsi="Times New Roman" w:cs="Times New Roman"/>
-        </w:rPr>
-        <w:t>hoạt</w:t>
-      </w:r>
-      <w:proofErr w:type="spellEnd"/>
-      <w:r>
-        <w:rPr>
-          <w:rFonts w:ascii="Times New Roman" w:hAnsi="Times New Roman" w:cs="Times New Roman"/>
-        </w:rPr>
-        <w:t xml:space="preserve"> </w:t>
-      </w:r>
-      <w:proofErr w:type="spellStart"/>
-      <w:r>
-        <w:rPr>
-          <w:rFonts w:ascii="Times New Roman" w:hAnsi="Times New Roman" w:cs="Times New Roman"/>
-        </w:rPr>
-        <w:t>động</w:t>
-      </w:r>
-      <w:proofErr w:type="spellEnd"/>
-    </w:p>
-    <w:p>
-      <w:pPr>
-        <w:rPr>
-          <w:rFonts w:ascii="Times New Roman" w:hAnsi="Times New Roman" w:cs="Times New Roman"/>
-        </w:rPr>
-      </w:pPr>
-      <w:r>
-        <w:rPr>
-          <w:rFonts w:ascii="Times New Roman" w:hAnsi="Times New Roman" w:cs="Times New Roman"/>
-        </w:rPr>
-        <w:t xml:space="preserve">   - </w:t>
-      </w:r>
-      <w:proofErr w:type="spellStart"/>
-      <w:r>
-        <w:rPr>
-          <w:rFonts w:ascii="Times New Roman" w:hAnsi="Times New Roman" w:cs="Times New Roman"/>
-        </w:rPr>
-        <w:t>kết</w:t>
-      </w:r>
-      <w:proofErr w:type="spellEnd"/>
-      <w:r>
-        <w:rPr>
-          <w:rFonts w:ascii="Times New Roman" w:hAnsi="Times New Roman" w:cs="Times New Roman"/>
-        </w:rPr>
-        <w:t xml:space="preserve"> </w:t>
-      </w:r>
-      <w:proofErr w:type="spellStart"/>
-      <w:r>
-        <w:rPr>
-          <w:rFonts w:ascii="Times New Roman" w:hAnsi="Times New Roman" w:cs="Times New Roman"/>
-        </w:rPr>
-        <w:t>quả</w:t>
-      </w:r>
-      <w:proofErr w:type="spellEnd"/>
-      <w:r>
-        <w:rPr>
-          <w:rFonts w:ascii="Times New Roman" w:hAnsi="Times New Roman" w:cs="Times New Roman"/>
-        </w:rPr>
-        <w:t xml:space="preserve"> </w:t>
-      </w:r>
-      <w:proofErr w:type="spellStart"/>
-      <w:r>
-        <w:rPr>
-          <w:rFonts w:ascii="Times New Roman" w:hAnsi="Times New Roman" w:cs="Times New Roman"/>
-        </w:rPr>
-        <w:t>thực</w:t>
-      </w:r>
-      <w:proofErr w:type="spellEnd"/>
-      <w:r>
-        <w:rPr>
-          <w:rFonts w:ascii="Times New Roman" w:hAnsi="Times New Roman" w:cs="Times New Roman"/>
-        </w:rPr>
-        <w:t xml:space="preserve"> </w:t>
-      </w:r>
-      <w:proofErr w:type="spellStart"/>
-      <w:r>
-        <w:rPr>
-          <w:rFonts w:ascii="Times New Roman" w:hAnsi="Times New Roman" w:cs="Times New Roman"/>
-        </w:rPr>
-        <w:t>nghiệm</w:t>
-      </w:r>
-      <w:proofErr w:type="spellEnd"/>
-    </w:p>
-    <w:p>
-      <w:pPr>
-        <w:rPr>
-          <w:rFonts w:ascii="Times New Roman" w:hAnsi="Times New Roman" w:cs="Times New Roman"/>
-        </w:rPr>
-      </w:pPr>
-      <w:r>
-        <w:rPr>
-          <w:rFonts w:ascii="Times New Roman" w:hAnsi="Times New Roman" w:cs="Times New Roman"/>
-        </w:rPr>
-        <w:t xml:space="preserve">   - </w:t>
-      </w:r>
-      <w:proofErr w:type="spellStart"/>
-      <w:r>
-        <w:rPr>
-          <w:rFonts w:ascii="Times New Roman" w:hAnsi="Times New Roman" w:cs="Times New Roman"/>
-        </w:rPr>
-        <w:t>kết</w:t>
-      </w:r>
-      <w:proofErr w:type="spellEnd"/>
-      <w:r>
-        <w:rPr>
-          <w:rFonts w:ascii="Times New Roman" w:hAnsi="Times New Roman" w:cs="Times New Roman"/>
-        </w:rPr>
-        <w:t xml:space="preserve"> </w:t>
-      </w:r>
-      <w:proofErr w:type="spellStart"/>
-      <w:r>
-        <w:rPr>
-          <w:rFonts w:ascii="Times New Roman" w:hAnsi="Times New Roman" w:cs="Times New Roman"/>
-        </w:rPr>
-        <w:t>luận</w:t>
-      </w:r>
-      <w:proofErr w:type="spellEnd"/>
-    </w:p>
-    <w:p>
-      <w:pPr>
-        <w:rPr>
-          <w:rFonts w:ascii="Times New Roman" w:hAnsi="Times New Roman" w:cs="Times New Roman"/>
-        </w:rPr>
-      </w:pPr>
-      <w:r>
-        <w:rPr>
-          <w:rFonts w:ascii="Times New Roman" w:hAnsi="Times New Roman" w:cs="Times New Roman"/>
-        </w:rPr>
-        <w:t xml:space="preserve">   - </w:t>
-      </w:r>
-      <w:proofErr w:type="spellStart"/>
-      <w:r>
-        <w:rPr>
-          <w:rFonts w:ascii="Times New Roman" w:hAnsi="Times New Roman" w:cs="Times New Roman"/>
-        </w:rPr>
-        <w:t>ngắn</w:t>
-      </w:r>
-      <w:proofErr w:type="spellEnd"/>
-      <w:r>
-        <w:rPr>
-          <w:rFonts w:ascii="Times New Roman" w:hAnsi="Times New Roman" w:cs="Times New Roman"/>
-        </w:rPr>
-        <w:t xml:space="preserve"> </w:t>
-      </w:r>
-      <w:proofErr w:type="spellStart"/>
-      <w:r>
-        <w:rPr>
-          <w:rFonts w:ascii="Times New Roman" w:hAnsi="Times New Roman" w:cs="Times New Roman"/>
-        </w:rPr>
-        <w:t>gọn</w:t>
-      </w:r>
-      <w:proofErr w:type="spellEnd"/>
-      <w:r>
-        <w:rPr>
-          <w:rFonts w:ascii="Times New Roman" w:hAnsi="Times New Roman" w:cs="Times New Roman"/>
-        </w:rPr>
-        <w:t xml:space="preserve">, </w:t>
-      </w:r>
-      <w:proofErr w:type="spellStart"/>
-      <w:r>
-        <w:rPr>
-          <w:rFonts w:ascii="Times New Roman" w:hAnsi="Times New Roman" w:cs="Times New Roman"/>
-        </w:rPr>
-        <w:t>chuẩn</w:t>
-      </w:r>
-      <w:proofErr w:type="spellEnd"/>
-      <w:r>
-        <w:rPr>
-          <w:rFonts w:ascii="Times New Roman" w:hAnsi="Times New Roman" w:cs="Times New Roman"/>
-        </w:rPr>
-        <w:t xml:space="preserve"> </w:t>
-      </w:r>
-      <w:proofErr w:type="spellStart"/>
-      <w:r>
-        <w:rPr>
-          <w:rFonts w:ascii="Times New Roman" w:hAnsi="Times New Roman" w:cs="Times New Roman"/>
-        </w:rPr>
-        <w:t>văn</w:t>
-      </w:r>
-      <w:proofErr w:type="spellEnd"/>
-      <w:r>
-        <w:rPr>
-          <w:rFonts w:ascii="Times New Roman" w:hAnsi="Times New Roman" w:cs="Times New Roman"/>
-        </w:rPr>
-        <w:t xml:space="preserve"> </w:t>
-      </w:r>
-      <w:proofErr w:type="spellStart"/>
-      <w:r>
-        <w:rPr>
-          <w:rFonts w:ascii="Times New Roman" w:hAnsi="Times New Roman" w:cs="Times New Roman"/>
-        </w:rPr>
-        <w:t>phong</w:t>
-      </w:r>
-      <w:proofErr w:type="spellEnd"/>
-      <w:r>
-        <w:rPr>
-          <w:rFonts w:ascii="Times New Roman" w:hAnsi="Times New Roman" w:cs="Times New Roman"/>
-        </w:rPr>
-        <w:t xml:space="preserve"> </w:t>
-      </w:r>
-      <w:proofErr w:type="spellStart"/>
-      <w:r>
-        <w:rPr>
-          <w:rFonts w:ascii="Times New Roman" w:hAnsi="Times New Roman" w:cs="Times New Roman"/>
-        </w:rPr>
-        <w:t>kỹ</w:t>
-      </w:r>
-      <w:proofErr w:type="spellEnd"/>
-      <w:r>
-        <w:rPr>
-          <w:rFonts w:ascii="Times New Roman" w:hAnsi="Times New Roman" w:cs="Times New Roman"/>
-        </w:rPr>
-        <w:t xml:space="preserve"> </w:t>
-      </w:r>
-      <w:proofErr w:type="spellStart"/>
-      <w:r>
-        <w:rPr>
-          <w:rFonts w:ascii="Times New Roman" w:hAnsi="Times New Roman" w:cs="Times New Roman"/>
-        </w:rPr>
-        <w:t>thuật</w:t>
-      </w:r>
-      <w:proofErr w:type="spellEnd"/>
-    </w:p>
-    <w:p>
-      <w:pPr>
-        <w:rPr>
-          <w:rFonts w:ascii="Times New Roman" w:hAnsi="Times New Roman" w:cs="Times New Roman"/>
-        </w:rPr>
-      </w:pPr>
-    </w:p>
-    <w:p>
-      <w:pPr>
-        <w:rPr>
-          <w:rFonts w:ascii="Times New Roman" w:hAnsi="Times New Roman" w:cs="Times New Roman"/>
-        </w:rPr>
-      </w:pPr>
-      <w:r>
-        <w:rPr>
-          <w:rFonts w:ascii="Times New Roman" w:hAnsi="Times New Roman" w:cs="Times New Roman"/>
-        </w:rPr>
-        <w:t>7. Troubleshooting:</w:t>
-      </w:r>
-    </w:p>
-    <w:p>
-      <w:pPr>
-        <w:rPr>
-          <w:rFonts w:ascii="Times New Roman" w:hAnsi="Times New Roman" w:cs="Times New Roman"/>
-        </w:rPr>
-      </w:pPr>
-      <w:r>
-        <w:rPr>
-          <w:rFonts w:ascii="Times New Roman" w:hAnsi="Times New Roman" w:cs="Times New Roman"/>
-        </w:rPr>
-        <w:t xml:space="preserve">   </w:t>
-      </w:r>
-      <w:proofErr w:type="spellStart"/>
-      <w:r>
-        <w:rPr>
-          <w:rFonts w:ascii="Times New Roman" w:hAnsi="Times New Roman" w:cs="Times New Roman"/>
-        </w:rPr>
-        <w:t>Nếu</w:t>
-      </w:r>
-      <w:proofErr w:type="spellEnd"/>
-      <w:r>
-        <w:rPr>
-          <w:rFonts w:ascii="Times New Roman" w:hAnsi="Times New Roman" w:cs="Times New Roman"/>
-        </w:rPr>
-        <w:t xml:space="preserve"> </w:t>
-      </w:r>
-      <w:proofErr w:type="spellStart"/>
-      <w:r>
-        <w:rPr>
-          <w:rFonts w:ascii="Times New Roman" w:hAnsi="Times New Roman" w:cs="Times New Roman"/>
-        </w:rPr>
-        <w:t>không</w:t>
-      </w:r>
-      <w:proofErr w:type="spellEnd"/>
-      <w:r>
-        <w:rPr>
-          <w:rFonts w:ascii="Times New Roman" w:hAnsi="Times New Roman" w:cs="Times New Roman"/>
-        </w:rPr>
-        <w:t xml:space="preserve"> detect ping</w:t>
-      </w:r>
-    </w:p>
-    <w:p>
-      <w:pPr>
-        <w:rPr>
-          <w:rFonts w:ascii="Times New Roman" w:hAnsi="Times New Roman" w:cs="Times New Roman"/>
-        </w:rPr>
-      </w:pPr>
-      <w:r>
-        <w:rPr>
-          <w:rFonts w:ascii="Times New Roman" w:hAnsi="Times New Roman" w:cs="Times New Roman"/>
-        </w:rPr>
-        <w:lastRenderedPageBreak/>
-        <w:t xml:space="preserve">   </w:t>
-      </w:r>
-      <w:proofErr w:type="spellStart"/>
-      <w:r>
-        <w:rPr>
-          <w:rFonts w:ascii="Times New Roman" w:hAnsi="Times New Roman" w:cs="Times New Roman"/>
-        </w:rPr>
-        <w:t>Nếu</w:t>
-      </w:r>
-      <w:proofErr w:type="spellEnd"/>
-      <w:r>
-        <w:rPr>
-          <w:rFonts w:ascii="Times New Roman" w:hAnsi="Times New Roman" w:cs="Times New Roman"/>
-        </w:rPr>
-        <w:t xml:space="preserve"> </w:t>
-      </w:r>
-      <w:proofErr w:type="spellStart"/>
-      <w:r>
-        <w:rPr>
-          <w:rFonts w:ascii="Times New Roman" w:hAnsi="Times New Roman" w:cs="Times New Roman"/>
-        </w:rPr>
-        <w:t>không</w:t>
-      </w:r>
-      <w:proofErr w:type="spellEnd"/>
-      <w:r>
-        <w:rPr>
-          <w:rFonts w:ascii="Times New Roman" w:hAnsi="Times New Roman" w:cs="Times New Roman"/>
-        </w:rPr>
-        <w:t xml:space="preserve"> detect Nmap</w:t>
-      </w:r>
-    </w:p>
-    <w:p>
-      <w:pPr>
-        <w:rPr>
-          <w:rFonts w:ascii="Times New Roman" w:hAnsi="Times New Roman" w:cs="Times New Roman"/>
-        </w:rPr>
-      </w:pPr>
-      <w:r>
-        <w:rPr>
-          <w:rFonts w:ascii="Times New Roman" w:hAnsi="Times New Roman" w:cs="Times New Roman"/>
-        </w:rPr>
-        <w:t xml:space="preserve">   </w:t>
-      </w:r>
-      <w:proofErr w:type="spellStart"/>
-      <w:r>
-        <w:rPr>
-          <w:rFonts w:ascii="Times New Roman" w:hAnsi="Times New Roman" w:cs="Times New Roman"/>
-        </w:rPr>
-        <w:t>Nếu</w:t>
-      </w:r>
-      <w:proofErr w:type="spellEnd"/>
-      <w:r>
-        <w:rPr>
-          <w:rFonts w:ascii="Times New Roman" w:hAnsi="Times New Roman" w:cs="Times New Roman"/>
-        </w:rPr>
-        <w:t xml:space="preserve"> </w:t>
-      </w:r>
-      <w:proofErr w:type="spellStart"/>
-      <w:r>
-        <w:rPr>
-          <w:rFonts w:ascii="Times New Roman" w:hAnsi="Times New Roman" w:cs="Times New Roman"/>
-        </w:rPr>
-        <w:t>tshark</w:t>
-      </w:r>
-      <w:proofErr w:type="spellEnd"/>
-      <w:r>
-        <w:rPr>
-          <w:rFonts w:ascii="Times New Roman" w:hAnsi="Times New Roman" w:cs="Times New Roman"/>
-        </w:rPr>
-        <w:t xml:space="preserve"> </w:t>
-      </w:r>
-      <w:proofErr w:type="spellStart"/>
-      <w:r>
-        <w:rPr>
-          <w:rFonts w:ascii="Times New Roman" w:hAnsi="Times New Roman" w:cs="Times New Roman"/>
-        </w:rPr>
-        <w:t>không</w:t>
-      </w:r>
-      <w:proofErr w:type="spellEnd"/>
-      <w:r>
-        <w:rPr>
-          <w:rFonts w:ascii="Times New Roman" w:hAnsi="Times New Roman" w:cs="Times New Roman"/>
-        </w:rPr>
-        <w:t xml:space="preserve"> capture</w:t>
-      </w:r>
-    </w:p>
-    <w:p>
-      <w:pPr>
-        <w:rPr>
-          <w:rFonts w:ascii="Times New Roman" w:hAnsi="Times New Roman" w:cs="Times New Roman"/>
-        </w:rPr>
-      </w:pPr>
-      <w:r>
-        <w:rPr>
-          <w:rFonts w:ascii="Times New Roman" w:hAnsi="Times New Roman" w:cs="Times New Roman"/>
-        </w:rPr>
-        <w:t xml:space="preserve">   </w:t>
-      </w:r>
-      <w:proofErr w:type="spellStart"/>
-      <w:r>
-        <w:rPr>
-          <w:rFonts w:ascii="Times New Roman" w:hAnsi="Times New Roman" w:cs="Times New Roman"/>
-        </w:rPr>
-        <w:t>Nếu</w:t>
-      </w:r>
-      <w:proofErr w:type="spellEnd"/>
-      <w:r>
-        <w:rPr>
-          <w:rFonts w:ascii="Times New Roman" w:hAnsi="Times New Roman" w:cs="Times New Roman"/>
-        </w:rPr>
-        <w:t xml:space="preserve"> </w:t>
-      </w:r>
-      <w:proofErr w:type="spellStart"/>
-      <w:r>
-        <w:rPr>
-          <w:rFonts w:ascii="Times New Roman" w:hAnsi="Times New Roman" w:cs="Times New Roman"/>
-        </w:rPr>
-        <w:t>sai</w:t>
-      </w:r>
-      <w:proofErr w:type="spellEnd"/>
-      <w:r>
-        <w:rPr>
-          <w:rFonts w:ascii="Times New Roman" w:hAnsi="Times New Roman" w:cs="Times New Roman"/>
-        </w:rPr>
-        <w:t xml:space="preserve"> interface</w:t>
-      </w:r>
-    </w:p>
-    <w:p>
-      <w:pPr>
-        <w:rPr>
-          <w:rFonts w:ascii="Times New Roman" w:hAnsi="Times New Roman" w:cs="Times New Roman"/>
-        </w:rPr>
-      </w:pPr>
-      <w:r>
-        <w:rPr>
-          <w:rFonts w:ascii="Times New Roman" w:hAnsi="Times New Roman" w:cs="Times New Roman"/>
-        </w:rPr>
-        <w:t xml:space="preserve">   </w:t>
-      </w:r>
-      <w:proofErr w:type="spellStart"/>
-      <w:r>
-        <w:rPr>
-          <w:rFonts w:ascii="Times New Roman" w:hAnsi="Times New Roman" w:cs="Times New Roman"/>
-        </w:rPr>
-        <w:t>Nếu</w:t>
-      </w:r>
-      <w:proofErr w:type="spellEnd"/>
-      <w:r>
-        <w:rPr>
-          <w:rFonts w:ascii="Times New Roman" w:hAnsi="Times New Roman" w:cs="Times New Roman"/>
-        </w:rPr>
-        <w:t xml:space="preserve"> iptables </w:t>
-      </w:r>
-      <w:proofErr w:type="spellStart"/>
-      <w:r>
-        <w:rPr>
-          <w:rFonts w:ascii="Times New Roman" w:hAnsi="Times New Roman" w:cs="Times New Roman"/>
-        </w:rPr>
-        <w:t>không</w:t>
-      </w:r>
-      <w:proofErr w:type="spellEnd"/>
-      <w:r>
-        <w:rPr>
-          <w:rFonts w:ascii="Times New Roman" w:hAnsi="Times New Roman" w:cs="Times New Roman"/>
-        </w:rPr>
-        <w:t xml:space="preserve"> block</w:t>
-      </w:r>
-    </w:p>
-    <w:p>
-      <w:pPr>
-        <w:rPr>
-          <w:rFonts w:ascii="Times New Roman" w:hAnsi="Times New Roman" w:cs="Times New Roman"/>
-        </w:rPr>
-      </w:pPr>
-    </w:p>
-    <w:p>
-      <w:pPr>
-        <w:rPr>
-          <w:rFonts w:ascii="Times New Roman" w:hAnsi="Times New Roman" w:cs="Times New Roman"/>
-        </w:rPr>
-      </w:pPr>
-      <w:proofErr w:type="spellStart"/>
-      <w:r>
-        <w:rPr>
-          <w:rFonts w:ascii="Times New Roman" w:hAnsi="Times New Roman" w:cs="Times New Roman"/>
-        </w:rPr>
-        <w:t>Yêu</w:t>
-      </w:r>
-      <w:proofErr w:type="spellEnd"/>
-      <w:r>
-        <w:rPr>
-          <w:rFonts w:ascii="Times New Roman" w:hAnsi="Times New Roman" w:cs="Times New Roman"/>
-        </w:rPr>
-        <w:t xml:space="preserve"> </w:t>
-      </w:r>
-      <w:proofErr w:type="spellStart"/>
-      <w:r>
-        <w:rPr>
-          <w:rFonts w:ascii="Times New Roman" w:hAnsi="Times New Roman" w:cs="Times New Roman"/>
-        </w:rPr>
-        <w:t>cầu</w:t>
-      </w:r>
-      <w:proofErr w:type="spellEnd"/>
-      <w:r>
-        <w:rPr>
-          <w:rFonts w:ascii="Times New Roman" w:hAnsi="Times New Roman" w:cs="Times New Roman"/>
-        </w:rPr>
-        <w:t>:</w:t>
-      </w:r>
-    </w:p>
-    <w:p>
-      <w:pPr>
-        <w:rPr>
-          <w:rFonts w:ascii="Times New Roman" w:hAnsi="Times New Roman" w:cs="Times New Roman"/>
-        </w:rPr>
-      </w:pPr>
-      <w:r>
-        <w:rPr>
-          <w:rFonts w:ascii="Times New Roman" w:hAnsi="Times New Roman" w:cs="Times New Roman"/>
-        </w:rPr>
-        <w:t xml:space="preserve">- </w:t>
-      </w:r>
-      <w:proofErr w:type="spellStart"/>
-      <w:r>
-        <w:rPr>
-          <w:rFonts w:ascii="Times New Roman" w:hAnsi="Times New Roman" w:cs="Times New Roman"/>
-        </w:rPr>
-        <w:t>Hướng</w:t>
-      </w:r>
-      <w:proofErr w:type="spellEnd"/>
-      <w:r>
-        <w:rPr>
-          <w:rFonts w:ascii="Times New Roman" w:hAnsi="Times New Roman" w:cs="Times New Roman"/>
-        </w:rPr>
-        <w:t xml:space="preserve"> </w:t>
-      </w:r>
-      <w:proofErr w:type="spellStart"/>
-      <w:r>
-        <w:rPr>
-          <w:rFonts w:ascii="Times New Roman" w:hAnsi="Times New Roman" w:cs="Times New Roman"/>
-        </w:rPr>
-        <w:t>dẫn</w:t>
-      </w:r>
-      <w:proofErr w:type="spellEnd"/>
-      <w:r>
-        <w:rPr>
-          <w:rFonts w:ascii="Times New Roman" w:hAnsi="Times New Roman" w:cs="Times New Roman"/>
-        </w:rPr>
-        <w:t xml:space="preserve"> </w:t>
-      </w:r>
-      <w:proofErr w:type="spellStart"/>
-      <w:r>
-        <w:rPr>
-          <w:rFonts w:ascii="Times New Roman" w:hAnsi="Times New Roman" w:cs="Times New Roman"/>
-        </w:rPr>
-        <w:t>cực</w:t>
-      </w:r>
-      <w:proofErr w:type="spellEnd"/>
-      <w:r>
-        <w:rPr>
-          <w:rFonts w:ascii="Times New Roman" w:hAnsi="Times New Roman" w:cs="Times New Roman"/>
-        </w:rPr>
-        <w:t xml:space="preserve"> chi </w:t>
-      </w:r>
-      <w:proofErr w:type="spellStart"/>
-      <w:r>
-        <w:rPr>
-          <w:rFonts w:ascii="Times New Roman" w:hAnsi="Times New Roman" w:cs="Times New Roman"/>
-        </w:rPr>
-        <w:t>tiết</w:t>
-      </w:r>
-      <w:proofErr w:type="spellEnd"/>
-      <w:r>
-        <w:rPr>
-          <w:rFonts w:ascii="Times New Roman" w:hAnsi="Times New Roman" w:cs="Times New Roman"/>
-        </w:rPr>
-        <w:t xml:space="preserve"> </w:t>
-      </w:r>
-      <w:proofErr w:type="spellStart"/>
-      <w:r>
-        <w:rPr>
-          <w:rFonts w:ascii="Times New Roman" w:hAnsi="Times New Roman" w:cs="Times New Roman"/>
-        </w:rPr>
-        <w:t>từng</w:t>
-      </w:r>
-      <w:proofErr w:type="spellEnd"/>
-      <w:r>
-        <w:rPr>
-          <w:rFonts w:ascii="Times New Roman" w:hAnsi="Times New Roman" w:cs="Times New Roman"/>
-        </w:rPr>
-        <w:t xml:space="preserve"> </w:t>
-      </w:r>
-      <w:proofErr w:type="spellStart"/>
-      <w:r>
-        <w:rPr>
-          <w:rFonts w:ascii="Times New Roman" w:hAnsi="Times New Roman" w:cs="Times New Roman"/>
-        </w:rPr>
-        <w:t>bước</w:t>
-      </w:r>
-      <w:proofErr w:type="spellEnd"/>
-    </w:p>
-    <w:p>
-      <w:pPr>
-        <w:rPr>
-          <w:rFonts w:ascii="Times New Roman" w:hAnsi="Times New Roman" w:cs="Times New Roman"/>
-        </w:rPr>
-      </w:pPr>
-      <w:r>
-        <w:rPr>
-          <w:rFonts w:ascii="Times New Roman" w:hAnsi="Times New Roman" w:cs="Times New Roman"/>
-        </w:rPr>
-        <w:t xml:space="preserve">- code </w:t>
-      </w:r>
-      <w:proofErr w:type="spellStart"/>
-      <w:r>
-        <w:rPr>
-          <w:rFonts w:ascii="Times New Roman" w:hAnsi="Times New Roman" w:cs="Times New Roman"/>
-        </w:rPr>
-        <w:t>phải</w:t>
-      </w:r>
-      <w:proofErr w:type="spellEnd"/>
-      <w:r>
-        <w:rPr>
-          <w:rFonts w:ascii="Times New Roman" w:hAnsi="Times New Roman" w:cs="Times New Roman"/>
-        </w:rPr>
-        <w:t xml:space="preserve"> </w:t>
-      </w:r>
-      <w:proofErr w:type="spellStart"/>
-      <w:r>
-        <w:rPr>
-          <w:rFonts w:ascii="Times New Roman" w:hAnsi="Times New Roman" w:cs="Times New Roman"/>
-        </w:rPr>
-        <w:t>chạy</w:t>
-      </w:r>
-      <w:proofErr w:type="spellEnd"/>
-      <w:r>
-        <w:rPr>
-          <w:rFonts w:ascii="Times New Roman" w:hAnsi="Times New Roman" w:cs="Times New Roman"/>
-        </w:rPr>
-        <w:t xml:space="preserve"> </w:t>
-      </w:r>
-      <w:proofErr w:type="spellStart"/>
-      <w:r>
-        <w:rPr>
-          <w:rFonts w:ascii="Times New Roman" w:hAnsi="Times New Roman" w:cs="Times New Roman"/>
-        </w:rPr>
-        <w:t>được</w:t>
-      </w:r>
-      <w:proofErr w:type="spellEnd"/>
-      <w:r>
-        <w:rPr>
-          <w:rFonts w:ascii="Times New Roman" w:hAnsi="Times New Roman" w:cs="Times New Roman"/>
-        </w:rPr>
-        <w:t xml:space="preserve"> </w:t>
-      </w:r>
-      <w:proofErr w:type="spellStart"/>
-      <w:r>
-        <w:rPr>
-          <w:rFonts w:ascii="Times New Roman" w:hAnsi="Times New Roman" w:cs="Times New Roman"/>
-        </w:rPr>
-        <w:t>thực</w:t>
-      </w:r>
-      <w:proofErr w:type="spellEnd"/>
-      <w:r>
-        <w:rPr>
-          <w:rFonts w:ascii="Times New Roman" w:hAnsi="Times New Roman" w:cs="Times New Roman"/>
-        </w:rPr>
-        <w:t xml:space="preserve"> </w:t>
-      </w:r>
-      <w:proofErr w:type="spellStart"/>
-      <w:r>
-        <w:rPr>
-          <w:rFonts w:ascii="Times New Roman" w:hAnsi="Times New Roman" w:cs="Times New Roman"/>
-        </w:rPr>
-        <w:t>tế</w:t>
-      </w:r>
-      <w:proofErr w:type="spellEnd"/>
-    </w:p>
-    <w:p>
-      <w:pPr>
-        <w:rPr>
-          <w:rFonts w:ascii="Times New Roman" w:hAnsi="Times New Roman" w:cs="Times New Roman"/>
-        </w:rPr>
-      </w:pPr>
-      <w:r>
-        <w:rPr>
-          <w:rFonts w:ascii="Times New Roman" w:hAnsi="Times New Roman" w:cs="Times New Roman"/>
-        </w:rPr>
-        <w:t xml:space="preserve">- </w:t>
-      </w:r>
-      <w:proofErr w:type="spellStart"/>
-      <w:r>
-        <w:rPr>
-          <w:rFonts w:ascii="Times New Roman" w:hAnsi="Times New Roman" w:cs="Times New Roman"/>
-        </w:rPr>
-        <w:t>đúng</w:t>
-      </w:r>
-      <w:proofErr w:type="spellEnd"/>
-      <w:r>
-        <w:rPr>
-          <w:rFonts w:ascii="Times New Roman" w:hAnsi="Times New Roman" w:cs="Times New Roman"/>
-        </w:rPr>
-        <w:t xml:space="preserve"> </w:t>
-      </w:r>
-      <w:proofErr w:type="spellStart"/>
-      <w:r>
-        <w:rPr>
-          <w:rFonts w:ascii="Times New Roman" w:hAnsi="Times New Roman" w:cs="Times New Roman"/>
-        </w:rPr>
-        <w:t>với</w:t>
-      </w:r>
-      <w:proofErr w:type="spellEnd"/>
-      <w:r>
-        <w:rPr>
-          <w:rFonts w:ascii="Times New Roman" w:hAnsi="Times New Roman" w:cs="Times New Roman"/>
-        </w:rPr>
-        <w:t xml:space="preserve"> </w:t>
-      </w:r>
-      <w:proofErr w:type="spellStart"/>
-      <w:r>
-        <w:rPr>
-          <w:rFonts w:ascii="Times New Roman" w:hAnsi="Times New Roman" w:cs="Times New Roman"/>
-        </w:rPr>
-        <w:t>môi</w:t>
-      </w:r>
-      <w:proofErr w:type="spellEnd"/>
-      <w:r>
-        <w:rPr>
-          <w:rFonts w:ascii="Times New Roman" w:hAnsi="Times New Roman" w:cs="Times New Roman"/>
-        </w:rPr>
-        <w:t xml:space="preserve"> </w:t>
-      </w:r>
-      <w:proofErr w:type="spellStart"/>
-      <w:r>
-        <w:rPr>
-          <w:rFonts w:ascii="Times New Roman" w:hAnsi="Times New Roman" w:cs="Times New Roman"/>
-        </w:rPr>
-        <w:t>trường</w:t>
-      </w:r>
-      <w:proofErr w:type="spellEnd"/>
-      <w:r>
-        <w:rPr>
-          <w:rFonts w:ascii="Times New Roman" w:hAnsi="Times New Roman" w:cs="Times New Roman"/>
-        </w:rPr>
-        <w:t xml:space="preserve"> VMware lab</w:t>
-      </w:r>
-    </w:p>
-    <w:p>
-      <w:pPr>
-        <w:rPr>
-          <w:rFonts w:ascii="Times New Roman" w:hAnsi="Times New Roman" w:cs="Times New Roman"/>
-        </w:rPr>
-      </w:pPr>
-      <w:r>
-        <w:rPr>
-          <w:rFonts w:ascii="Times New Roman" w:hAnsi="Times New Roman" w:cs="Times New Roman"/>
-        </w:rPr>
-        <w:t xml:space="preserve">- </w:t>
-      </w:r>
-      <w:proofErr w:type="spellStart"/>
-      <w:r>
-        <w:rPr>
-          <w:rFonts w:ascii="Times New Roman" w:hAnsi="Times New Roman" w:cs="Times New Roman"/>
-        </w:rPr>
-        <w:t>không</w:t>
-      </w:r>
-      <w:proofErr w:type="spellEnd"/>
-      <w:r>
-        <w:rPr>
-          <w:rFonts w:ascii="Times New Roman" w:hAnsi="Times New Roman" w:cs="Times New Roman"/>
-        </w:rPr>
-        <w:t xml:space="preserve"> </w:t>
-      </w:r>
-      <w:proofErr w:type="spellStart"/>
-      <w:r>
-        <w:rPr>
-          <w:rFonts w:ascii="Times New Roman" w:hAnsi="Times New Roman" w:cs="Times New Roman"/>
-        </w:rPr>
-        <w:t>bỏ</w:t>
-      </w:r>
-      <w:proofErr w:type="spellEnd"/>
-      <w:r>
-        <w:rPr>
-          <w:rFonts w:ascii="Times New Roman" w:hAnsi="Times New Roman" w:cs="Times New Roman"/>
-        </w:rPr>
-        <w:t xml:space="preserve"> </w:t>
-      </w:r>
-      <w:proofErr w:type="spellStart"/>
-      <w:r>
-        <w:rPr>
-          <w:rFonts w:ascii="Times New Roman" w:hAnsi="Times New Roman" w:cs="Times New Roman"/>
-        </w:rPr>
-        <w:t>sót</w:t>
-      </w:r>
-      <w:proofErr w:type="spellEnd"/>
-      <w:r>
-        <w:rPr>
-          <w:rFonts w:ascii="Times New Roman" w:hAnsi="Times New Roman" w:cs="Times New Roman"/>
-        </w:rPr>
-        <w:t xml:space="preserve"> </w:t>
-      </w:r>
-      <w:proofErr w:type="spellStart"/>
-      <w:r>
-        <w:rPr>
-          <w:rFonts w:ascii="Times New Roman" w:hAnsi="Times New Roman" w:cs="Times New Roman"/>
-        </w:rPr>
-        <w:t>bước</w:t>
-      </w:r>
-      <w:proofErr w:type="spellEnd"/>
-      <w:r>
-        <w:rPr>
-          <w:rFonts w:ascii="Times New Roman" w:hAnsi="Times New Roman" w:cs="Times New Roman"/>
-        </w:rPr>
-        <w:t xml:space="preserve"> </w:t>
-      </w:r>
-      <w:proofErr w:type="spellStart"/>
-      <w:r>
-        <w:rPr>
-          <w:rFonts w:ascii="Times New Roman" w:hAnsi="Times New Roman" w:cs="Times New Roman"/>
-        </w:rPr>
-        <w:t>nào</w:t>
-      </w:r>
-      <w:proofErr w:type="spellEnd"/>
     </w:p>
     <w:p>
       <w:pPr>
@@ -6452,7 +6478,7 @@
         </w:rPr>
         <w:t>Link</w:t>
       </w:r>
-      <w:hyperlink r:id="rId8" w:history="1">
+      <w:hyperlink r:id="rId9" w:history="1">
         <w:r>
           <w:rPr>
             <w:rStyle w:val="Hyperlink"/>
@@ -7502,6 +7528,7 @@
   <w:style w:type="character" w:default="1" w:styleId="DefaultParagraphFont">
     <w:name w:val="Default Paragraph Font"/>
     <w:uiPriority w:val="1"/>
+    <w:semiHidden/>
     <w:unhideWhenUsed/>
   </w:style>
   <w:style w:type="table" w:default="1" w:styleId="TableNormal">
